--- a/Assignments_and_Rules/CU04448 Intelligent Control Course Instruction.docx
+++ b/Assignments_and_Rules/CU04448 Intelligent Control Course Instruction.docx
@@ -84,13 +84,41 @@
     <w:p>
       <w:r>
         <w:tab/>
-        <w:t>Blok1: Python programming basics</w:t>
+      </w:r>
+      <w:r>
+        <w:t>1</w:t>
+      </w:r>
+      <w:r>
+        <w:rPr>
+          <w:vertAlign w:val="superscript"/>
+        </w:rPr>
+        <w:t>st</w:t>
+      </w:r>
+      <w:r>
+        <w:t xml:space="preserve"> part</w:t>
+      </w:r>
+      <w:r>
+        <w:t>: Python programming basics</w:t>
       </w:r>
     </w:p>
     <w:p>
       <w:r>
         <w:tab/>
-        <w:t xml:space="preserve">Blok2: </w:t>
+      </w:r>
+      <w:r>
+        <w:t>2</w:t>
+      </w:r>
+      <w:r>
+        <w:rPr>
+          <w:vertAlign w:val="superscript"/>
+        </w:rPr>
+        <w:t>nd</w:t>
+      </w:r>
+      <w:r>
+        <w:t xml:space="preserve"> part</w:t>
+      </w:r>
+      <w:r>
+        <w:t xml:space="preserve">: </w:t>
       </w:r>
       <w:r>
         <w:t>Programming/Data related knowledge in real-life scenarios</w:t>
@@ -196,7 +224,13 @@
         <w:t>in lectures, not all detailed explanations will be on learn because that is too much work.</w:t>
       </w:r>
       <w:r>
-        <w:t xml:space="preserve"> Also, you can ask questions and get answers.</w:t>
+        <w:t xml:space="preserve"> Also, you can ask questions and get answers</w:t>
+      </w:r>
+      <w:r>
+        <w:t xml:space="preserve"> during gatherings</w:t>
+      </w:r>
+      <w:r>
+        <w:t>.</w:t>
       </w:r>
       <w:r>
         <w:t xml:space="preserve"> </w:t>
@@ -211,6 +245,9 @@
         <w:t xml:space="preserve">explain the concepts in the slides without </w:t>
       </w:r>
       <w:r>
+        <w:t xml:space="preserve">a lot of </w:t>
+      </w:r>
+      <w:r>
         <w:t>pe</w:t>
       </w:r>
       <w:r>
@@ -223,7 +260,13 @@
         <w:t xml:space="preserve"> at</w:t>
       </w:r>
       <w:r>
-        <w:t xml:space="preserve"> some </w:t>
+        <w:t xml:space="preserve"> </w:t>
+      </w:r>
+      <w:r>
+        <w:t>the</w:t>
+      </w:r>
+      <w:r>
+        <w:t xml:space="preserve"> </w:t>
       </w:r>
       <w:r>
         <w:t>reference</w:t>
@@ -356,6 +399,13 @@
         </w:rPr>
         <w:t>, expect me to reply to your email within 5 working days.</w:t>
       </w:r>
+      <w:r>
+        <w:rPr>
+          <w:i/>
+          <w:iCs/>
+        </w:rPr>
+        <w:t xml:space="preserve"> If not, please do not hesitate to send me a reminder email.</w:t>
+      </w:r>
     </w:p>
     <w:p>
       <w:pPr>
@@ -379,14 +429,998 @@
       </w:pPr>
       <w:r>
         <w:lastRenderedPageBreak/>
-        <w:t>Lecture accompanying a</w:t>
-      </w:r>
-      <w:r>
-        <w:t>ssignments</w:t>
+        <w:t>Lab assignment (TOETS01)</w:t>
+      </w:r>
+      <w:r>
+        <w:t>: Indoor Robot Localization</w:t>
+      </w:r>
+    </w:p>
+    <w:p>
+      <w:pPr>
+        <w:spacing w:before="80" w:after="40" w:line="259" w:lineRule="auto"/>
+        <w:rPr>
+          <w:b/>
+          <w:bCs/>
+          <w:i/>
+          <w:iCs/>
+        </w:rPr>
+      </w:pPr>
+      <w:r>
+        <w:rPr>
+          <w:b/>
+          <w:bCs/>
+          <w:i/>
+          <w:iCs/>
+        </w:rPr>
+        <w:t>The</w:t>
+      </w:r>
+      <w:r>
+        <w:rPr>
+          <w:b/>
+          <w:bCs/>
+          <w:i/>
+          <w:iCs/>
+        </w:rPr>
+        <w:t xml:space="preserve"> scenario:</w:t>
+      </w:r>
+    </w:p>
+    <w:p>
+      <w:pPr>
+        <w:spacing w:after="40" w:line="259" w:lineRule="auto"/>
+      </w:pPr>
+      <w:r>
+        <w:tab/>
+        <w:t xml:space="preserve">You run a large factory, you have the </w:t>
+      </w:r>
+      <w:r>
+        <w:t>map of the factory. You deploy multiple small robots in the factory, they reset every night</w:t>
+      </w:r>
+      <w:r>
+        <w:t xml:space="preserve"> to perform system upgrade and maintenance. </w:t>
+      </w:r>
+      <w:r>
+        <w:t>However, when the robot</w:t>
+      </w:r>
+      <w:r>
+        <w:t>s</w:t>
+      </w:r>
+      <w:r>
+        <w:t xml:space="preserve"> reboot every morning, </w:t>
+      </w:r>
+      <w:r>
+        <w:t xml:space="preserve">they lose their </w:t>
+      </w:r>
+      <w:r>
+        <w:t>location information</w:t>
+      </w:r>
+      <w:r>
+        <w:t xml:space="preserve"> and it’s impossible for these robots to function without knowing </w:t>
+      </w:r>
+      <w:r>
+        <w:t>their</w:t>
+      </w:r>
+      <w:r>
+        <w:t xml:space="preserve"> location</w:t>
+      </w:r>
+      <w:r>
+        <w:t xml:space="preserve">. It is impossible to </w:t>
+      </w:r>
+      <w:r>
+        <w:t>localize the robots</w:t>
+      </w:r>
+      <w:r>
+        <w:t xml:space="preserve"> manually, the robot must localize itsel</w:t>
+      </w:r>
+      <w:r>
+        <w:t>f in the factory.</w:t>
+      </w:r>
+    </w:p>
+    <w:p>
+      <w:pPr>
+        <w:spacing w:before="80" w:after="40" w:line="259" w:lineRule="auto"/>
+        <w:rPr>
+          <w:b/>
+          <w:bCs/>
+          <w:i/>
+          <w:iCs/>
+        </w:rPr>
+      </w:pPr>
+      <w:r>
+        <w:rPr>
+          <w:b/>
+          <w:bCs/>
+          <w:i/>
+          <w:iCs/>
+        </w:rPr>
+        <w:t>The method:</w:t>
+      </w:r>
+    </w:p>
+    <w:p>
+      <w:pPr>
+        <w:spacing w:after="40" w:line="259" w:lineRule="auto"/>
+      </w:pPr>
+      <w:r>
+        <w:tab/>
+        <w:t xml:space="preserve">We utilize the concept of </w:t>
+      </w:r>
+      <w:r>
+        <w:rPr>
+          <w:b/>
+          <w:bCs/>
+        </w:rPr>
+        <w:t>particle filter</w:t>
+      </w:r>
+      <w:r>
+        <w:t xml:space="preserve">, a </w:t>
+      </w:r>
+      <w:r>
+        <w:t>Bayesian Monte-Carlo</w:t>
+      </w:r>
+      <w:r>
+        <w:t xml:space="preserve"> stochastic</w:t>
+      </w:r>
+      <w:r>
+        <w:t xml:space="preserve"> method</w:t>
+      </w:r>
+      <w:r>
+        <w:t xml:space="preserve"> to discover </w:t>
+      </w:r>
+      <w:r>
+        <w:t xml:space="preserve">the location of the robot. </w:t>
+      </w:r>
+    </w:p>
+    <w:p>
+      <w:pPr>
+        <w:spacing w:before="80" w:after="40" w:line="259" w:lineRule="auto"/>
+        <w:rPr>
+          <w:b/>
+          <w:bCs/>
+          <w:i/>
+          <w:iCs/>
+        </w:rPr>
+      </w:pPr>
+      <w:r>
+        <w:rPr>
+          <w:b/>
+          <w:bCs/>
+          <w:i/>
+          <w:iCs/>
+        </w:rPr>
+        <w:t>The assignment:</w:t>
+      </w:r>
+    </w:p>
+    <w:p>
+      <w:pPr>
+        <w:spacing w:after="40" w:line="259" w:lineRule="auto"/>
+        <w:ind w:firstLine="720"/>
+      </w:pPr>
+      <w:r>
+        <w:t xml:space="preserve">Implement this method on an </w:t>
+      </w:r>
+      <w:r>
+        <w:t>robot</w:t>
+      </w:r>
+      <w:r>
+        <w:t xml:space="preserve"> equipped</w:t>
+      </w:r>
+      <w:r>
+        <w:t xml:space="preserve"> with</w:t>
       </w:r>
       <w:r>
         <w:t xml:space="preserve"> </w:t>
       </w:r>
+      <w:r>
+        <w:t>R</w:t>
+      </w:r>
+      <w:r>
+        <w:t>aspberry</w:t>
+      </w:r>
+      <w:r>
+        <w:t>-</w:t>
+      </w:r>
+      <w:r>
+        <w:t>P</w:t>
+      </w:r>
+      <w:r>
+        <w:t>i</w:t>
+      </w:r>
+      <w:r>
+        <w:t>. The robot can move</w:t>
+      </w:r>
+      <w:r>
+        <w:t xml:space="preserve"> in space,</w:t>
+      </w:r>
+      <w:r>
+        <w:t xml:space="preserve"> either with wheels,</w:t>
+      </w:r>
+      <w:r>
+        <w:t xml:space="preserve"> continuous</w:t>
+      </w:r>
+      <w:r>
+        <w:t xml:space="preserve"> </w:t>
+      </w:r>
+      <w:r>
+        <w:rPr>
+          <w:rFonts w:hint="eastAsia"/>
+        </w:rPr>
+        <w:t>track</w:t>
+      </w:r>
+      <w:r>
+        <w:t>s</w:t>
+      </w:r>
+      <w:r>
+        <w:rPr>
+          <w:rFonts w:hint="eastAsia"/>
+        </w:rPr>
+        <w:t>,</w:t>
+      </w:r>
+      <w:r>
+        <w:t xml:space="preserve"> </w:t>
+      </w:r>
+      <w:r>
+        <w:rPr>
+          <w:rFonts w:hint="eastAsia"/>
+        </w:rPr>
+        <w:t>crawlers</w:t>
+      </w:r>
+      <w:r>
+        <w:t>, or even a drone</w:t>
+      </w:r>
+      <w:r>
+        <w:t xml:space="preserve"> that can fly</w:t>
+      </w:r>
+      <w:r>
+        <w:t>.</w:t>
+      </w:r>
+      <w:r>
+        <w:t xml:space="preserve"> </w:t>
+      </w:r>
+      <w:r>
+        <w:t>You are free to choose</w:t>
+      </w:r>
+      <w:r>
+        <w:t xml:space="preserve"> how your robot </w:t>
+      </w:r>
+      <w:r>
+        <w:t>can move based on your problem analysis &amp; design</w:t>
+      </w:r>
+      <w:r>
+        <w:t>.</w:t>
+      </w:r>
+    </w:p>
+    <w:p>
+      <w:pPr>
+        <w:spacing w:before="80" w:after="40" w:line="259" w:lineRule="auto"/>
+        <w:rPr>
+          <w:b/>
+          <w:bCs/>
+          <w:i/>
+          <w:iCs/>
+        </w:rPr>
+      </w:pPr>
+      <w:r>
+        <w:rPr>
+          <w:b/>
+          <w:bCs/>
+          <w:i/>
+          <w:iCs/>
+        </w:rPr>
+        <w:t>Deliverables:</w:t>
+      </w:r>
+    </w:p>
+    <w:p>
+      <w:pPr>
+        <w:pStyle w:val="ListParagraph"/>
+        <w:numPr>
+          <w:ilvl w:val="0"/>
+          <w:numId w:val="12"/>
+        </w:numPr>
+        <w:spacing w:after="40" w:line="259" w:lineRule="auto"/>
+        <w:rPr>
+          <w:i/>
+          <w:iCs/>
+        </w:rPr>
+      </w:pPr>
+      <w:r>
+        <w:rPr>
+          <w:i/>
+          <w:iCs/>
+        </w:rPr>
+        <w:t>Report</w:t>
+      </w:r>
+    </w:p>
+    <w:p>
+      <w:pPr>
+        <w:pStyle w:val="ListParagraph"/>
+        <w:numPr>
+          <w:ilvl w:val="0"/>
+          <w:numId w:val="12"/>
+        </w:numPr>
+        <w:spacing w:after="40" w:line="259" w:lineRule="auto"/>
+        <w:rPr>
+          <w:i/>
+          <w:iCs/>
+        </w:rPr>
+      </w:pPr>
+      <w:r>
+        <w:rPr>
+          <w:i/>
+          <w:iCs/>
+        </w:rPr>
+        <w:t>Prototype</w:t>
+      </w:r>
+    </w:p>
+    <w:p>
+      <w:pPr>
+        <w:pStyle w:val="ListParagraph"/>
+        <w:numPr>
+          <w:ilvl w:val="0"/>
+          <w:numId w:val="12"/>
+        </w:numPr>
+        <w:spacing w:after="40" w:line="259" w:lineRule="auto"/>
+        <w:rPr>
+          <w:i/>
+          <w:iCs/>
+        </w:rPr>
+      </w:pPr>
+      <w:r>
+        <w:rPr>
+          <w:i/>
+          <w:iCs/>
+        </w:rPr>
+        <w:t>Demo</w:t>
+      </w:r>
+    </w:p>
+    <w:p>
+      <w:pPr>
+        <w:spacing w:before="80" w:after="40" w:line="259" w:lineRule="auto"/>
+        <w:rPr>
+          <w:b/>
+          <w:bCs/>
+          <w:i/>
+          <w:iCs/>
+        </w:rPr>
+      </w:pPr>
+      <w:r>
+        <w:rPr>
+          <w:b/>
+          <w:bCs/>
+          <w:i/>
+          <w:iCs/>
+        </w:rPr>
+        <w:t>You need to demonstrate:</w:t>
+      </w:r>
+    </w:p>
+    <w:p>
+      <w:pPr>
+        <w:pStyle w:val="ListParagraph"/>
+        <w:numPr>
+          <w:ilvl w:val="0"/>
+          <w:numId w:val="21"/>
+        </w:numPr>
+        <w:spacing w:after="40" w:line="259" w:lineRule="auto"/>
+        <w:rPr>
+          <w:i/>
+          <w:iCs/>
+        </w:rPr>
+      </w:pPr>
+      <w:r>
+        <w:rPr>
+          <w:i/>
+          <w:iCs/>
+        </w:rPr>
+        <w:t>You know what is a (simplified) particle filter and how can this</w:t>
+      </w:r>
+      <w:r>
+        <w:rPr>
+          <w:i/>
+          <w:iCs/>
+        </w:rPr>
+        <w:t xml:space="preserve"> method accomplish the map-aware indoor localization task.</w:t>
+      </w:r>
+    </w:p>
+    <w:p>
+      <w:pPr>
+        <w:pStyle w:val="ListParagraph"/>
+        <w:numPr>
+          <w:ilvl w:val="0"/>
+          <w:numId w:val="21"/>
+        </w:numPr>
+        <w:spacing w:after="40" w:line="259" w:lineRule="auto"/>
+        <w:rPr>
+          <w:i/>
+          <w:iCs/>
+        </w:rPr>
+      </w:pPr>
+      <w:r>
+        <w:rPr>
+          <w:i/>
+          <w:iCs/>
+        </w:rPr>
+        <w:t>What hardware did you select</w:t>
+      </w:r>
+      <w:r>
+        <w:rPr>
+          <w:i/>
+          <w:iCs/>
+        </w:rPr>
+        <w:t xml:space="preserve"> and </w:t>
+      </w:r>
+      <w:r>
+        <w:rPr>
+          <w:i/>
+          <w:iCs/>
+        </w:rPr>
+        <w:t>why</w:t>
+      </w:r>
+      <w:r>
+        <w:rPr>
+          <w:i/>
+          <w:iCs/>
+        </w:rPr>
+        <w:t>.</w:t>
+      </w:r>
+    </w:p>
+    <w:p>
+      <w:pPr>
+        <w:pStyle w:val="ListParagraph"/>
+        <w:numPr>
+          <w:ilvl w:val="0"/>
+          <w:numId w:val="21"/>
+        </w:numPr>
+        <w:spacing w:after="40" w:line="259" w:lineRule="auto"/>
+        <w:rPr>
+          <w:i/>
+          <w:iCs/>
+        </w:rPr>
+      </w:pPr>
+      <w:r>
+        <w:rPr>
+          <w:i/>
+          <w:iCs/>
+        </w:rPr>
+        <w:t xml:space="preserve">How exactly did you implement </w:t>
+      </w:r>
+      <w:r>
+        <w:rPr>
+          <w:i/>
+          <w:iCs/>
+        </w:rPr>
+        <w:t>your particle filter</w:t>
+      </w:r>
+      <w:r>
+        <w:rPr>
+          <w:i/>
+          <w:iCs/>
+        </w:rPr>
+        <w:t xml:space="preserve"> in software</w:t>
+      </w:r>
+      <w:r>
+        <w:rPr>
+          <w:i/>
+          <w:iCs/>
+        </w:rPr>
+        <w:t>.</w:t>
+      </w:r>
+    </w:p>
+    <w:p>
+      <w:pPr>
+        <w:pStyle w:val="ListParagraph"/>
+        <w:numPr>
+          <w:ilvl w:val="0"/>
+          <w:numId w:val="21"/>
+        </w:numPr>
+        <w:spacing w:after="40" w:line="259" w:lineRule="auto"/>
+        <w:rPr>
+          <w:i/>
+          <w:iCs/>
+        </w:rPr>
+      </w:pPr>
+      <w:r>
+        <w:rPr>
+          <w:i/>
+          <w:iCs/>
+        </w:rPr>
+        <w:t>How did you realize the movement and how does that work together with the software</w:t>
+      </w:r>
+    </w:p>
+    <w:p>
+      <w:pPr>
+        <w:pStyle w:val="ListParagraph"/>
+        <w:numPr>
+          <w:ilvl w:val="0"/>
+          <w:numId w:val="21"/>
+        </w:numPr>
+        <w:spacing w:after="40" w:line="259" w:lineRule="auto"/>
+        <w:rPr>
+          <w:i/>
+          <w:iCs/>
+        </w:rPr>
+      </w:pPr>
+      <w:r>
+        <w:rPr>
+          <w:i/>
+          <w:iCs/>
+        </w:rPr>
+        <w:t>Visually</w:t>
+      </w:r>
+      <w:r>
+        <w:rPr>
+          <w:i/>
+          <w:iCs/>
+        </w:rPr>
+        <w:t xml:space="preserve"> demonstrate that your robot has found its</w:t>
+      </w:r>
+      <w:r>
+        <w:rPr>
+          <w:i/>
+          <w:iCs/>
+        </w:rPr>
+        <w:t xml:space="preserve"> correct</w:t>
+      </w:r>
+      <w:r>
+        <w:rPr>
+          <w:i/>
+          <w:iCs/>
+        </w:rPr>
+        <w:t xml:space="preserve"> position</w:t>
+      </w:r>
+      <w:r>
+        <w:rPr>
+          <w:i/>
+          <w:iCs/>
+        </w:rPr>
+        <w:t xml:space="preserve"> in the map</w:t>
+      </w:r>
+      <w:r>
+        <w:rPr>
+          <w:i/>
+          <w:iCs/>
+        </w:rPr>
+        <w:t>.</w:t>
+      </w:r>
+    </w:p>
+    <w:p>
+      <w:pPr>
+        <w:pStyle w:val="ListParagraph"/>
+        <w:spacing w:after="40" w:line="259" w:lineRule="auto"/>
+        <w:rPr>
+          <w:i/>
+          <w:iCs/>
+        </w:rPr>
+      </w:pPr>
+    </w:p>
+    <w:p>
+      <w:pPr>
+        <w:spacing w:after="40" w:line="259" w:lineRule="auto"/>
+        <w:rPr>
+          <w:b/>
+          <w:bCs/>
+          <w:i/>
+          <w:iCs/>
+        </w:rPr>
+      </w:pPr>
+      <w:r>
+        <w:rPr>
+          <w:b/>
+          <w:bCs/>
+          <w:i/>
+          <w:iCs/>
+        </w:rPr>
+        <w:t>The hardware</w:t>
+      </w:r>
+      <w:r>
+        <w:rPr>
+          <w:b/>
+          <w:bCs/>
+          <w:i/>
+          <w:iCs/>
+        </w:rPr>
+        <w:t>:</w:t>
+      </w:r>
+    </w:p>
+    <w:p>
+      <w:pPr>
+        <w:pStyle w:val="ListParagraph"/>
+        <w:numPr>
+          <w:ilvl w:val="0"/>
+          <w:numId w:val="23"/>
+        </w:numPr>
+        <w:spacing w:after="40" w:line="259" w:lineRule="auto"/>
+        <w:rPr>
+          <w:i/>
+          <w:iCs/>
+        </w:rPr>
+      </w:pPr>
+      <w:r>
+        <w:rPr>
+          <w:i/>
+          <w:iCs/>
+        </w:rPr>
+        <w:t>Raspberry Pi</w:t>
+      </w:r>
+      <w:r>
+        <w:rPr>
+          <w:i/>
+          <w:iCs/>
+        </w:rPr>
+        <w:t xml:space="preserve"> (</w:t>
+      </w:r>
+      <w:r>
+        <w:rPr>
+          <w:i/>
+          <w:iCs/>
+        </w:rPr>
+        <w:t>not too old)</w:t>
+      </w:r>
+      <w:r>
+        <w:rPr>
+          <w:i/>
+          <w:iCs/>
+        </w:rPr>
+        <w:t>.</w:t>
+      </w:r>
+    </w:p>
+    <w:p>
+      <w:pPr>
+        <w:pStyle w:val="ListParagraph"/>
+        <w:numPr>
+          <w:ilvl w:val="0"/>
+          <w:numId w:val="23"/>
+        </w:numPr>
+        <w:spacing w:after="40" w:line="259" w:lineRule="auto"/>
+        <w:rPr>
+          <w:i/>
+          <w:iCs/>
+        </w:rPr>
+      </w:pPr>
+      <w:r>
+        <w:rPr>
+          <w:i/>
+          <w:iCs/>
+        </w:rPr>
+        <w:t>Any h</w:t>
+      </w:r>
+      <w:r>
+        <w:rPr>
+          <w:i/>
+          <w:iCs/>
+        </w:rPr>
+        <w:t>ardware that you need to build your robot.</w:t>
+      </w:r>
+    </w:p>
+    <w:p>
+      <w:pPr>
+        <w:pStyle w:val="ListParagraph"/>
+        <w:numPr>
+          <w:ilvl w:val="1"/>
+          <w:numId w:val="23"/>
+        </w:numPr>
+        <w:spacing w:after="40" w:line="259" w:lineRule="auto"/>
+        <w:rPr>
+          <w:i/>
+          <w:iCs/>
+        </w:rPr>
+      </w:pPr>
+      <w:r>
+        <w:rPr>
+          <w:i/>
+          <w:iCs/>
+        </w:rPr>
+        <w:t>Something that can move</w:t>
+      </w:r>
+      <w:r>
+        <w:rPr>
+          <w:i/>
+          <w:iCs/>
+        </w:rPr>
+        <w:t xml:space="preserve"> around</w:t>
+      </w:r>
+      <w:r>
+        <w:rPr>
+          <w:i/>
+          <w:iCs/>
+        </w:rPr>
+        <w:t xml:space="preserve"> based on the </w:t>
+      </w:r>
+      <w:r>
+        <w:rPr>
+          <w:i/>
+          <w:iCs/>
+        </w:rPr>
+        <w:t>signals you send in raspberry pi</w:t>
+      </w:r>
+    </w:p>
+    <w:p>
+      <w:pPr>
+        <w:pStyle w:val="ListParagraph"/>
+        <w:numPr>
+          <w:ilvl w:val="1"/>
+          <w:numId w:val="23"/>
+        </w:numPr>
+        <w:spacing w:after="40" w:line="259" w:lineRule="auto"/>
+        <w:rPr>
+          <w:i/>
+          <w:iCs/>
+        </w:rPr>
+      </w:pPr>
+      <w:r>
+        <w:rPr>
+          <w:i/>
+          <w:iCs/>
+        </w:rPr>
+        <w:t xml:space="preserve">Something that can </w:t>
+      </w:r>
+      <w:r>
+        <w:rPr>
+          <w:i/>
+          <w:iCs/>
+        </w:rPr>
+        <w:t>transmit the signal</w:t>
+      </w:r>
+    </w:p>
+    <w:p>
+      <w:pPr>
+        <w:pStyle w:val="ListParagraph"/>
+        <w:numPr>
+          <w:ilvl w:val="1"/>
+          <w:numId w:val="23"/>
+        </w:numPr>
+        <w:spacing w:after="40" w:line="259" w:lineRule="auto"/>
+        <w:rPr>
+          <w:i/>
+          <w:iCs/>
+        </w:rPr>
+      </w:pPr>
+      <w:r>
+        <w:rPr>
+          <w:i/>
+          <w:iCs/>
+        </w:rPr>
+        <w:t xml:space="preserve">In case you need sensors to sense the environment or the </w:t>
+      </w:r>
+      <w:r>
+        <w:rPr>
+          <w:i/>
+          <w:iCs/>
+        </w:rPr>
+        <w:t>robot’s movement</w:t>
+      </w:r>
+      <w:r>
+        <w:rPr>
+          <w:i/>
+          <w:iCs/>
+        </w:rPr>
+        <w:t>.</w:t>
+      </w:r>
+    </w:p>
+    <w:p>
+      <w:pPr>
+        <w:spacing w:line="259" w:lineRule="auto"/>
+        <w:rPr>
+          <w:i/>
+          <w:iCs/>
+        </w:rPr>
+      </w:pPr>
+    </w:p>
+    <w:p>
+      <w:pPr>
+        <w:spacing w:line="259" w:lineRule="auto"/>
+        <w:rPr>
+          <w:b/>
+          <w:bCs/>
+          <w:i/>
+          <w:iCs/>
+        </w:rPr>
+      </w:pPr>
+      <w:r>
+        <w:rPr>
+          <w:b/>
+          <w:bCs/>
+          <w:i/>
+          <w:iCs/>
+        </w:rPr>
+        <w:t>The logistics:</w:t>
+      </w:r>
+    </w:p>
+    <w:p>
+      <w:pPr>
+        <w:spacing w:line="259" w:lineRule="auto"/>
+        <w:rPr>
+          <w:i/>
+          <w:iCs/>
+        </w:rPr>
+      </w:pPr>
+      <w:r>
+        <w:rPr>
+          <w:i/>
+          <w:iCs/>
+        </w:rPr>
+        <w:t>The lab will be like a “open project” kind of style. The lecturer will act as a “client” and you will need to continuously communicate with the “client” to sync your progress and align the expectations.</w:t>
+      </w:r>
+    </w:p>
+    <w:p>
+      <w:pPr>
+        <w:spacing w:line="259" w:lineRule="auto"/>
+        <w:rPr>
+          <w:i/>
+          <w:iCs/>
+        </w:rPr>
+      </w:pPr>
+      <w:r>
+        <w:rPr>
+          <w:i/>
+          <w:iCs/>
+        </w:rPr>
+        <w:t>Recommended workflow:</w:t>
+      </w:r>
+    </w:p>
+    <w:p>
+      <w:pPr>
+        <w:spacing w:line="259" w:lineRule="auto"/>
+        <w:ind w:left="720"/>
+        <w:rPr>
+          <w:i/>
+          <w:iCs/>
+        </w:rPr>
+      </w:pPr>
+      <w:r>
+        <w:rPr>
+          <w:i/>
+          <w:iCs/>
+        </w:rPr>
+        <w:t xml:space="preserve">Problem analysis, </w:t>
+      </w:r>
+    </w:p>
+    <w:p>
+      <w:pPr>
+        <w:spacing w:line="259" w:lineRule="auto"/>
+        <w:ind w:left="720"/>
+        <w:rPr>
+          <w:i/>
+          <w:iCs/>
+        </w:rPr>
+      </w:pPr>
+      <w:r>
+        <w:rPr>
+          <w:i/>
+          <w:iCs/>
+        </w:rPr>
+        <w:t xml:space="preserve">System design and determine what to purchase, </w:t>
+      </w:r>
+      <w:r>
+        <w:rPr>
+          <w:i/>
+          <w:iCs/>
+          <w:u w:val="single"/>
+        </w:rPr>
+        <w:t xml:space="preserve">think about </w:t>
+      </w:r>
+      <w:r>
+        <w:rPr>
+          <w:i/>
+          <w:iCs/>
+          <w:u w:val="single"/>
+        </w:rPr>
+        <w:t xml:space="preserve">testing and </w:t>
+      </w:r>
+      <w:r>
+        <w:rPr>
+          <w:i/>
+          <w:iCs/>
+          <w:u w:val="single"/>
+        </w:rPr>
+        <w:t>visualization</w:t>
+      </w:r>
+      <w:r>
+        <w:rPr>
+          <w:i/>
+          <w:iCs/>
+        </w:rPr>
+        <w:t>,</w:t>
+      </w:r>
+    </w:p>
+    <w:p>
+      <w:pPr>
+        <w:spacing w:line="259" w:lineRule="auto"/>
+        <w:ind w:left="720"/>
+        <w:rPr>
+          <w:i/>
+          <w:iCs/>
+        </w:rPr>
+      </w:pPr>
+      <w:r>
+        <w:rPr>
+          <w:i/>
+          <w:iCs/>
+        </w:rPr>
+        <w:t>Start coding the software</w:t>
+      </w:r>
+      <w:r>
+        <w:rPr>
+          <w:i/>
+          <w:iCs/>
+        </w:rPr>
+        <w:t xml:space="preserve"> and ensure that your algorithm works fine,</w:t>
+      </w:r>
+      <w:r>
+        <w:rPr>
+          <w:i/>
+          <w:iCs/>
+        </w:rPr>
+        <w:t xml:space="preserve"> </w:t>
+      </w:r>
+    </w:p>
+    <w:p>
+      <w:pPr>
+        <w:spacing w:line="259" w:lineRule="auto"/>
+        <w:ind w:left="720"/>
+        <w:rPr>
+          <w:i/>
+          <w:iCs/>
+        </w:rPr>
+      </w:pPr>
+      <w:r>
+        <w:rPr>
+          <w:i/>
+          <w:iCs/>
+        </w:rPr>
+        <w:t xml:space="preserve">When you have all the hardware, assemble all hardware </w:t>
+      </w:r>
+      <w:r>
+        <w:rPr>
+          <w:i/>
+          <w:iCs/>
+        </w:rPr>
+        <w:t>and realize</w:t>
+      </w:r>
+      <w:r>
+        <w:rPr>
+          <w:i/>
+          <w:iCs/>
+        </w:rPr>
+        <w:t xml:space="preserve"> </w:t>
+      </w:r>
+      <w:r>
+        <w:rPr>
+          <w:i/>
+          <w:iCs/>
+        </w:rPr>
+        <w:t>basic functionalities,</w:t>
+      </w:r>
+    </w:p>
+    <w:p>
+      <w:pPr>
+        <w:spacing w:line="259" w:lineRule="auto"/>
+        <w:ind w:left="720"/>
+        <w:rPr>
+          <w:i/>
+          <w:iCs/>
+        </w:rPr>
+      </w:pPr>
+      <w:r>
+        <w:rPr>
+          <w:i/>
+          <w:iCs/>
+        </w:rPr>
+        <w:t>Integrate software into hardware.</w:t>
+      </w:r>
+      <w:r>
+        <w:rPr>
+          <w:i/>
+          <w:iCs/>
+        </w:rPr>
+        <w:br w:type="page"/>
+      </w:r>
+    </w:p>
+    <w:p>
+      <w:pPr>
+        <w:pStyle w:val="Heading1"/>
+      </w:pPr>
+      <w:r>
+        <w:lastRenderedPageBreak/>
+        <w:t xml:space="preserve">Lecture accompanying assignments </w:t>
+      </w:r>
       <w:bookmarkStart w:id="1" w:name="OLE_LINK4"/>
       <w:r>
         <w:t>(TOETS02)</w:t>
@@ -395,40 +1429,7 @@
     </w:p>
     <w:p>
       <w:r>
-        <w:t>There are 4</w:t>
-      </w:r>
-      <w:r>
-        <w:t xml:space="preserve"> assignment</w:t>
-      </w:r>
-      <w:r>
-        <w:t xml:space="preserve"> topics available.</w:t>
-      </w:r>
-      <w:r>
-        <w:t xml:space="preserve"> </w:t>
-      </w:r>
-      <w:r>
-        <w:t xml:space="preserve">Each group will code 3 assignments and write 3 very short reports. The 3 assignments includes 1 mandatory for all groups, and select </w:t>
-      </w:r>
-      <w:r>
-        <w:t xml:space="preserve">2 from 3 free-elective topics. </w:t>
-      </w:r>
-      <w:r>
-        <w:t>For each assignment, a very short report should be written.</w:t>
-      </w:r>
-      <w:r>
-        <w:t xml:space="preserve"> (</w:t>
-      </w:r>
-      <w:r>
-        <w:t>~</w:t>
-      </w:r>
-      <w:r>
-        <w:t xml:space="preserve"> 1</w:t>
-      </w:r>
-      <w:r>
-        <w:t>5</w:t>
-      </w:r>
-      <w:r>
-        <w:t xml:space="preserve"> pages)</w:t>
+        <w:t>There are 4 assignment topics available. Each group will code 3 assignments and write 3 very short reports. The 3 assignments includes 1 mandatory for all groups, and select 2 from 3 free-elective topics. For each assignment, a very short report should be written. (~ 15 pages)</w:t>
       </w:r>
     </w:p>
     <w:p>
@@ -439,52 +1440,25 @@
         <w:t>ACTIONS:</w:t>
       </w:r>
       <w:r>
-        <w:t xml:space="preserve"> </w:t>
-      </w:r>
-      <w:r>
-        <w:t xml:space="preserve">Read the documents for each topic. Decide on which 2 topics you </w:t>
-      </w:r>
-      <w:r>
-        <w:t>would like to code, and out of the 2 topics, which one you would like to do the ex</w:t>
-      </w:r>
-      <w:r>
-        <w:t>ploratory bonus</w:t>
-      </w:r>
-      <w:r>
-        <w:t xml:space="preserve"> part</w:t>
+        <w:t xml:space="preserve"> Read the documents for each topic. Decide on which 2 topics you would like to code, and out of the 2 topics, which one you would like to do the exploratory bonus part. Continue reading for explanations for </w:t>
+      </w:r>
+      <w:r>
+        <w:rPr>
+          <w:i/>
+          <w:iCs/>
+        </w:rPr>
+        <w:t>exploratory bonus</w:t>
       </w:r>
       <w:r>
         <w:t>.</w:t>
       </w:r>
-      <w:r>
-        <w:t xml:space="preserve"> </w:t>
-      </w:r>
-      <w:r>
-        <w:t xml:space="preserve">Continue reading </w:t>
-      </w:r>
-      <w:r>
-        <w:t xml:space="preserve">for explanations for </w:t>
-      </w:r>
-      <w:r>
-        <w:rPr>
-          <w:i/>
-          <w:iCs/>
-        </w:rPr>
-        <w:t>exploratory bonus</w:t>
-      </w:r>
-      <w:r>
-        <w:t>.</w:t>
-      </w:r>
     </w:p>
     <w:p>
       <w:pPr>
         <w:spacing w:after="120"/>
       </w:pPr>
       <w:r>
-        <w:t>One</w:t>
-      </w:r>
-      <w:r>
-        <w:t xml:space="preserve"> mandatory topic:</w:t>
+        <w:t>One mandatory topic:</w:t>
       </w:r>
     </w:p>
     <w:p>
@@ -506,10 +1480,7 @@
         <w:spacing w:after="120"/>
       </w:pPr>
       <w:r>
-        <w:t xml:space="preserve">Choose </w:t>
-      </w:r>
-      <w:r>
-        <w:t>2 from 3 free-elective topics:</w:t>
+        <w:t>Choose 2 from 3 free-elective topics:</w:t>
       </w:r>
     </w:p>
     <w:p>
@@ -521,13 +1492,7 @@
         </w:numPr>
       </w:pPr>
       <w:r>
-        <w:t>Cellular</w:t>
-      </w:r>
-      <w:r>
-        <w:t xml:space="preserve"> mobile network operator simulator</w:t>
-      </w:r>
-      <w:r>
-        <w:t>.</w:t>
+        <w:t>Cellular mobile network operator simulator.</w:t>
       </w:r>
     </w:p>
     <w:p>
@@ -539,10 +1504,7 @@
         </w:numPr>
       </w:pPr>
       <w:r>
-        <w:t>PID controller simulator</w:t>
-      </w:r>
-      <w:r>
-        <w:t>.</w:t>
+        <w:t>PID controller simulator.</w:t>
       </w:r>
     </w:p>
     <w:p>
@@ -554,615 +1516,45 @@
         </w:numPr>
       </w:pPr>
       <w:r>
-        <w:t>Fair or not? Synthetic hiring data exploration</w:t>
-      </w:r>
-      <w:r>
-        <w:t>.</w:t>
-      </w:r>
-    </w:p>
-    <w:p>
-      <w:pPr>
-        <w:rPr>
-          <w:i/>
-          <w:iCs/>
-        </w:rPr>
-      </w:pPr>
-      <w:r>
-        <w:t xml:space="preserve">There are also possibilities to do </w:t>
-      </w:r>
-      <w:r>
-        <w:t>exploratory bonus</w:t>
-      </w:r>
-      <w:r>
-        <w:t xml:space="preserve"> work for </w:t>
-      </w:r>
-      <w:r>
-        <w:t>your interested topic.</w:t>
-      </w:r>
-      <w:r>
-        <w:t xml:space="preserve"> Each topic listed includes an exploratory bonus part.</w:t>
-      </w:r>
-      <w:r>
-        <w:t xml:space="preserve"> </w:t>
-      </w:r>
-      <w:r>
-        <w:t>For detailed possibilities</w:t>
-      </w:r>
-      <w:r>
-        <w:t xml:space="preserve"> &amp; requirements</w:t>
-      </w:r>
-      <w:r>
-        <w:t xml:space="preserve">, see the </w:t>
-      </w:r>
-      <w:r>
-        <w:t>description file for each topic. For an explanation of “exploratory bonus” see section 4</w:t>
-      </w:r>
-      <w:r>
-        <w:t xml:space="preserve">: </w:t>
-      </w:r>
-      <w:r>
-        <w:rPr>
-          <w:i/>
-          <w:iCs/>
-        </w:rPr>
-        <w:t>Assessment and grading (TOETS 01 &amp; 02)</w:t>
-      </w:r>
-      <w:r>
-        <w:rPr>
-          <w:i/>
-          <w:iCs/>
-        </w:rPr>
-        <w:t>.</w:t>
-      </w:r>
-    </w:p>
-    <w:p>
-      <w:pPr>
-        <w:pStyle w:val="Heading1"/>
-      </w:pPr>
-      <w:r>
-        <w:t>Lab assignment (TOETS01)</w:t>
-      </w:r>
-      <w:r>
-        <w:t>: Indoor Robot Localization</w:t>
-      </w:r>
-    </w:p>
-    <w:p>
-      <w:pPr>
-        <w:spacing w:before="80" w:after="40" w:line="259" w:lineRule="auto"/>
-        <w:rPr>
-          <w:b/>
-          <w:bCs/>
-          <w:i/>
-          <w:iCs/>
-        </w:rPr>
-      </w:pPr>
-      <w:r>
-        <w:rPr>
-          <w:b/>
-          <w:bCs/>
-          <w:i/>
-          <w:iCs/>
-        </w:rPr>
-        <w:t>The</w:t>
-      </w:r>
-      <w:r>
-        <w:rPr>
-          <w:b/>
-          <w:bCs/>
-          <w:i/>
-          <w:iCs/>
-        </w:rPr>
-        <w:t xml:space="preserve"> scenario:</w:t>
-      </w:r>
-    </w:p>
-    <w:p>
-      <w:pPr>
+        <w:t>Fair or not? Synthetic hiring data exploration.</w:t>
+      </w:r>
+    </w:p>
+    <w:p>
+      <w:pPr>
+        <w:rPr>
+          <w:i/>
+          <w:iCs/>
+        </w:rPr>
+      </w:pPr>
+      <w:r>
+        <w:t xml:space="preserve">There are also possibilities to do exploratory bonus work for your interested topic. Each topic listed includes an exploratory bonus part. For detailed possibilities &amp; requirements, see the description file for each topic. For an explanation of “exploratory bonus” see section 4: </w:t>
+      </w:r>
+      <w:r>
+        <w:rPr>
+          <w:i/>
+          <w:iCs/>
+        </w:rPr>
+        <w:t>Assessment and grading (TOETS 01 &amp; 02).</w:t>
+      </w:r>
+    </w:p>
+    <w:p>
+      <w:pPr>
+        <w:rPr>
+          <w:i/>
+          <w:iCs/>
+        </w:rPr>
+      </w:pPr>
+    </w:p>
+    <w:p>
+      <w:pPr>
+        <w:pStyle w:val="ListParagraph"/>
         <w:spacing w:after="40" w:line="259" w:lineRule="auto"/>
-      </w:pPr>
-      <w:r>
-        <w:tab/>
-        <w:t xml:space="preserve">You run a large factory, you have the </w:t>
-      </w:r>
-      <w:r>
-        <w:t>map of the factory. You deploy multiple small robots in the factory, they reset every night</w:t>
-      </w:r>
-      <w:r>
-        <w:t xml:space="preserve"> to perform system upgrade and maintenance. </w:t>
-      </w:r>
-      <w:r>
-        <w:t>However, when the robot</w:t>
-      </w:r>
-      <w:r>
-        <w:t>s</w:t>
-      </w:r>
-      <w:r>
-        <w:t xml:space="preserve"> reboot every morning, </w:t>
-      </w:r>
-      <w:r>
-        <w:t xml:space="preserve">they lose their </w:t>
-      </w:r>
-      <w:r>
-        <w:t>location information</w:t>
-      </w:r>
-      <w:r>
-        <w:t xml:space="preserve"> and it’s impossible for these robots to function without knowing </w:t>
-      </w:r>
-      <w:r>
-        <w:t>their</w:t>
-      </w:r>
-      <w:r>
-        <w:t xml:space="preserve"> location</w:t>
-      </w:r>
-      <w:r>
-        <w:t xml:space="preserve">. It is impossible to </w:t>
-      </w:r>
-      <w:r>
-        <w:t>localize the robots</w:t>
-      </w:r>
-      <w:r>
-        <w:t xml:space="preserve"> manually, the robot must localize itsel</w:t>
-      </w:r>
-      <w:r>
-        <w:t>f in the factory.</w:t>
-      </w:r>
-    </w:p>
-    <w:p>
-      <w:pPr>
-        <w:spacing w:before="80" w:after="40" w:line="259" w:lineRule="auto"/>
-        <w:rPr>
-          <w:b/>
-          <w:bCs/>
-          <w:i/>
-          <w:iCs/>
-        </w:rPr>
-      </w:pPr>
-      <w:r>
-        <w:rPr>
-          <w:b/>
-          <w:bCs/>
-          <w:i/>
-          <w:iCs/>
-        </w:rPr>
-        <w:t>The method:</w:t>
-      </w:r>
-    </w:p>
-    <w:p>
-      <w:pPr>
-        <w:spacing w:after="40" w:line="259" w:lineRule="auto"/>
-      </w:pPr>
-      <w:r>
-        <w:tab/>
-        <w:t xml:space="preserve">We utilize the concept of </w:t>
-      </w:r>
-      <w:r>
-        <w:rPr>
-          <w:b/>
-          <w:bCs/>
-        </w:rPr>
-        <w:t>particle filter</w:t>
-      </w:r>
-      <w:r>
-        <w:t xml:space="preserve">, a </w:t>
-      </w:r>
-      <w:r>
-        <w:t>Bayesian Monte-Carlo</w:t>
-      </w:r>
-      <w:r>
-        <w:t xml:space="preserve"> stochastic</w:t>
-      </w:r>
-      <w:r>
-        <w:t xml:space="preserve"> method</w:t>
-      </w:r>
-      <w:r>
-        <w:t xml:space="preserve"> to discover </w:t>
-      </w:r>
-      <w:r>
-        <w:t xml:space="preserve">the location of the robot. </w:t>
-      </w:r>
-    </w:p>
-    <w:p>
-      <w:pPr>
-        <w:spacing w:before="80" w:after="40" w:line="259" w:lineRule="auto"/>
-        <w:rPr>
-          <w:b/>
-          <w:bCs/>
-          <w:i/>
-          <w:iCs/>
-        </w:rPr>
-      </w:pPr>
-      <w:r>
-        <w:rPr>
-          <w:b/>
-          <w:bCs/>
-          <w:i/>
-          <w:iCs/>
-        </w:rPr>
-        <w:t>The assignment:</w:t>
-      </w:r>
-    </w:p>
-    <w:p>
-      <w:pPr>
-        <w:spacing w:after="40" w:line="259" w:lineRule="auto"/>
-        <w:ind w:firstLine="720"/>
-      </w:pPr>
-      <w:r>
-        <w:t xml:space="preserve">Implement this method on an </w:t>
-      </w:r>
-      <w:r>
-        <w:t>robot</w:t>
-      </w:r>
-      <w:r>
-        <w:t xml:space="preserve"> equipped</w:t>
-      </w:r>
-      <w:r>
-        <w:t xml:space="preserve"> with</w:t>
-      </w:r>
-      <w:r>
-        <w:t xml:space="preserve"> </w:t>
-      </w:r>
-      <w:r>
-        <w:t>R</w:t>
-      </w:r>
-      <w:r>
-        <w:t>aspberry</w:t>
-      </w:r>
-      <w:r>
-        <w:t>-</w:t>
-      </w:r>
-      <w:r>
-        <w:t>P</w:t>
-      </w:r>
-      <w:r>
-        <w:t>i</w:t>
-      </w:r>
-      <w:r>
-        <w:t>. The robot can move</w:t>
-      </w:r>
-      <w:r>
-        <w:t xml:space="preserve"> in space,</w:t>
-      </w:r>
-      <w:r>
-        <w:t xml:space="preserve"> either with wheels,</w:t>
-      </w:r>
-      <w:r>
-        <w:t xml:space="preserve"> continuous</w:t>
-      </w:r>
-      <w:r>
-        <w:t xml:space="preserve"> </w:t>
-      </w:r>
-      <w:r>
-        <w:rPr>
-          <w:rFonts w:hint="eastAsia"/>
-        </w:rPr>
-        <w:t>track</w:t>
-      </w:r>
-      <w:r>
-        <w:t>s</w:t>
-      </w:r>
-      <w:r>
-        <w:rPr>
-          <w:rFonts w:hint="eastAsia"/>
-        </w:rPr>
-        <w:t>,</w:t>
-      </w:r>
-      <w:r>
-        <w:t xml:space="preserve"> </w:t>
-      </w:r>
-      <w:r>
-        <w:rPr>
-          <w:rFonts w:hint="eastAsia"/>
-        </w:rPr>
-        <w:t>crawlers</w:t>
-      </w:r>
-      <w:r>
-        <w:t>, or even a drone</w:t>
-      </w:r>
-      <w:r>
-        <w:t xml:space="preserve"> that can fly</w:t>
-      </w:r>
-      <w:r>
-        <w:t>.</w:t>
-      </w:r>
-      <w:r>
-        <w:t xml:space="preserve"> </w:t>
-      </w:r>
-      <w:r>
-        <w:t>You are free to choose</w:t>
-      </w:r>
-      <w:r>
-        <w:t xml:space="preserve"> how your robot </w:t>
-      </w:r>
-      <w:r>
-        <w:t>can move based on your problem analysis &amp; design</w:t>
-      </w:r>
-      <w:r>
-        <w:t>.</w:t>
-      </w:r>
-    </w:p>
-    <w:p>
-      <w:pPr>
-        <w:spacing w:before="80" w:after="40" w:line="259" w:lineRule="auto"/>
-        <w:rPr>
-          <w:b/>
-          <w:bCs/>
-          <w:i/>
-          <w:iCs/>
-        </w:rPr>
-      </w:pPr>
-      <w:r>
-        <w:rPr>
-          <w:b/>
-          <w:bCs/>
-          <w:i/>
-          <w:iCs/>
-        </w:rPr>
-        <w:t>Deliverables:</w:t>
-      </w:r>
-    </w:p>
-    <w:p>
-      <w:pPr>
-        <w:pStyle w:val="ListParagraph"/>
-        <w:numPr>
-          <w:ilvl w:val="0"/>
-          <w:numId w:val="12"/>
-        </w:numPr>
-        <w:spacing w:after="40" w:line="259" w:lineRule="auto"/>
-        <w:rPr>
-          <w:i/>
-          <w:iCs/>
-        </w:rPr>
-      </w:pPr>
-      <w:r>
-        <w:rPr>
-          <w:i/>
-          <w:iCs/>
-        </w:rPr>
-        <w:t>Report</w:t>
-      </w:r>
-    </w:p>
-    <w:p>
-      <w:pPr>
-        <w:pStyle w:val="ListParagraph"/>
-        <w:numPr>
-          <w:ilvl w:val="0"/>
-          <w:numId w:val="12"/>
-        </w:numPr>
-        <w:spacing w:after="40" w:line="259" w:lineRule="auto"/>
-        <w:rPr>
-          <w:i/>
-          <w:iCs/>
-        </w:rPr>
-      </w:pPr>
-      <w:r>
-        <w:rPr>
-          <w:i/>
-          <w:iCs/>
-        </w:rPr>
-        <w:t>Prototype</w:t>
-      </w:r>
-    </w:p>
-    <w:p>
-      <w:pPr>
-        <w:pStyle w:val="ListParagraph"/>
-        <w:numPr>
-          <w:ilvl w:val="0"/>
-          <w:numId w:val="12"/>
-        </w:numPr>
-        <w:spacing w:after="40" w:line="259" w:lineRule="auto"/>
-        <w:rPr>
-          <w:i/>
-          <w:iCs/>
-        </w:rPr>
-      </w:pPr>
-      <w:r>
-        <w:rPr>
-          <w:i/>
-          <w:iCs/>
-        </w:rPr>
-        <w:t>Demo</w:t>
-      </w:r>
-    </w:p>
-    <w:p>
-      <w:pPr>
-        <w:spacing w:before="80" w:after="40" w:line="259" w:lineRule="auto"/>
-        <w:rPr>
-          <w:b/>
-          <w:bCs/>
-          <w:i/>
-          <w:iCs/>
-        </w:rPr>
-      </w:pPr>
-      <w:r>
-        <w:rPr>
-          <w:b/>
-          <w:bCs/>
-          <w:i/>
-          <w:iCs/>
-        </w:rPr>
-        <w:t>You need to demonstrate:</w:t>
-      </w:r>
-    </w:p>
-    <w:p>
-      <w:pPr>
-        <w:pStyle w:val="ListParagraph"/>
-        <w:numPr>
-          <w:ilvl w:val="0"/>
-          <w:numId w:val="21"/>
-        </w:numPr>
-        <w:spacing w:after="40" w:line="259" w:lineRule="auto"/>
-        <w:rPr>
-          <w:i/>
-          <w:iCs/>
-        </w:rPr>
-      </w:pPr>
-      <w:r>
-        <w:rPr>
-          <w:i/>
-          <w:iCs/>
-        </w:rPr>
-        <w:t>You know what is a (simplified) particle filter and how can this</w:t>
-      </w:r>
-      <w:r>
-        <w:rPr>
-          <w:i/>
-          <w:iCs/>
-        </w:rPr>
-        <w:t xml:space="preserve"> method accomplish the map-aware indoor localization task.</w:t>
-      </w:r>
-    </w:p>
-    <w:p>
-      <w:pPr>
-        <w:pStyle w:val="ListParagraph"/>
-        <w:numPr>
-          <w:ilvl w:val="0"/>
-          <w:numId w:val="21"/>
-        </w:numPr>
-        <w:spacing w:after="40" w:line="259" w:lineRule="auto"/>
-        <w:rPr>
-          <w:i/>
-          <w:iCs/>
-        </w:rPr>
-      </w:pPr>
-      <w:r>
-        <w:rPr>
-          <w:i/>
-          <w:iCs/>
-        </w:rPr>
-        <w:t>What hardware did you select</w:t>
-      </w:r>
-      <w:r>
-        <w:rPr>
-          <w:i/>
-          <w:iCs/>
-        </w:rPr>
-        <w:t xml:space="preserve"> and </w:t>
-      </w:r>
-      <w:r>
-        <w:rPr>
-          <w:i/>
-          <w:iCs/>
-        </w:rPr>
-        <w:t>why</w:t>
-      </w:r>
-      <w:r>
-        <w:rPr>
-          <w:i/>
-          <w:iCs/>
-        </w:rPr>
-        <w:t>.</w:t>
-      </w:r>
-    </w:p>
-    <w:p>
-      <w:pPr>
-        <w:pStyle w:val="ListParagraph"/>
-        <w:numPr>
-          <w:ilvl w:val="0"/>
-          <w:numId w:val="21"/>
-        </w:numPr>
-        <w:spacing w:after="40" w:line="259" w:lineRule="auto"/>
-        <w:rPr>
-          <w:i/>
-          <w:iCs/>
-        </w:rPr>
-      </w:pPr>
-      <w:r>
-        <w:rPr>
-          <w:i/>
-          <w:iCs/>
-        </w:rPr>
-        <w:t xml:space="preserve">How exactly did you implement </w:t>
-      </w:r>
-      <w:r>
-        <w:rPr>
-          <w:i/>
-          <w:iCs/>
-        </w:rPr>
-        <w:t>your particle filter</w:t>
-      </w:r>
-      <w:r>
-        <w:rPr>
-          <w:i/>
-          <w:iCs/>
-        </w:rPr>
-        <w:t>.</w:t>
-      </w:r>
-    </w:p>
-    <w:p>
-      <w:pPr>
-        <w:pStyle w:val="ListParagraph"/>
-        <w:numPr>
-          <w:ilvl w:val="0"/>
-          <w:numId w:val="21"/>
-        </w:numPr>
-        <w:spacing w:after="40" w:line="259" w:lineRule="auto"/>
-        <w:rPr>
-          <w:i/>
-          <w:iCs/>
-        </w:rPr>
-      </w:pPr>
-      <w:r>
-        <w:rPr>
-          <w:i/>
-          <w:iCs/>
-        </w:rPr>
-        <w:t>How did you realize the movement and how does that work together with the software</w:t>
-      </w:r>
-    </w:p>
-    <w:p>
-      <w:pPr>
-        <w:pStyle w:val="ListParagraph"/>
-        <w:numPr>
-          <w:ilvl w:val="0"/>
-          <w:numId w:val="21"/>
-        </w:numPr>
-        <w:spacing w:after="40" w:line="259" w:lineRule="auto"/>
-        <w:rPr>
-          <w:i/>
-          <w:iCs/>
-        </w:rPr>
-      </w:pPr>
-      <w:r>
-        <w:rPr>
-          <w:i/>
-          <w:iCs/>
-        </w:rPr>
-        <w:t>Visually</w:t>
-      </w:r>
-      <w:r>
-        <w:rPr>
-          <w:i/>
-          <w:iCs/>
-        </w:rPr>
-        <w:t xml:space="preserve"> demonstrate that your robot has found its</w:t>
-      </w:r>
-      <w:r>
-        <w:rPr>
-          <w:i/>
-          <w:iCs/>
-        </w:rPr>
-        <w:t xml:space="preserve"> correct</w:t>
-      </w:r>
-      <w:r>
-        <w:rPr>
-          <w:i/>
-          <w:iCs/>
-        </w:rPr>
-        <w:t xml:space="preserve"> position</w:t>
-      </w:r>
-      <w:r>
-        <w:rPr>
-          <w:i/>
-          <w:iCs/>
-        </w:rPr>
-        <w:t xml:space="preserve"> in the map</w:t>
-      </w:r>
-      <w:r>
-        <w:rPr>
-          <w:i/>
-          <w:iCs/>
-        </w:rPr>
-        <w:t>.</w:t>
-      </w:r>
+        <w:ind w:left="0"/>
+        <w:rPr>
+          <w:i/>
+          <w:iCs/>
+        </w:rPr>
+      </w:pPr>
       <w:r>
         <w:br w:type="page"/>
       </w:r>
@@ -1239,10 +1631,15 @@
       <w:pPr>
         <w:spacing w:after="0"/>
         <w:rPr>
-          <w:i/>
-          <w:iCs/>
-        </w:rPr>
-      </w:pPr>
+          <w:u w:val="single"/>
+        </w:rPr>
+      </w:pPr>
+      <w:r>
+        <w:rPr>
+          <w:u w:val="single"/>
+        </w:rPr>
+        <w:t>Your code needs to be in the appendix and readable.</w:t>
+      </w:r>
     </w:p>
     <w:p>
       <w:pPr>
@@ -1336,39 +1733,7 @@
           <w:i/>
           <w:iCs/>
         </w:rPr>
-        <w:t xml:space="preserve"> (In both cases </w:t>
-      </w:r>
-      <w:proofErr w:type="spellStart"/>
-      <w:r>
-        <w:rPr>
-          <w:i/>
-          <w:iCs/>
-        </w:rPr>
-        <w:t>PartA</w:t>
-      </w:r>
-      <w:proofErr w:type="spellEnd"/>
-      <w:r>
-        <w:rPr>
-          <w:i/>
-          <w:iCs/>
-        </w:rPr>
-        <w:t xml:space="preserve"> + </w:t>
-      </w:r>
-      <w:proofErr w:type="spellStart"/>
-      <w:r>
-        <w:rPr>
-          <w:i/>
-          <w:iCs/>
-        </w:rPr>
-        <w:t>PartB</w:t>
-      </w:r>
-      <w:proofErr w:type="spellEnd"/>
-      <w:r>
-        <w:rPr>
-          <w:i/>
-          <w:iCs/>
-        </w:rPr>
-        <w:t xml:space="preserve"> = 8.0) </w:t>
+        <w:t xml:space="preserve"> (In both cases PartA + PartB = 8.0) </w:t>
       </w:r>
     </w:p>
     <w:p>
@@ -1470,15 +1835,6 @@
         </w:rPr>
         <w:t>.</w:t>
       </w:r>
-    </w:p>
-    <w:p>
-      <w:pPr>
-        <w:spacing w:after="0"/>
-        <w:rPr>
-          <w:i/>
-          <w:iCs/>
-        </w:rPr>
-      </w:pPr>
     </w:p>
     <w:p>
       <w:pPr>
@@ -1489,13 +1845,8 @@
         </w:numPr>
       </w:pPr>
       <w:bookmarkStart w:id="3" w:name="OLE_LINK2"/>
-      <w:proofErr w:type="spellStart"/>
-      <w:r>
-        <w:t>PartA</w:t>
-      </w:r>
-      <w:proofErr w:type="spellEnd"/>
-      <w:r>
-        <w:t>:</w:t>
+      <w:r>
+        <w:t>PartA:</w:t>
       </w:r>
       <w:bookmarkEnd w:id="3"/>
       <w:r>
@@ -2133,41 +2484,466 @@
         </w:tc>
       </w:tr>
     </w:tbl>
-    <w:p/>
     <w:p>
       <w:pPr>
         <w:pStyle w:val="Heading2"/>
-      </w:pPr>
-      <w:r>
-        <w:t>4.2</w:t>
-      </w:r>
-      <w:r>
-        <w:tab/>
-      </w:r>
-      <w:proofErr w:type="spellStart"/>
-      <w:r>
-        <w:t>PartB</w:t>
-      </w:r>
-      <w:proofErr w:type="spellEnd"/>
-      <w:r>
-        <w:t xml:space="preserve">: </w:t>
-      </w:r>
-      <w:r>
-        <w:t>i</w:t>
-      </w:r>
-      <w:r>
-        <w:t>nterview: 30%</w:t>
-      </w:r>
-      <w:r>
+        <w:numPr>
+          <w:ilvl w:val="1"/>
+          <w:numId w:val="15"/>
+        </w:numPr>
+      </w:pPr>
+      <w:r>
+        <w:t>PartB: exploratory bonus 30%</w:t>
+      </w:r>
+    </w:p>
+    <w:p>
+      <w:pPr>
+        <w:spacing w:before="60" w:after="0"/>
+        <w:rPr>
+          <w:b/>
+          <w:bCs/>
+        </w:rPr>
+      </w:pPr>
+      <w:r>
+        <w:rPr>
+          <w:b/>
+          <w:bCs/>
+        </w:rPr>
+        <w:t>(TOETS 01 Robot Demonstration)</w:t>
+      </w:r>
+    </w:p>
+    <w:tbl>
+      <w:tblPr>
+        <w:tblStyle w:val="TableGrid"/>
+        <w:tblW w:w="0" w:type="auto"/>
+        <w:jc w:val="center"/>
+        <w:tblLook w:val="04A0" w:firstRow="1" w:lastRow="0" w:firstColumn="1" w:lastColumn="0" w:noHBand="0" w:noVBand="1"/>
+      </w:tblPr>
+      <w:tblGrid>
+        <w:gridCol w:w="4531"/>
+        <w:gridCol w:w="3402"/>
+        <w:gridCol w:w="1083"/>
+      </w:tblGrid>
+      <w:tr>
+        <w:trPr>
+          <w:jc w:val="center"/>
+        </w:trPr>
+        <w:tc>
+          <w:tcPr>
+            <w:tcW w:w="4531" w:type="dxa"/>
+          </w:tcPr>
+          <w:p>
+            <w:pPr>
+              <w:rPr>
+                <w:b/>
+                <w:bCs/>
+                <w:sz w:val="22"/>
+                <w:szCs w:val="22"/>
+              </w:rPr>
+            </w:pPr>
+            <w:r>
+              <w:rPr>
+                <w:b/>
+                <w:bCs/>
+                <w:sz w:val="22"/>
+                <w:szCs w:val="22"/>
+              </w:rPr>
+              <w:t>Your robot can successfully localize itself</w:t>
+            </w:r>
+            <w:r>
+              <w:rPr>
+                <w:b/>
+                <w:bCs/>
+                <w:sz w:val="22"/>
+                <w:szCs w:val="22"/>
+              </w:rPr>
+              <w:t xml:space="preserve"> </w:t>
+            </w:r>
+            <w:r>
+              <w:rPr>
+                <w:b/>
+                <w:bCs/>
+                <w:sz w:val="22"/>
+                <w:szCs w:val="22"/>
+              </w:rPr>
+              <w:t>with limited move/time</w:t>
+            </w:r>
+            <w:r>
+              <w:rPr>
+                <w:b/>
+                <w:bCs/>
+                <w:sz w:val="22"/>
+                <w:szCs w:val="22"/>
+              </w:rPr>
+              <w:t>(</w:t>
+            </w:r>
+            <w:r>
+              <w:rPr>
+                <w:b/>
+                <w:bCs/>
+                <w:sz w:val="22"/>
+                <w:szCs w:val="22"/>
+              </w:rPr>
+              <w:t>2</w:t>
+            </w:r>
+            <w:r>
+              <w:rPr>
+                <w:b/>
+                <w:bCs/>
+                <w:sz w:val="22"/>
+                <w:szCs w:val="22"/>
+              </w:rPr>
+              <w:t>)</w:t>
+            </w:r>
+          </w:p>
+          <w:p>
+            <w:pPr>
+              <w:rPr>
+                <w:i/>
+                <w:iCs/>
+                <w:sz w:val="20"/>
+                <w:szCs w:val="20"/>
+              </w:rPr>
+            </w:pPr>
+            <w:r>
+              <w:rPr>
+                <w:i/>
+                <w:iCs/>
+                <w:sz w:val="20"/>
+                <w:szCs w:val="20"/>
+              </w:rPr>
+              <w:t>Sufficient (0.6): within 60 moves, or within 7 min</w:t>
+            </w:r>
+          </w:p>
+          <w:p>
+            <w:pPr>
+              <w:rPr>
+                <w:i/>
+                <w:iCs/>
+                <w:sz w:val="20"/>
+                <w:szCs w:val="20"/>
+              </w:rPr>
+            </w:pPr>
+            <w:r>
+              <w:rPr>
+                <w:i/>
+                <w:iCs/>
+                <w:sz w:val="20"/>
+                <w:szCs w:val="20"/>
+              </w:rPr>
+              <w:t xml:space="preserve">Good (1):  within 25 moves or within 3 min </w:t>
+            </w:r>
+          </w:p>
+          <w:p>
+            <w:pPr>
+              <w:rPr>
+                <w:i/>
+                <w:iCs/>
+                <w:sz w:val="20"/>
+                <w:szCs w:val="20"/>
+              </w:rPr>
+            </w:pPr>
+            <w:r>
+              <w:rPr>
+                <w:i/>
+                <w:iCs/>
+                <w:sz w:val="20"/>
+                <w:szCs w:val="20"/>
+              </w:rPr>
+              <w:t>Very good (2): within 20 moves or within 1.5 min</w:t>
+            </w:r>
+          </w:p>
+        </w:tc>
+        <w:tc>
+          <w:tcPr>
+            <w:tcW w:w="3402" w:type="dxa"/>
+          </w:tcPr>
+          <w:p>
+            <w:pPr>
+              <w:rPr>
+                <w:sz w:val="20"/>
+                <w:szCs w:val="20"/>
+              </w:rPr>
+            </w:pPr>
+            <w:r>
+              <w:rPr>
+                <w:i/>
+                <w:iCs/>
+                <w:color w:val="A6A6A6" w:themeColor="background1" w:themeShade="A6"/>
+                <w:sz w:val="20"/>
+                <w:szCs w:val="20"/>
+              </w:rPr>
+              <w:t>Remarks</w:t>
+            </w:r>
+          </w:p>
+        </w:tc>
+        <w:tc>
+          <w:tcPr>
+            <w:tcW w:w="1083" w:type="dxa"/>
+          </w:tcPr>
+          <w:p>
+            <w:pPr>
+              <w:rPr>
+                <w:sz w:val="20"/>
+                <w:szCs w:val="20"/>
+              </w:rPr>
+            </w:pPr>
+            <w:r>
+              <w:rPr>
+                <w:i/>
+                <w:iCs/>
+                <w:color w:val="A6A6A6" w:themeColor="background1" w:themeShade="A6"/>
+                <w:sz w:val="20"/>
+                <w:szCs w:val="20"/>
+              </w:rPr>
+              <w:t>Grade</w:t>
+            </w:r>
+          </w:p>
+        </w:tc>
+      </w:tr>
+      <w:tr>
+        <w:trPr>
+          <w:jc w:val="center"/>
+        </w:trPr>
+        <w:tc>
+          <w:tcPr>
+            <w:tcW w:w="4531" w:type="dxa"/>
+          </w:tcPr>
+          <w:p>
+            <w:pPr>
+              <w:rPr>
+                <w:b/>
+                <w:bCs/>
+                <w:sz w:val="22"/>
+                <w:szCs w:val="22"/>
+              </w:rPr>
+            </w:pPr>
+            <w:r>
+              <w:rPr>
+                <w:b/>
+                <w:bCs/>
+                <w:sz w:val="22"/>
+                <w:szCs w:val="22"/>
+              </w:rPr>
+              <w:t>Q&amp;A handling</w:t>
+            </w:r>
+            <w:r>
+              <w:rPr>
+                <w:b/>
+                <w:bCs/>
+                <w:sz w:val="22"/>
+                <w:szCs w:val="22"/>
+              </w:rPr>
+              <w:t>(</w:t>
+            </w:r>
+            <w:r>
+              <w:rPr>
+                <w:b/>
+                <w:bCs/>
+                <w:sz w:val="22"/>
+                <w:szCs w:val="22"/>
+              </w:rPr>
+              <w:t>1</w:t>
+            </w:r>
+            <w:r>
+              <w:rPr>
+                <w:b/>
+                <w:bCs/>
+                <w:sz w:val="22"/>
+                <w:szCs w:val="22"/>
+              </w:rPr>
+              <w:t>)</w:t>
+            </w:r>
+          </w:p>
+          <w:p>
+            <w:pPr>
+              <w:rPr>
+                <w:i/>
+                <w:iCs/>
+                <w:sz w:val="20"/>
+                <w:szCs w:val="20"/>
+              </w:rPr>
+            </w:pPr>
+            <w:r>
+              <w:rPr>
+                <w:i/>
+                <w:iCs/>
+                <w:sz w:val="20"/>
+                <w:szCs w:val="20"/>
+              </w:rPr>
+              <w:t>Your robot operates the same as what is presumed in your design. If not you can elaborate why</w:t>
+            </w:r>
+            <w:r>
+              <w:rPr>
+                <w:i/>
+                <w:iCs/>
+                <w:sz w:val="20"/>
+                <w:szCs w:val="20"/>
+              </w:rPr>
+              <w:t>. You can demonstrate that you have considered the practical issues thoroughly.</w:t>
+            </w:r>
+          </w:p>
+        </w:tc>
+        <w:tc>
+          <w:tcPr>
+            <w:tcW w:w="3402" w:type="dxa"/>
+          </w:tcPr>
+          <w:p>
+            <w:pPr>
+              <w:rPr>
+                <w:sz w:val="20"/>
+                <w:szCs w:val="20"/>
+              </w:rPr>
+            </w:pPr>
+            <w:r>
+              <w:rPr>
+                <w:i/>
+                <w:iCs/>
+                <w:color w:val="A6A6A6" w:themeColor="background1" w:themeShade="A6"/>
+                <w:sz w:val="20"/>
+                <w:szCs w:val="20"/>
+              </w:rPr>
+              <w:t>Remarks</w:t>
+            </w:r>
+          </w:p>
+        </w:tc>
+        <w:tc>
+          <w:tcPr>
+            <w:tcW w:w="1083" w:type="dxa"/>
+          </w:tcPr>
+          <w:p>
+            <w:pPr>
+              <w:rPr>
+                <w:sz w:val="20"/>
+                <w:szCs w:val="20"/>
+              </w:rPr>
+            </w:pPr>
+            <w:r>
+              <w:rPr>
+                <w:i/>
+                <w:iCs/>
+                <w:color w:val="A6A6A6" w:themeColor="background1" w:themeShade="A6"/>
+                <w:sz w:val="20"/>
+                <w:szCs w:val="20"/>
+              </w:rPr>
+              <w:t>Grade</w:t>
+            </w:r>
+          </w:p>
+        </w:tc>
+      </w:tr>
+      <w:tr>
+        <w:trPr>
+          <w:jc w:val="center"/>
+        </w:trPr>
+        <w:tc>
+          <w:tcPr>
+            <w:tcW w:w="7933" w:type="dxa"/>
+            <w:gridSpan w:val="2"/>
+          </w:tcPr>
+          <w:p>
+            <w:pPr>
+              <w:rPr>
+                <w:b/>
+                <w:bCs/>
+              </w:rPr>
+            </w:pPr>
+            <w:r>
+              <w:rPr>
+                <w:b/>
+                <w:bCs/>
+              </w:rPr>
+              <w:t>Score</w:t>
+            </w:r>
+          </w:p>
+          <w:p>
+            <w:pPr>
+              <w:rPr>
+                <w:sz w:val="20"/>
+                <w:szCs w:val="20"/>
+              </w:rPr>
+            </w:pPr>
+            <w:r>
+              <w:rPr>
+                <w:i/>
+                <w:iCs/>
+                <w:sz w:val="20"/>
+                <w:szCs w:val="20"/>
+              </w:rPr>
+              <w:t xml:space="preserve">Max: </w:t>
+            </w:r>
+            <w:r>
+              <w:rPr>
+                <w:i/>
+                <w:iCs/>
+                <w:sz w:val="20"/>
+                <w:szCs w:val="20"/>
+              </w:rPr>
+              <w:t>3</w:t>
+            </w:r>
+            <w:r>
+              <w:rPr>
+                <w:i/>
+                <w:iCs/>
+                <w:sz w:val="20"/>
+                <w:szCs w:val="20"/>
+              </w:rPr>
+              <w:t xml:space="preserve"> pts</w:t>
+            </w:r>
+          </w:p>
+        </w:tc>
+        <w:tc>
+          <w:tcPr>
+            <w:tcW w:w="1083" w:type="dxa"/>
+          </w:tcPr>
+          <w:p/>
+        </w:tc>
+      </w:tr>
+    </w:tbl>
+    <w:p>
+      <w:pPr>
+        <w:spacing w:before="60" w:after="0"/>
+        <w:rPr>
+          <w:b/>
+          <w:bCs/>
+        </w:rPr>
+      </w:pPr>
+    </w:p>
+    <w:p>
+      <w:pPr>
+        <w:spacing w:before="60" w:after="0"/>
+        <w:rPr>
+          <w:b/>
+          <w:bCs/>
+        </w:rPr>
+      </w:pPr>
+      <w:r>
+        <w:rPr>
+          <w:b/>
+          <w:bCs/>
+        </w:rPr>
+        <w:lastRenderedPageBreak/>
+        <w:t>(TOETS 02</w:t>
+      </w:r>
+      <w:r>
+        <w:rPr>
+          <w:b/>
+          <w:bCs/>
+        </w:rPr>
         <w:t xml:space="preserve"> </w:t>
       </w:r>
       <w:r>
-        <w:t xml:space="preserve"> (TOETS 01 &amp; 02 same)</w:t>
-      </w:r>
-    </w:p>
-    <w:p>
-      <w:r>
-        <w:t>I’ll conduct an interview 15-20 min per group. Main content: discuss your work and your relevant knowledge. The evaluation will be based on your individual performance and knowledge.</w:t>
+        <w:rPr>
+          <w:b/>
+          <w:bCs/>
+        </w:rPr>
+        <w:t>Exploratory bonus</w:t>
+      </w:r>
+      <w:r>
+        <w:rPr>
+          <w:b/>
+          <w:bCs/>
+        </w:rPr>
+        <w:t>)</w:t>
       </w:r>
     </w:p>
     <w:tbl>
@@ -2206,16 +2982,25 @@
                 <w:sz w:val="22"/>
                 <w:szCs w:val="22"/>
               </w:rPr>
-              <w:t>Justify your work (</w:t>
-            </w:r>
-            <w:r>
-              <w:rPr>
-                <w:b/>
-                <w:bCs/>
-                <w:sz w:val="22"/>
-                <w:szCs w:val="22"/>
-              </w:rPr>
-              <w:t>1.5</w:t>
+              <w:t>Dutch language Caesar Cipher</w:t>
+            </w:r>
+            <w:r>
+              <w:rPr>
+                <w:b/>
+                <w:bCs/>
+                <w:sz w:val="22"/>
+                <w:szCs w:val="22"/>
+              </w:rPr>
+              <w:t xml:space="preserve"> (</w:t>
+            </w:r>
+            <w:r>
+              <w:rPr>
+                <w:b/>
+                <w:bCs/>
+                <w:sz w:val="22"/>
+                <w:szCs w:val="22"/>
+              </w:rPr>
+              <w:t>0.75</w:t>
             </w:r>
             <w:r>
               <w:rPr>
@@ -2230,6 +3015,8 @@
           <w:p>
             <w:pPr>
               <w:rPr>
+                <w:i/>
+                <w:iCs/>
                 <w:sz w:val="20"/>
                 <w:szCs w:val="20"/>
               </w:rPr>
@@ -2242,6 +3029,44 @@
                 <w:szCs w:val="20"/>
               </w:rPr>
               <w:t xml:space="preserve">You can explain and justify your work, including report contents and code. </w:t>
+            </w:r>
+          </w:p>
+          <w:p>
+            <w:pPr>
+              <w:rPr>
+                <w:i/>
+                <w:iCs/>
+                <w:sz w:val="20"/>
+                <w:szCs w:val="20"/>
+              </w:rPr>
+            </w:pPr>
+            <w:r>
+              <w:rPr>
+                <w:i/>
+                <w:iCs/>
+                <w:sz w:val="20"/>
+                <w:szCs w:val="20"/>
+              </w:rPr>
+              <w:t xml:space="preserve">Usable: 0.25 </w:t>
+            </w:r>
+          </w:p>
+          <w:p>
+            <w:pPr>
+              <w:rPr>
+                <w:i/>
+                <w:iCs/>
+                <w:sz w:val="20"/>
+                <w:szCs w:val="20"/>
+              </w:rPr>
+            </w:pPr>
+            <w:r>
+              <w:rPr>
+                <w:i/>
+                <w:iCs/>
+                <w:sz w:val="20"/>
+                <w:szCs w:val="20"/>
+              </w:rPr>
+              <w:t>Explanation &amp; justification of method: 0.5</w:t>
             </w:r>
           </w:p>
         </w:tc>
@@ -2316,16 +3141,25 @@
                 <w:sz w:val="22"/>
                 <w:szCs w:val="22"/>
               </w:rPr>
-              <w:t>Demonstrate your knowledge (1</w:t>
-            </w:r>
-            <w:r>
-              <w:rPr>
-                <w:b/>
-                <w:bCs/>
-                <w:sz w:val="22"/>
-                <w:szCs w:val="22"/>
-              </w:rPr>
-              <w:t>.5</w:t>
+              <w:t>Free-elective exploratory bonus</w:t>
+            </w:r>
+            <w:r>
+              <w:rPr>
+                <w:b/>
+                <w:bCs/>
+                <w:sz w:val="22"/>
+                <w:szCs w:val="22"/>
+              </w:rPr>
+              <w:t xml:space="preserve"> (</w:t>
+            </w:r>
+            <w:r>
+              <w:rPr>
+                <w:b/>
+                <w:bCs/>
+                <w:sz w:val="22"/>
+                <w:szCs w:val="22"/>
+              </w:rPr>
+              <w:t>2.25</w:t>
             </w:r>
             <w:r>
               <w:rPr>
@@ -2354,6 +3188,44 @@
                 <w:szCs w:val="20"/>
               </w:rPr>
               <w:t xml:space="preserve">You should know the basic necessaries about python programming, object-oriented methods, and fine coding conducts. </w:t>
+            </w:r>
+          </w:p>
+          <w:p>
+            <w:pPr>
+              <w:rPr>
+                <w:i/>
+                <w:iCs/>
+                <w:sz w:val="20"/>
+                <w:szCs w:val="20"/>
+              </w:rPr>
+            </w:pPr>
+            <w:r>
+              <w:rPr>
+                <w:i/>
+                <w:iCs/>
+                <w:sz w:val="20"/>
+                <w:szCs w:val="20"/>
+              </w:rPr>
+              <w:t xml:space="preserve">Usable: 0.75 </w:t>
+            </w:r>
+          </w:p>
+          <w:p>
+            <w:pPr>
+              <w:rPr>
+                <w:i/>
+                <w:iCs/>
+                <w:sz w:val="20"/>
+                <w:szCs w:val="20"/>
+              </w:rPr>
+            </w:pPr>
+            <w:r>
+              <w:rPr>
+                <w:i/>
+                <w:iCs/>
+                <w:sz w:val="20"/>
+                <w:szCs w:val="20"/>
+              </w:rPr>
+              <w:t>Explanation &amp; justification of method: 1.5</w:t>
             </w:r>
           </w:p>
         </w:tc>
@@ -2442,7 +3314,25 @@
                 <w:sz w:val="20"/>
                 <w:szCs w:val="20"/>
               </w:rPr>
-              <w:t>Max: 3 pts</w:t>
+              <w:t xml:space="preserve">Max: </w:t>
+            </w:r>
+            <w:r>
+              <w:rPr>
+                <w:i/>
+                <w:iCs/>
+                <w:sz w:val="20"/>
+                <w:szCs w:val="20"/>
+              </w:rPr>
+              <w:t>3</w:t>
+            </w:r>
+            <w:r>
+              <w:rPr>
+                <w:i/>
+                <w:iCs/>
+                <w:sz w:val="20"/>
+                <w:szCs w:val="20"/>
+              </w:rPr>
+              <w:t xml:space="preserve"> pts</w:t>
             </w:r>
           </w:p>
         </w:tc>
@@ -2457,50 +3347,41 @@
     <w:p>
       <w:pPr>
         <w:pStyle w:val="Heading2"/>
-        <w:numPr>
-          <w:ilvl w:val="1"/>
-          <w:numId w:val="16"/>
-        </w:numPr>
-      </w:pPr>
-      <w:proofErr w:type="spellStart"/>
-      <w:r>
-        <w:lastRenderedPageBreak/>
-        <w:t>PartC</w:t>
-      </w:r>
-      <w:proofErr w:type="spellEnd"/>
+      </w:pPr>
+      <w:r>
+        <w:t>4.</w:t>
+      </w:r>
+      <w:r>
+        <w:t>3</w:t>
+      </w:r>
+      <w:r>
+        <w:tab/>
+      </w:r>
+      <w:r>
+        <w:t>Part</w:t>
+      </w:r>
+      <w:r>
+        <w:t>C</w:t>
+      </w:r>
       <w:r>
         <w:t xml:space="preserve">: </w:t>
       </w:r>
       <w:r>
-        <w:t>30</w:t>
-      </w:r>
-      <w:r>
-        <w:t>%</w:t>
-      </w:r>
-    </w:p>
-    <w:p>
-      <w:pPr>
-        <w:spacing w:before="60" w:after="0"/>
-        <w:rPr>
-          <w:b/>
-          <w:bCs/>
-        </w:rPr>
-      </w:pPr>
-    </w:p>
-    <w:p>
-      <w:pPr>
-        <w:spacing w:before="60" w:after="0"/>
-        <w:rPr>
-          <w:b/>
-          <w:bCs/>
-        </w:rPr>
-      </w:pPr>
-      <w:r>
-        <w:rPr>
-          <w:b/>
-          <w:bCs/>
-        </w:rPr>
-        <w:t>(TOETS 01 Robot Demonstration)</w:t>
+        <w:t>i</w:t>
+      </w:r>
+      <w:r>
+        <w:t>nterview: 30%</w:t>
+      </w:r>
+      <w:r>
+        <w:t xml:space="preserve"> </w:t>
+      </w:r>
+      <w:r>
+        <w:t xml:space="preserve"> (TOETS 01 &amp; 02 same)</w:t>
+      </w:r>
+    </w:p>
+    <w:p>
+      <w:r>
+        <w:t>I’ll conduct an interview 15-20 min per group. Main content: discuss your work and your relevant knowledge. The evaluation will be based on your individual performance and knowledge.</w:t>
       </w:r>
     </w:p>
     <w:tbl>
@@ -2539,61 +3420,16 @@
                 <w:sz w:val="22"/>
                 <w:szCs w:val="22"/>
               </w:rPr>
-              <w:t>Your robot can</w:t>
-            </w:r>
-            <w:r>
-              <w:rPr>
-                <w:b/>
-                <w:bCs/>
-                <w:sz w:val="22"/>
-                <w:szCs w:val="22"/>
-              </w:rPr>
-              <w:t xml:space="preserve"> successfully</w:t>
-            </w:r>
-            <w:r>
-              <w:rPr>
-                <w:b/>
-                <w:bCs/>
-                <w:sz w:val="22"/>
-                <w:szCs w:val="22"/>
-              </w:rPr>
-              <w:t xml:space="preserve"> localize itself</w:t>
-            </w:r>
-            <w:r>
-              <w:rPr>
-                <w:b/>
-                <w:bCs/>
-                <w:sz w:val="22"/>
-                <w:szCs w:val="22"/>
-              </w:rPr>
-              <w:t xml:space="preserve"> </w:t>
-            </w:r>
-            <w:r>
-              <w:rPr>
-                <w:b/>
-                <w:bCs/>
-                <w:sz w:val="22"/>
-                <w:szCs w:val="22"/>
-              </w:rPr>
-              <w:t>with limited move/time</w:t>
-            </w:r>
-            <w:r>
-              <w:rPr>
-                <w:b/>
-                <w:bCs/>
-                <w:sz w:val="22"/>
-                <w:szCs w:val="22"/>
-              </w:rPr>
-              <w:t>(</w:t>
-            </w:r>
-            <w:r>
-              <w:rPr>
-                <w:b/>
-                <w:bCs/>
-                <w:sz w:val="22"/>
-                <w:szCs w:val="22"/>
-              </w:rPr>
-              <w:t>2</w:t>
+              <w:t>Justify your work (</w:t>
+            </w:r>
+            <w:r>
+              <w:rPr>
+                <w:b/>
+                <w:bCs/>
+                <w:sz w:val="22"/>
+                <w:szCs w:val="22"/>
+              </w:rPr>
+              <w:t>1.5</w:t>
             </w:r>
             <w:r>
               <w:rPr>
@@ -2608,220 +3444,18 @@
           <w:p>
             <w:pPr>
               <w:rPr>
-                <w:i/>
-                <w:iCs/>
-                <w:sz w:val="20"/>
-                <w:szCs w:val="20"/>
-              </w:rPr>
-            </w:pPr>
-            <w:r>
-              <w:rPr>
-                <w:i/>
-                <w:iCs/>
-                <w:sz w:val="20"/>
-                <w:szCs w:val="20"/>
-              </w:rPr>
-              <w:t>Sufficient</w:t>
-            </w:r>
-            <w:r>
-              <w:rPr>
-                <w:i/>
-                <w:iCs/>
-                <w:sz w:val="20"/>
-                <w:szCs w:val="20"/>
-              </w:rPr>
-              <w:t xml:space="preserve"> (0.</w:t>
-            </w:r>
-            <w:r>
-              <w:rPr>
-                <w:i/>
-                <w:iCs/>
-                <w:sz w:val="20"/>
-                <w:szCs w:val="20"/>
-              </w:rPr>
-              <w:t>6</w:t>
-            </w:r>
-            <w:r>
-              <w:rPr>
-                <w:i/>
-                <w:iCs/>
-                <w:sz w:val="20"/>
-                <w:szCs w:val="20"/>
-              </w:rPr>
-              <w:t>)</w:t>
-            </w:r>
-            <w:r>
-              <w:rPr>
-                <w:i/>
-                <w:iCs/>
-                <w:sz w:val="20"/>
-                <w:szCs w:val="20"/>
-              </w:rPr>
-              <w:t>:</w:t>
-            </w:r>
-            <w:r>
-              <w:rPr>
-                <w:i/>
-                <w:iCs/>
-                <w:sz w:val="20"/>
-                <w:szCs w:val="20"/>
-              </w:rPr>
-              <w:t xml:space="preserve"> within </w:t>
-            </w:r>
-            <w:r>
-              <w:rPr>
-                <w:i/>
-                <w:iCs/>
-                <w:sz w:val="20"/>
-                <w:szCs w:val="20"/>
-              </w:rPr>
-              <w:t>60</w:t>
-            </w:r>
-            <w:r>
-              <w:rPr>
-                <w:i/>
-                <w:iCs/>
-                <w:sz w:val="20"/>
-                <w:szCs w:val="20"/>
-              </w:rPr>
-              <w:t xml:space="preserve"> moves, or within </w:t>
-            </w:r>
-            <w:r>
-              <w:rPr>
-                <w:i/>
-                <w:iCs/>
-                <w:sz w:val="20"/>
-                <w:szCs w:val="20"/>
-              </w:rPr>
-              <w:t>7</w:t>
-            </w:r>
-            <w:r>
-              <w:rPr>
-                <w:i/>
-                <w:iCs/>
-                <w:sz w:val="20"/>
-                <w:szCs w:val="20"/>
-              </w:rPr>
-              <w:t xml:space="preserve"> min</w:t>
-            </w:r>
-          </w:p>
-          <w:p>
-            <w:pPr>
-              <w:rPr>
-                <w:i/>
-                <w:iCs/>
-                <w:sz w:val="20"/>
-                <w:szCs w:val="20"/>
-              </w:rPr>
-            </w:pPr>
-            <w:r>
-              <w:rPr>
-                <w:i/>
-                <w:iCs/>
-                <w:sz w:val="20"/>
-                <w:szCs w:val="20"/>
-              </w:rPr>
-              <w:t>Good</w:t>
-            </w:r>
-            <w:r>
-              <w:rPr>
-                <w:i/>
-                <w:iCs/>
-                <w:sz w:val="20"/>
-                <w:szCs w:val="20"/>
-              </w:rPr>
-              <w:t xml:space="preserve"> (</w:t>
-            </w:r>
-            <w:r>
-              <w:rPr>
-                <w:i/>
-                <w:iCs/>
-                <w:sz w:val="20"/>
-                <w:szCs w:val="20"/>
-              </w:rPr>
-              <w:t>1</w:t>
-            </w:r>
-            <w:r>
-              <w:rPr>
-                <w:i/>
-                <w:iCs/>
-                <w:sz w:val="20"/>
-                <w:szCs w:val="20"/>
-              </w:rPr>
-              <w:t>)</w:t>
-            </w:r>
-            <w:r>
-              <w:rPr>
-                <w:i/>
-                <w:iCs/>
-                <w:sz w:val="20"/>
-                <w:szCs w:val="20"/>
-              </w:rPr>
-              <w:t xml:space="preserve">:  within 25 moves or within </w:t>
-            </w:r>
-            <w:r>
-              <w:rPr>
-                <w:i/>
-                <w:iCs/>
-                <w:sz w:val="20"/>
-                <w:szCs w:val="20"/>
-              </w:rPr>
-              <w:t xml:space="preserve">3 min </w:t>
-            </w:r>
-          </w:p>
-          <w:p>
-            <w:pPr>
-              <w:rPr>
-                <w:i/>
-                <w:iCs/>
-                <w:sz w:val="20"/>
-                <w:szCs w:val="20"/>
-              </w:rPr>
-            </w:pPr>
-            <w:r>
-              <w:rPr>
-                <w:i/>
-                <w:iCs/>
-                <w:sz w:val="20"/>
-                <w:szCs w:val="20"/>
-              </w:rPr>
-              <w:t>Very good</w:t>
-            </w:r>
-            <w:r>
-              <w:rPr>
-                <w:i/>
-                <w:iCs/>
-                <w:sz w:val="20"/>
-                <w:szCs w:val="20"/>
-              </w:rPr>
-              <w:t xml:space="preserve"> (</w:t>
-            </w:r>
-            <w:r>
-              <w:rPr>
-                <w:i/>
-                <w:iCs/>
-                <w:sz w:val="20"/>
-                <w:szCs w:val="20"/>
-              </w:rPr>
-              <w:t>2</w:t>
-            </w:r>
-            <w:r>
-              <w:rPr>
-                <w:i/>
-                <w:iCs/>
-                <w:sz w:val="20"/>
-                <w:szCs w:val="20"/>
-              </w:rPr>
-              <w:t>)</w:t>
-            </w:r>
-            <w:r>
-              <w:rPr>
-                <w:i/>
-                <w:iCs/>
-                <w:sz w:val="20"/>
-                <w:szCs w:val="20"/>
-              </w:rPr>
-              <w:t>: within 20 moves or within 1.5 min</w:t>
+                <w:sz w:val="20"/>
+                <w:szCs w:val="20"/>
+              </w:rPr>
+            </w:pPr>
+            <w:r>
+              <w:rPr>
+                <w:i/>
+                <w:iCs/>
+                <w:sz w:val="20"/>
+                <w:szCs w:val="20"/>
+              </w:rPr>
+              <w:t xml:space="preserve">You can explain and justify your work, including report contents and code. </w:t>
             </w:r>
           </w:p>
         </w:tc>
@@ -2896,25 +3530,16 @@
                 <w:sz w:val="22"/>
                 <w:szCs w:val="22"/>
               </w:rPr>
-              <w:t>Q&amp;A handling</w:t>
-            </w:r>
-            <w:r>
-              <w:rPr>
-                <w:b/>
-                <w:bCs/>
-                <w:sz w:val="22"/>
-                <w:szCs w:val="22"/>
-              </w:rPr>
-              <w:t>(</w:t>
-            </w:r>
-            <w:r>
-              <w:rPr>
-                <w:b/>
-                <w:bCs/>
-                <w:sz w:val="22"/>
-                <w:szCs w:val="22"/>
-              </w:rPr>
-              <w:t>1</w:t>
+              <w:t>Demonstrate your knowledge (1</w:t>
+            </w:r>
+            <w:r>
+              <w:rPr>
+                <w:b/>
+                <w:bCs/>
+                <w:sz w:val="22"/>
+                <w:szCs w:val="22"/>
+              </w:rPr>
+              <w:t>.5</w:t>
             </w:r>
             <w:r>
               <w:rPr>
@@ -2942,16 +3567,7 @@
                 <w:sz w:val="20"/>
                 <w:szCs w:val="20"/>
               </w:rPr>
-              <w:t>Your robot operates the same as what is presumed in your design. If not you can elaborate why</w:t>
-            </w:r>
-            <w:r>
-              <w:rPr>
-                <w:i/>
-                <w:iCs/>
-                <w:sz w:val="20"/>
-                <w:szCs w:val="20"/>
-              </w:rPr>
-              <w:t>. You can demonstrate that you have considered the practical issues thoroughly.</w:t>
+              <w:t xml:space="preserve">You should know the basic necessaries about python programming, object-oriented methods, and fine coding conducts. </w:t>
             </w:r>
           </w:p>
         </w:tc>
@@ -3040,25 +3656,7 @@
                 <w:sz w:val="20"/>
                 <w:szCs w:val="20"/>
               </w:rPr>
-              <w:t xml:space="preserve">Max: </w:t>
-            </w:r>
-            <w:r>
-              <w:rPr>
-                <w:i/>
-                <w:iCs/>
-                <w:sz w:val="20"/>
-                <w:szCs w:val="20"/>
-              </w:rPr>
-              <w:t>3</w:t>
-            </w:r>
-            <w:r>
-              <w:rPr>
-                <w:i/>
-                <w:iCs/>
-                <w:sz w:val="20"/>
-                <w:szCs w:val="20"/>
-              </w:rPr>
-              <w:t xml:space="preserve"> pts</w:t>
+              <w:t>Max: 3 pts</w:t>
             </w:r>
           </w:p>
         </w:tc>
@@ -3072,553 +3670,10 @@
     </w:tbl>
     <w:p>
       <w:pPr>
-        <w:spacing w:before="60" w:after="0"/>
-        <w:rPr>
-          <w:b/>
-          <w:bCs/>
-        </w:rPr>
-      </w:pPr>
-      <w:r>
-        <w:rPr>
-          <w:b/>
-          <w:bCs/>
-        </w:rPr>
-        <w:t>(TOETS 02</w:t>
-      </w:r>
-      <w:r>
-        <w:rPr>
-          <w:b/>
-          <w:bCs/>
-        </w:rPr>
-        <w:t xml:space="preserve"> </w:t>
-      </w:r>
-      <w:r>
-        <w:rPr>
-          <w:b/>
-          <w:bCs/>
-        </w:rPr>
-        <w:t>Exploratory bonus</w:t>
-      </w:r>
-      <w:r>
-        <w:rPr>
-          <w:b/>
-          <w:bCs/>
-        </w:rPr>
-        <w:t>)</w:t>
-      </w:r>
-    </w:p>
-    <w:tbl>
-      <w:tblPr>
-        <w:tblStyle w:val="TableGrid"/>
-        <w:tblW w:w="0" w:type="auto"/>
-        <w:jc w:val="center"/>
-        <w:tblLook w:val="04A0" w:firstRow="1" w:lastRow="0" w:firstColumn="1" w:lastColumn="0" w:noHBand="0" w:noVBand="1"/>
-      </w:tblPr>
-      <w:tblGrid>
-        <w:gridCol w:w="4248"/>
-        <w:gridCol w:w="3685"/>
-        <w:gridCol w:w="1083"/>
-      </w:tblGrid>
-      <w:tr>
-        <w:trPr>
-          <w:jc w:val="center"/>
-        </w:trPr>
-        <w:tc>
-          <w:tcPr>
-            <w:tcW w:w="4248" w:type="dxa"/>
-          </w:tcPr>
-          <w:p>
-            <w:pPr>
-              <w:rPr>
-                <w:b/>
-                <w:bCs/>
-                <w:sz w:val="22"/>
-                <w:szCs w:val="22"/>
-              </w:rPr>
-            </w:pPr>
-            <w:r>
-              <w:rPr>
-                <w:b/>
-                <w:bCs/>
-                <w:sz w:val="22"/>
-                <w:szCs w:val="22"/>
-              </w:rPr>
-              <w:t>Dutch language</w:t>
-            </w:r>
-            <w:r>
-              <w:rPr>
-                <w:b/>
-                <w:bCs/>
-                <w:sz w:val="22"/>
-                <w:szCs w:val="22"/>
-              </w:rPr>
-              <w:t xml:space="preserve"> Caesar Cipher</w:t>
-            </w:r>
-            <w:r>
-              <w:rPr>
-                <w:b/>
-                <w:bCs/>
-                <w:sz w:val="22"/>
-                <w:szCs w:val="22"/>
-              </w:rPr>
-              <w:t xml:space="preserve"> (</w:t>
-            </w:r>
-            <w:r>
-              <w:rPr>
-                <w:b/>
-                <w:bCs/>
-                <w:sz w:val="22"/>
-                <w:szCs w:val="22"/>
-              </w:rPr>
-              <w:t>0.</w:t>
-            </w:r>
-            <w:r>
-              <w:rPr>
-                <w:b/>
-                <w:bCs/>
-                <w:sz w:val="22"/>
-                <w:szCs w:val="22"/>
-              </w:rPr>
-              <w:t>75</w:t>
-            </w:r>
-            <w:r>
-              <w:rPr>
-                <w:b/>
-                <w:bCs/>
-                <w:sz w:val="22"/>
-                <w:szCs w:val="22"/>
-              </w:rPr>
-              <w:t>)</w:t>
-            </w:r>
-          </w:p>
-          <w:p>
-            <w:pPr>
-              <w:rPr>
-                <w:i/>
-                <w:iCs/>
-                <w:sz w:val="20"/>
-                <w:szCs w:val="20"/>
-              </w:rPr>
-            </w:pPr>
-            <w:r>
-              <w:rPr>
-                <w:i/>
-                <w:iCs/>
-                <w:sz w:val="20"/>
-                <w:szCs w:val="20"/>
-              </w:rPr>
-              <w:t xml:space="preserve">You can explain and justify your work, including report contents and code. </w:t>
-            </w:r>
-          </w:p>
-          <w:p>
-            <w:pPr>
-              <w:rPr>
-                <w:i/>
-                <w:iCs/>
-                <w:sz w:val="20"/>
-                <w:szCs w:val="20"/>
-              </w:rPr>
-            </w:pPr>
-            <w:r>
-              <w:rPr>
-                <w:i/>
-                <w:iCs/>
-                <w:sz w:val="20"/>
-                <w:szCs w:val="20"/>
-              </w:rPr>
-              <w:t>Usable: 0.</w:t>
-            </w:r>
-            <w:r>
-              <w:rPr>
-                <w:i/>
-                <w:iCs/>
-                <w:sz w:val="20"/>
-                <w:szCs w:val="20"/>
-              </w:rPr>
-              <w:t xml:space="preserve">25 </w:t>
-            </w:r>
-          </w:p>
-          <w:p>
-            <w:pPr>
-              <w:rPr>
-                <w:i/>
-                <w:iCs/>
-                <w:sz w:val="20"/>
-                <w:szCs w:val="20"/>
-              </w:rPr>
-            </w:pPr>
-            <w:r>
-              <w:rPr>
-                <w:i/>
-                <w:iCs/>
-                <w:sz w:val="20"/>
-                <w:szCs w:val="20"/>
-              </w:rPr>
-              <w:t>Explanation &amp; justification of method: 0.5</w:t>
-            </w:r>
-          </w:p>
-        </w:tc>
-        <w:tc>
-          <w:tcPr>
-            <w:tcW w:w="3685" w:type="dxa"/>
-          </w:tcPr>
-          <w:p>
-            <w:pPr>
-              <w:rPr>
-                <w:sz w:val="20"/>
-                <w:szCs w:val="20"/>
-              </w:rPr>
-            </w:pPr>
-            <w:r>
-              <w:rPr>
-                <w:i/>
-                <w:iCs/>
-                <w:color w:val="A6A6A6" w:themeColor="background1" w:themeShade="A6"/>
-                <w:sz w:val="20"/>
-                <w:szCs w:val="20"/>
-              </w:rPr>
-              <w:t>Remarks</w:t>
-            </w:r>
-          </w:p>
-        </w:tc>
-        <w:tc>
-          <w:tcPr>
-            <w:tcW w:w="1083" w:type="dxa"/>
-          </w:tcPr>
-          <w:p>
-            <w:pPr>
-              <w:rPr>
-                <w:sz w:val="20"/>
-                <w:szCs w:val="20"/>
-              </w:rPr>
-            </w:pPr>
-            <w:r>
-              <w:rPr>
-                <w:i/>
-                <w:iCs/>
-                <w:color w:val="A6A6A6" w:themeColor="background1" w:themeShade="A6"/>
-                <w:sz w:val="20"/>
-                <w:szCs w:val="20"/>
-              </w:rPr>
-              <w:t>Grade</w:t>
-            </w:r>
-          </w:p>
-        </w:tc>
-      </w:tr>
-      <w:tr>
-        <w:trPr>
-          <w:jc w:val="center"/>
-        </w:trPr>
-        <w:tc>
-          <w:tcPr>
-            <w:tcW w:w="4248" w:type="dxa"/>
-          </w:tcPr>
-          <w:p>
-            <w:pPr>
-              <w:rPr>
-                <w:b/>
-                <w:bCs/>
-                <w:sz w:val="22"/>
-                <w:szCs w:val="22"/>
-              </w:rPr>
-            </w:pPr>
-            <w:r>
-              <w:rPr>
-                <w:b/>
-                <w:bCs/>
-                <w:sz w:val="22"/>
-                <w:szCs w:val="22"/>
-              </w:rPr>
-              <w:t xml:space="preserve">Free-elective </w:t>
-            </w:r>
-            <w:r>
-              <w:rPr>
-                <w:b/>
-                <w:bCs/>
-                <w:sz w:val="22"/>
-                <w:szCs w:val="22"/>
-              </w:rPr>
-              <w:t>exploratory bonus</w:t>
-            </w:r>
-            <w:r>
-              <w:rPr>
-                <w:b/>
-                <w:bCs/>
-                <w:sz w:val="22"/>
-                <w:szCs w:val="22"/>
-              </w:rPr>
-              <w:t xml:space="preserve"> (</w:t>
-            </w:r>
-            <w:r>
-              <w:rPr>
-                <w:b/>
-                <w:bCs/>
-                <w:sz w:val="22"/>
-                <w:szCs w:val="22"/>
-              </w:rPr>
-              <w:t>2</w:t>
-            </w:r>
-            <w:r>
-              <w:rPr>
-                <w:b/>
-                <w:bCs/>
-                <w:sz w:val="22"/>
-                <w:szCs w:val="22"/>
-              </w:rPr>
-              <w:t>.</w:t>
-            </w:r>
-            <w:r>
-              <w:rPr>
-                <w:b/>
-                <w:bCs/>
-                <w:sz w:val="22"/>
-                <w:szCs w:val="22"/>
-              </w:rPr>
-              <w:t>2</w:t>
-            </w:r>
-            <w:r>
-              <w:rPr>
-                <w:b/>
-                <w:bCs/>
-                <w:sz w:val="22"/>
-                <w:szCs w:val="22"/>
-              </w:rPr>
-              <w:t>5</w:t>
-            </w:r>
-            <w:r>
-              <w:rPr>
-                <w:b/>
-                <w:bCs/>
-                <w:sz w:val="22"/>
-                <w:szCs w:val="22"/>
-              </w:rPr>
-              <w:t>)</w:t>
-            </w:r>
-          </w:p>
-          <w:p>
-            <w:pPr>
-              <w:rPr>
-                <w:i/>
-                <w:iCs/>
-                <w:sz w:val="20"/>
-                <w:szCs w:val="20"/>
-              </w:rPr>
-            </w:pPr>
-            <w:r>
-              <w:rPr>
-                <w:i/>
-                <w:iCs/>
-                <w:sz w:val="20"/>
-                <w:szCs w:val="20"/>
-              </w:rPr>
-              <w:t xml:space="preserve">You should know the basic necessaries about python programming, object-oriented methods, and fine coding conducts. </w:t>
-            </w:r>
-          </w:p>
-          <w:p>
-            <w:pPr>
-              <w:rPr>
-                <w:i/>
-                <w:iCs/>
-                <w:sz w:val="20"/>
-                <w:szCs w:val="20"/>
-              </w:rPr>
-            </w:pPr>
-            <w:r>
-              <w:rPr>
-                <w:i/>
-                <w:iCs/>
-                <w:sz w:val="20"/>
-                <w:szCs w:val="20"/>
-              </w:rPr>
-              <w:t>Usable: 0.</w:t>
-            </w:r>
-            <w:r>
-              <w:rPr>
-                <w:i/>
-                <w:iCs/>
-                <w:sz w:val="20"/>
-                <w:szCs w:val="20"/>
-              </w:rPr>
-              <w:t>7</w:t>
-            </w:r>
-            <w:r>
-              <w:rPr>
-                <w:i/>
-                <w:iCs/>
-                <w:sz w:val="20"/>
-                <w:szCs w:val="20"/>
-              </w:rPr>
-              <w:t>5</w:t>
-            </w:r>
-            <w:r>
-              <w:rPr>
-                <w:i/>
-                <w:iCs/>
-                <w:sz w:val="20"/>
-                <w:szCs w:val="20"/>
-              </w:rPr>
-              <w:t xml:space="preserve"> </w:t>
-            </w:r>
-          </w:p>
-          <w:p>
-            <w:pPr>
-              <w:rPr>
-                <w:i/>
-                <w:iCs/>
-                <w:sz w:val="20"/>
-                <w:szCs w:val="20"/>
-              </w:rPr>
-            </w:pPr>
-            <w:r>
-              <w:rPr>
-                <w:i/>
-                <w:iCs/>
-                <w:sz w:val="20"/>
-                <w:szCs w:val="20"/>
-              </w:rPr>
-              <w:t xml:space="preserve">Explanation &amp; justification of method: </w:t>
-            </w:r>
-            <w:r>
-              <w:rPr>
-                <w:i/>
-                <w:iCs/>
-                <w:sz w:val="20"/>
-                <w:szCs w:val="20"/>
-              </w:rPr>
-              <w:t>1.</w:t>
-            </w:r>
-            <w:r>
-              <w:rPr>
-                <w:i/>
-                <w:iCs/>
-                <w:sz w:val="20"/>
-                <w:szCs w:val="20"/>
-              </w:rPr>
-              <w:t>5</w:t>
-            </w:r>
-          </w:p>
-        </w:tc>
-        <w:tc>
-          <w:tcPr>
-            <w:tcW w:w="3685" w:type="dxa"/>
-          </w:tcPr>
-          <w:p>
-            <w:pPr>
-              <w:rPr>
-                <w:sz w:val="20"/>
-                <w:szCs w:val="20"/>
-              </w:rPr>
-            </w:pPr>
-            <w:r>
-              <w:rPr>
-                <w:i/>
-                <w:iCs/>
-                <w:color w:val="A6A6A6" w:themeColor="background1" w:themeShade="A6"/>
-                <w:sz w:val="20"/>
-                <w:szCs w:val="20"/>
-              </w:rPr>
-              <w:t>Remarks</w:t>
-            </w:r>
-          </w:p>
-        </w:tc>
-        <w:tc>
-          <w:tcPr>
-            <w:tcW w:w="1083" w:type="dxa"/>
-          </w:tcPr>
-          <w:p>
-            <w:pPr>
-              <w:rPr>
-                <w:sz w:val="20"/>
-                <w:szCs w:val="20"/>
-              </w:rPr>
-            </w:pPr>
-            <w:r>
-              <w:rPr>
-                <w:i/>
-                <w:iCs/>
-                <w:color w:val="A6A6A6" w:themeColor="background1" w:themeShade="A6"/>
-                <w:sz w:val="20"/>
-                <w:szCs w:val="20"/>
-              </w:rPr>
-              <w:t>Grade</w:t>
-            </w:r>
-          </w:p>
-        </w:tc>
-      </w:tr>
-      <w:tr>
-        <w:trPr>
-          <w:jc w:val="center"/>
-        </w:trPr>
-        <w:tc>
-          <w:tcPr>
-            <w:tcW w:w="7933" w:type="dxa"/>
-            <w:gridSpan w:val="2"/>
-          </w:tcPr>
-          <w:p>
-            <w:pPr>
-              <w:rPr>
-                <w:b/>
-                <w:bCs/>
-              </w:rPr>
-            </w:pPr>
-            <w:r>
-              <w:rPr>
-                <w:b/>
-                <w:bCs/>
-              </w:rPr>
-              <w:t>Score</w:t>
-            </w:r>
-          </w:p>
-          <w:p>
-            <w:pPr>
-              <w:rPr>
-                <w:sz w:val="20"/>
-                <w:szCs w:val="20"/>
-              </w:rPr>
-            </w:pPr>
-            <w:r>
-              <w:rPr>
-                <w:i/>
-                <w:iCs/>
-                <w:sz w:val="20"/>
-                <w:szCs w:val="20"/>
-              </w:rPr>
-              <w:t xml:space="preserve">Max: </w:t>
-            </w:r>
-            <w:r>
-              <w:rPr>
-                <w:i/>
-                <w:iCs/>
-                <w:sz w:val="20"/>
-                <w:szCs w:val="20"/>
-              </w:rPr>
-              <w:t>3</w:t>
-            </w:r>
-            <w:r>
-              <w:rPr>
-                <w:i/>
-                <w:iCs/>
-                <w:sz w:val="20"/>
-                <w:szCs w:val="20"/>
-              </w:rPr>
-              <w:t xml:space="preserve"> pts</w:t>
-            </w:r>
-          </w:p>
-        </w:tc>
-        <w:tc>
-          <w:tcPr>
-            <w:tcW w:w="1083" w:type="dxa"/>
-          </w:tcPr>
-          <w:p/>
-        </w:tc>
-      </w:tr>
-    </w:tbl>
-    <w:p>
-      <w:pPr>
         <w:pStyle w:val="Heading2"/>
         <w:numPr>
           <w:ilvl w:val="1"/>
-          <w:numId w:val="16"/>
+          <w:numId w:val="15"/>
         </w:numPr>
       </w:pPr>
       <w:r>
@@ -3715,27 +3770,9 @@
       <w:r>
         <w:t xml:space="preserve">{ </w:t>
       </w:r>
-      <w:proofErr w:type="spellStart"/>
-      <w:r>
-        <w:t>PartA</w:t>
-      </w:r>
-      <w:proofErr w:type="spellEnd"/>
-      <w:r>
-        <w:t xml:space="preserve"> + </w:t>
-      </w:r>
-      <w:proofErr w:type="spellStart"/>
-      <w:r>
-        <w:t>PartB</w:t>
-      </w:r>
-      <w:proofErr w:type="spellEnd"/>
-      <w:r>
-        <w:t xml:space="preserve"> + </w:t>
-      </w:r>
-      <w:proofErr w:type="spellStart"/>
-      <w:r>
-        <w:t>PartC</w:t>
-      </w:r>
-      <w:proofErr w:type="spellEnd"/>
+      <w:r>
+        <w:t>PartA + PartB + PartC</w:t>
+      </w:r>
       <w:r>
         <w:t xml:space="preserve"> ,</w:t>
       </w:r>
@@ -3748,19 +3785,13 @@
       <w:r>
         <w:t>= Final score</w:t>
       </w:r>
-    </w:p>
-    <w:p>
-      <w:pPr>
-        <w:pStyle w:val="Heading2"/>
-        <w:ind w:left="720"/>
-      </w:pPr>
     </w:p>
     <w:p>
       <w:pPr>
         <w:pStyle w:val="Heading2"/>
         <w:numPr>
           <w:ilvl w:val="1"/>
-          <w:numId w:val="16"/>
+          <w:numId w:val="15"/>
         </w:numPr>
       </w:pPr>
       <w:r>
@@ -3771,13 +3802,8 @@
       <w:pPr>
         <w:pStyle w:val="ListParagraph"/>
       </w:pPr>
-      <w:proofErr w:type="spellStart"/>
-      <w:r>
-        <w:t>PartA</w:t>
-      </w:r>
-      <w:proofErr w:type="spellEnd"/>
-      <w:r>
-        <w:t xml:space="preserve">: </w:t>
+      <w:r>
+        <w:t xml:space="preserve">PartA: </w:t>
       </w:r>
       <w:r>
         <w:t>Score report and code (</w:t>
@@ -3803,15 +3829,36 @@
     <w:p>
       <w:pPr>
         <w:pStyle w:val="ListParagraph"/>
-        <w:spacing w:after="0"/>
-      </w:pPr>
-      <w:proofErr w:type="spellStart"/>
-      <w:r>
-        <w:t>PartB</w:t>
-      </w:r>
-      <w:proofErr w:type="spellEnd"/>
-      <w:r>
-        <w:t xml:space="preserve">: </w:t>
+        <w:ind w:left="0" w:firstLine="720"/>
+      </w:pPr>
+      <w:r>
+        <w:t xml:space="preserve">PartB: </w:t>
+      </w:r>
+      <w:r>
+        <w:t>Exploratory bonus (</w:t>
+      </w:r>
+      <w:r>
+        <w:t>30</w:t>
+      </w:r>
+      <w:r>
+        <w:t>%):</w:t>
+      </w:r>
+    </w:p>
+    <w:p>
+      <w:pPr>
+        <w:pStyle w:val="ListParagraph"/>
+        <w:ind w:firstLine="720"/>
+      </w:pPr>
+      <w:r>
+        <w:t>the score will be a group score, everyone is the same.</w:t>
+      </w:r>
+    </w:p>
+    <w:p>
+      <w:pPr>
+        <w:pStyle w:val="ListParagraph"/>
+      </w:pPr>
+      <w:r>
+        <w:t xml:space="preserve">PartC: </w:t>
       </w:r>
       <w:r>
         <w:t xml:space="preserve">Score interview (30%): </w:t>
@@ -3829,34 +3876,6 @@
     </w:p>
     <w:p>
       <w:pPr>
-        <w:spacing w:after="0"/>
-      </w:pPr>
-      <w:r>
-        <w:tab/>
-      </w:r>
-      <w:proofErr w:type="spellStart"/>
-      <w:r>
-        <w:t>PartC</w:t>
-      </w:r>
-      <w:proofErr w:type="spellEnd"/>
-      <w:r>
-        <w:t>: Exp</w:t>
-      </w:r>
-      <w:r>
-        <w:t>loratory bonus (25%):</w:t>
-      </w:r>
-    </w:p>
-    <w:p>
-      <w:pPr>
-        <w:pStyle w:val="ListParagraph"/>
-        <w:ind w:firstLine="720"/>
-      </w:pPr>
-      <w:r>
-        <w:t>the score will be a group score, everyone is the same.</w:t>
-      </w:r>
-    </w:p>
-    <w:p>
-      <w:pPr>
         <w:pStyle w:val="ListParagraph"/>
       </w:pPr>
       <w:r>
@@ -3886,78 +3905,70 @@
         <w:pStyle w:val="Heading1"/>
       </w:pPr>
       <w:r>
+        <w:t>Rules for exceeding the deadline</w:t>
+      </w:r>
+    </w:p>
+    <w:p>
+      <w:pPr>
+        <w:ind w:left="360"/>
+      </w:pPr>
+      <w:r>
+        <w:t xml:space="preserve">Exceeded hours: </w:t>
+      </w:r>
+      <w:r>
+        <w:rPr>
+          <w:i/>
+          <w:iCs/>
+        </w:rPr>
+        <w:t>x</w:t>
+      </w:r>
+      <w:r>
+        <w:t xml:space="preserve"> </w:t>
+      </w:r>
+    </w:p>
+    <w:p>
+      <w:pPr>
+        <w:ind w:left="360"/>
+      </w:pPr>
+      <w:r>
+        <w:t>(</w:t>
+      </w:r>
+      <w:r>
+        <w:t>A</w:t>
+      </w:r>
+      <w:r>
+        <w:t>lways rounded up to the next integer! So, if you exceed at least 1 minute, it's counted as 1 hour! If you exceed 1 hour + 1 minute, it's counted as 2 hours!)</w:t>
+      </w:r>
+    </w:p>
+    <w:p>
+      <w:pPr>
+        <w:ind w:left="360"/>
+      </w:pPr>
+      <w:r>
+        <w:t xml:space="preserve">Final score before the deduction: </w:t>
+      </w:r>
+      <w:r>
+        <w:rPr>
+          <w:i/>
+          <w:iCs/>
+        </w:rPr>
+        <w:t>s0</w:t>
+      </w:r>
+    </w:p>
+    <w:p>
+      <w:pPr>
+        <w:ind w:left="360"/>
+      </w:pPr>
+      <w:r>
+        <w:t>Final score after the deduction: score_final = s0 * ( 1 - (sqrt(x*2)/20) )</w:t>
+      </w:r>
+    </w:p>
+    <w:p>
+      <w:pPr>
+        <w:pStyle w:val="Heading1"/>
+      </w:pPr>
+      <w:r>
         <w:lastRenderedPageBreak/>
-        <w:t>Rules for exceeding the deadline</w:t>
-      </w:r>
-    </w:p>
-    <w:p>
-      <w:pPr>
-        <w:ind w:left="360"/>
-      </w:pPr>
-      <w:r>
-        <w:t xml:space="preserve">Exceeded hours: </w:t>
-      </w:r>
-      <w:r>
-        <w:rPr>
-          <w:i/>
-          <w:iCs/>
-        </w:rPr>
-        <w:t>x</w:t>
-      </w:r>
-      <w:r>
-        <w:t xml:space="preserve"> </w:t>
-      </w:r>
-    </w:p>
-    <w:p>
-      <w:pPr>
-        <w:ind w:left="360"/>
-      </w:pPr>
-      <w:r>
-        <w:t>(</w:t>
-      </w:r>
-      <w:r>
-        <w:t>A</w:t>
-      </w:r>
-      <w:r>
-        <w:t>lways rounded up to the next integer! So, if you exceed at least 1 minute, it's counted as 1 hour! If you exceed 1 hour + 1 minute, it's counted as 2 hours!)</w:t>
-      </w:r>
-    </w:p>
-    <w:p>
-      <w:pPr>
-        <w:ind w:left="360"/>
-      </w:pPr>
-      <w:r>
-        <w:t xml:space="preserve">Final score before the deduction: </w:t>
-      </w:r>
-      <w:r>
-        <w:rPr>
-          <w:i/>
-          <w:iCs/>
-        </w:rPr>
-        <w:t>s0</w:t>
-      </w:r>
-    </w:p>
-    <w:p>
-      <w:pPr>
-        <w:ind w:left="360"/>
-      </w:pPr>
-      <w:r>
-        <w:t xml:space="preserve">Final score after the deduction: </w:t>
-      </w:r>
-      <w:proofErr w:type="spellStart"/>
-      <w:r>
-        <w:t>score_final</w:t>
-      </w:r>
-      <w:proofErr w:type="spellEnd"/>
-      <w:r>
-        <w:t xml:space="preserve"> = s0 * ( 1 - (sqrt(x*2)/20) )</w:t>
-      </w:r>
-    </w:p>
-    <w:p>
-      <w:pPr>
-        <w:pStyle w:val="Heading1"/>
-      </w:pPr>
-      <w:r>
         <w:t xml:space="preserve">Recommended </w:t>
       </w:r>
       <w:r>
@@ -5298,11 +5309,2987 @@
         <w:tab/>
       </w:r>
     </w:p>
-    <w:p/>
+    <w:p>
+      <w:pPr>
+        <w:spacing w:line="259" w:lineRule="auto"/>
+      </w:pPr>
+      <w:r>
+        <w:br w:type="page"/>
+      </w:r>
+    </w:p>
+    <w:p>
+      <w:pPr>
+        <w:pStyle w:val="Heading1"/>
+        <w:numPr>
+          <w:ilvl w:val="0"/>
+          <w:numId w:val="0"/>
+        </w:numPr>
+        <w:ind w:left="720"/>
+        <w:rPr>
+          <w:b/>
+          <w:bCs/>
+        </w:rPr>
+      </w:pPr>
+      <w:r>
+        <w:rPr>
+          <w:b/>
+          <w:bCs/>
+        </w:rPr>
+        <w:lastRenderedPageBreak/>
+        <w:t>G</w:t>
+      </w:r>
+      <w:r>
+        <w:rPr>
+          <w:b/>
+          <w:bCs/>
+        </w:rPr>
+        <w:t>rading form</w:t>
+      </w:r>
+      <w:r>
+        <w:rPr>
+          <w:b/>
+          <w:bCs/>
+        </w:rPr>
+        <w:t xml:space="preserve"> CU04448 Intelligent Control TOETS</w:t>
+      </w:r>
+      <w:r>
+        <w:rPr>
+          <w:b/>
+          <w:bCs/>
+        </w:rPr>
+        <w:t xml:space="preserve"> </w:t>
+      </w:r>
+      <w:r>
+        <w:rPr>
+          <w:b/>
+          <w:bCs/>
+        </w:rPr>
+        <w:t>01  02</w:t>
+      </w:r>
+    </w:p>
+    <w:p>
+      <w:pPr>
+        <w:pStyle w:val="Heading2"/>
+      </w:pPr>
+      <w:r>
+        <w:t>Group number:</w:t>
+      </w:r>
+    </w:p>
+    <w:p>
+      <w:pPr>
+        <w:pStyle w:val="Heading2"/>
+      </w:pPr>
+      <w:r>
+        <w:t>Date:</w:t>
+      </w:r>
+    </w:p>
+    <w:p>
+      <w:pPr>
+        <w:pStyle w:val="Heading2"/>
+      </w:pPr>
+      <w:r>
+        <w:t>PartA: r</w:t>
+      </w:r>
+      <w:r>
+        <w:t xml:space="preserve">eport and code: </w:t>
+      </w:r>
+      <w:r>
+        <w:t>50</w:t>
+      </w:r>
+      <w:r>
+        <w:t>%</w:t>
+      </w:r>
+      <w:r>
+        <w:t xml:space="preserve"> (TOETS 01 &amp; 02 same)</w:t>
+      </w:r>
+    </w:p>
+    <w:tbl>
+      <w:tblPr>
+        <w:tblStyle w:val="TableGrid"/>
+        <w:tblW w:w="0" w:type="auto"/>
+        <w:jc w:val="center"/>
+        <w:tblLook w:val="04A0" w:firstRow="1" w:lastRow="0" w:firstColumn="1" w:lastColumn="0" w:noHBand="0" w:noVBand="1"/>
+      </w:tblPr>
+      <w:tblGrid>
+        <w:gridCol w:w="4106"/>
+        <w:gridCol w:w="3827"/>
+        <w:gridCol w:w="1083"/>
+      </w:tblGrid>
+      <w:tr>
+        <w:trPr>
+          <w:jc w:val="center"/>
+        </w:trPr>
+        <w:tc>
+          <w:tcPr>
+            <w:tcW w:w="4106" w:type="dxa"/>
+          </w:tcPr>
+          <w:p>
+            <w:pPr>
+              <w:rPr>
+                <w:b/>
+                <w:bCs/>
+                <w:sz w:val="22"/>
+                <w:szCs w:val="22"/>
+              </w:rPr>
+            </w:pPr>
+            <w:r>
+              <w:rPr>
+                <w:b/>
+                <w:bCs/>
+                <w:sz w:val="22"/>
+                <w:szCs w:val="22"/>
+              </w:rPr>
+              <w:t>Format (0.5)</w:t>
+            </w:r>
+          </w:p>
+          <w:p>
+            <w:pPr>
+              <w:rPr>
+                <w:i/>
+                <w:iCs/>
+                <w:sz w:val="22"/>
+                <w:szCs w:val="22"/>
+              </w:rPr>
+            </w:pPr>
+            <w:r>
+              <w:rPr>
+                <w:i/>
+                <w:iCs/>
+                <w:sz w:val="20"/>
+                <w:szCs w:val="20"/>
+              </w:rPr>
+              <w:t>Page limit, components in section 2, code in appendix, grammar</w:t>
+            </w:r>
+            <w:r>
+              <w:rPr>
+                <w:i/>
+                <w:iCs/>
+                <w:sz w:val="22"/>
+                <w:szCs w:val="22"/>
+              </w:rPr>
+              <w:t xml:space="preserve"> </w:t>
+            </w:r>
+          </w:p>
+        </w:tc>
+        <w:tc>
+          <w:tcPr>
+            <w:tcW w:w="3827" w:type="dxa"/>
+          </w:tcPr>
+          <w:p>
+            <w:pPr>
+              <w:rPr>
+                <w:i/>
+                <w:iCs/>
+                <w:color w:val="A6A6A6" w:themeColor="background1" w:themeShade="A6"/>
+                <w:sz w:val="20"/>
+                <w:szCs w:val="20"/>
+              </w:rPr>
+            </w:pPr>
+            <w:r>
+              <w:rPr>
+                <w:i/>
+                <w:iCs/>
+                <w:color w:val="A6A6A6" w:themeColor="background1" w:themeShade="A6"/>
+                <w:sz w:val="20"/>
+                <w:szCs w:val="20"/>
+              </w:rPr>
+              <w:t>Remarks</w:t>
+            </w:r>
+          </w:p>
+        </w:tc>
+        <w:tc>
+          <w:tcPr>
+            <w:tcW w:w="1083" w:type="dxa"/>
+          </w:tcPr>
+          <w:p>
+            <w:pPr>
+              <w:rPr>
+                <w:sz w:val="20"/>
+                <w:szCs w:val="20"/>
+              </w:rPr>
+            </w:pPr>
+            <w:r>
+              <w:rPr>
+                <w:i/>
+                <w:iCs/>
+                <w:color w:val="A6A6A6" w:themeColor="background1" w:themeShade="A6"/>
+                <w:sz w:val="20"/>
+                <w:szCs w:val="20"/>
+              </w:rPr>
+              <w:t>Grade</w:t>
+            </w:r>
+          </w:p>
+        </w:tc>
+      </w:tr>
+      <w:tr>
+        <w:trPr>
+          <w:jc w:val="center"/>
+        </w:trPr>
+        <w:tc>
+          <w:tcPr>
+            <w:tcW w:w="4106" w:type="dxa"/>
+          </w:tcPr>
+          <w:p>
+            <w:pPr>
+              <w:rPr>
+                <w:b/>
+                <w:bCs/>
+                <w:sz w:val="22"/>
+                <w:szCs w:val="22"/>
+              </w:rPr>
+            </w:pPr>
+            <w:r>
+              <w:rPr>
+                <w:b/>
+                <w:bCs/>
+                <w:sz w:val="22"/>
+                <w:szCs w:val="22"/>
+              </w:rPr>
+              <w:t>Report readability (0.5)</w:t>
+            </w:r>
+          </w:p>
+          <w:p>
+            <w:r>
+              <w:rPr>
+                <w:i/>
+                <w:iCs/>
+                <w:sz w:val="20"/>
+                <w:szCs w:val="20"/>
+              </w:rPr>
+              <w:t>Decent writing quality, logical and concise, to the point.</w:t>
+            </w:r>
+            <w:r>
+              <w:rPr>
+                <w:i/>
+                <w:iCs/>
+                <w:sz w:val="22"/>
+                <w:szCs w:val="22"/>
+              </w:rPr>
+              <w:t xml:space="preserve"> </w:t>
+            </w:r>
+          </w:p>
+        </w:tc>
+        <w:tc>
+          <w:tcPr>
+            <w:tcW w:w="3827" w:type="dxa"/>
+          </w:tcPr>
+          <w:p>
+            <w:pPr>
+              <w:rPr>
+                <w:sz w:val="20"/>
+                <w:szCs w:val="20"/>
+              </w:rPr>
+            </w:pPr>
+            <w:r>
+              <w:rPr>
+                <w:i/>
+                <w:iCs/>
+                <w:color w:val="A6A6A6" w:themeColor="background1" w:themeShade="A6"/>
+                <w:sz w:val="20"/>
+                <w:szCs w:val="20"/>
+              </w:rPr>
+              <w:t>Remarks</w:t>
+            </w:r>
+          </w:p>
+        </w:tc>
+        <w:tc>
+          <w:tcPr>
+            <w:tcW w:w="1083" w:type="dxa"/>
+          </w:tcPr>
+          <w:p>
+            <w:pPr>
+              <w:rPr>
+                <w:sz w:val="20"/>
+                <w:szCs w:val="20"/>
+              </w:rPr>
+            </w:pPr>
+            <w:r>
+              <w:rPr>
+                <w:i/>
+                <w:iCs/>
+                <w:color w:val="A6A6A6" w:themeColor="background1" w:themeShade="A6"/>
+                <w:sz w:val="20"/>
+                <w:szCs w:val="20"/>
+              </w:rPr>
+              <w:t>Grade</w:t>
+            </w:r>
+          </w:p>
+        </w:tc>
+      </w:tr>
+      <w:tr>
+        <w:trPr>
+          <w:jc w:val="center"/>
+        </w:trPr>
+        <w:tc>
+          <w:tcPr>
+            <w:tcW w:w="4106" w:type="dxa"/>
+          </w:tcPr>
+          <w:p>
+            <w:pPr>
+              <w:rPr>
+                <w:b/>
+                <w:bCs/>
+                <w:sz w:val="22"/>
+                <w:szCs w:val="22"/>
+              </w:rPr>
+            </w:pPr>
+            <w:r>
+              <w:rPr>
+                <w:b/>
+                <w:bCs/>
+                <w:sz w:val="22"/>
+                <w:szCs w:val="22"/>
+              </w:rPr>
+              <w:t>Report contents (</w:t>
+            </w:r>
+            <w:r>
+              <w:rPr>
+                <w:b/>
+                <w:bCs/>
+                <w:sz w:val="22"/>
+                <w:szCs w:val="22"/>
+              </w:rPr>
+              <w:t>1</w:t>
+            </w:r>
+            <w:r>
+              <w:rPr>
+                <w:b/>
+                <w:bCs/>
+                <w:sz w:val="22"/>
+                <w:szCs w:val="22"/>
+              </w:rPr>
+              <w:t>)</w:t>
+            </w:r>
+          </w:p>
+          <w:p>
+            <w:pPr>
+              <w:rPr>
+                <w:sz w:val="20"/>
+                <w:szCs w:val="20"/>
+              </w:rPr>
+            </w:pPr>
+            <w:r>
+              <w:rPr>
+                <w:i/>
+                <w:iCs/>
+                <w:sz w:val="20"/>
+                <w:szCs w:val="20"/>
+              </w:rPr>
+              <w:t xml:space="preserve">Clearly presents your analysis and design choice, you can demonstrate your analysis and implementation. </w:t>
+            </w:r>
+          </w:p>
+        </w:tc>
+        <w:tc>
+          <w:tcPr>
+            <w:tcW w:w="3827" w:type="dxa"/>
+          </w:tcPr>
+          <w:p>
+            <w:pPr>
+              <w:rPr>
+                <w:sz w:val="20"/>
+                <w:szCs w:val="20"/>
+              </w:rPr>
+            </w:pPr>
+            <w:r>
+              <w:rPr>
+                <w:i/>
+                <w:iCs/>
+                <w:color w:val="A6A6A6" w:themeColor="background1" w:themeShade="A6"/>
+                <w:sz w:val="20"/>
+                <w:szCs w:val="20"/>
+              </w:rPr>
+              <w:t>Remarks</w:t>
+            </w:r>
+          </w:p>
+        </w:tc>
+        <w:tc>
+          <w:tcPr>
+            <w:tcW w:w="1083" w:type="dxa"/>
+          </w:tcPr>
+          <w:p>
+            <w:pPr>
+              <w:rPr>
+                <w:sz w:val="20"/>
+                <w:szCs w:val="20"/>
+              </w:rPr>
+            </w:pPr>
+            <w:r>
+              <w:rPr>
+                <w:i/>
+                <w:iCs/>
+                <w:color w:val="A6A6A6" w:themeColor="background1" w:themeShade="A6"/>
+                <w:sz w:val="20"/>
+                <w:szCs w:val="20"/>
+              </w:rPr>
+              <w:t>Grade</w:t>
+            </w:r>
+          </w:p>
+        </w:tc>
+      </w:tr>
+      <w:tr>
+        <w:trPr>
+          <w:jc w:val="center"/>
+        </w:trPr>
+        <w:tc>
+          <w:tcPr>
+            <w:tcW w:w="4106" w:type="dxa"/>
+          </w:tcPr>
+          <w:p>
+            <w:pPr>
+              <w:rPr>
+                <w:b/>
+                <w:bCs/>
+                <w:sz w:val="22"/>
+                <w:szCs w:val="22"/>
+              </w:rPr>
+            </w:pPr>
+            <w:r>
+              <w:rPr>
+                <w:b/>
+                <w:bCs/>
+                <w:sz w:val="22"/>
+                <w:szCs w:val="22"/>
+              </w:rPr>
+              <w:t>Code quality (</w:t>
+            </w:r>
+            <w:r>
+              <w:rPr>
+                <w:b/>
+                <w:bCs/>
+                <w:sz w:val="22"/>
+                <w:szCs w:val="22"/>
+              </w:rPr>
+              <w:t>1.5</w:t>
+            </w:r>
+            <w:r>
+              <w:rPr>
+                <w:b/>
+                <w:bCs/>
+                <w:sz w:val="22"/>
+                <w:szCs w:val="22"/>
+              </w:rPr>
+              <w:t>)</w:t>
+            </w:r>
+          </w:p>
+          <w:p>
+            <w:pPr>
+              <w:rPr>
+                <w:sz w:val="20"/>
+                <w:szCs w:val="20"/>
+              </w:rPr>
+            </w:pPr>
+            <w:r>
+              <w:rPr>
+                <w:i/>
+                <w:iCs/>
+                <w:sz w:val="20"/>
+                <w:szCs w:val="20"/>
+              </w:rPr>
+              <w:t xml:space="preserve">Readable, with just the right amount of comments, no obvious logic loop-holes, no obvious security threats to user, meaningful variable names, re-useable. </w:t>
+            </w:r>
+          </w:p>
+        </w:tc>
+        <w:tc>
+          <w:tcPr>
+            <w:tcW w:w="3827" w:type="dxa"/>
+          </w:tcPr>
+          <w:p>
+            <w:pPr>
+              <w:rPr>
+                <w:sz w:val="20"/>
+                <w:szCs w:val="20"/>
+              </w:rPr>
+            </w:pPr>
+            <w:r>
+              <w:rPr>
+                <w:i/>
+                <w:iCs/>
+                <w:color w:val="A6A6A6" w:themeColor="background1" w:themeShade="A6"/>
+                <w:sz w:val="20"/>
+                <w:szCs w:val="20"/>
+              </w:rPr>
+              <w:t>Remarks</w:t>
+            </w:r>
+          </w:p>
+        </w:tc>
+        <w:tc>
+          <w:tcPr>
+            <w:tcW w:w="1083" w:type="dxa"/>
+          </w:tcPr>
+          <w:p>
+            <w:pPr>
+              <w:rPr>
+                <w:sz w:val="20"/>
+                <w:szCs w:val="20"/>
+              </w:rPr>
+            </w:pPr>
+            <w:r>
+              <w:rPr>
+                <w:i/>
+                <w:iCs/>
+                <w:color w:val="A6A6A6" w:themeColor="background1" w:themeShade="A6"/>
+                <w:sz w:val="20"/>
+                <w:szCs w:val="20"/>
+              </w:rPr>
+              <w:t>Grade</w:t>
+            </w:r>
+          </w:p>
+        </w:tc>
+      </w:tr>
+      <w:tr>
+        <w:trPr>
+          <w:jc w:val="center"/>
+        </w:trPr>
+        <w:tc>
+          <w:tcPr>
+            <w:tcW w:w="4106" w:type="dxa"/>
+          </w:tcPr>
+          <w:p>
+            <w:pPr>
+              <w:rPr>
+                <w:b/>
+                <w:bCs/>
+                <w:sz w:val="22"/>
+                <w:szCs w:val="22"/>
+              </w:rPr>
+            </w:pPr>
+            <w:r>
+              <w:rPr>
+                <w:b/>
+                <w:bCs/>
+                <w:sz w:val="22"/>
+                <w:szCs w:val="22"/>
+              </w:rPr>
+              <w:t>Code functionality (</w:t>
+            </w:r>
+            <w:r>
+              <w:rPr>
+                <w:b/>
+                <w:bCs/>
+                <w:sz w:val="22"/>
+                <w:szCs w:val="22"/>
+              </w:rPr>
+              <w:t>1.5</w:t>
+            </w:r>
+            <w:r>
+              <w:rPr>
+                <w:b/>
+                <w:bCs/>
+                <w:sz w:val="22"/>
+                <w:szCs w:val="22"/>
+              </w:rPr>
+              <w:t>)</w:t>
+            </w:r>
+          </w:p>
+          <w:p>
+            <w:pPr>
+              <w:rPr>
+                <w:i/>
+                <w:iCs/>
+                <w:sz w:val="20"/>
+                <w:szCs w:val="20"/>
+              </w:rPr>
+            </w:pPr>
+            <w:r>
+              <w:rPr>
+                <w:i/>
+                <w:iCs/>
+                <w:sz w:val="20"/>
+                <w:szCs w:val="20"/>
+              </w:rPr>
+              <w:t>The code work with 3 necessary functionalities defined in section 1. You can demonstrate this with test cases.</w:t>
+            </w:r>
+          </w:p>
+        </w:tc>
+        <w:tc>
+          <w:tcPr>
+            <w:tcW w:w="3827" w:type="dxa"/>
+          </w:tcPr>
+          <w:p>
+            <w:pPr>
+              <w:rPr>
+                <w:sz w:val="20"/>
+                <w:szCs w:val="20"/>
+              </w:rPr>
+            </w:pPr>
+            <w:r>
+              <w:rPr>
+                <w:i/>
+                <w:iCs/>
+                <w:color w:val="A6A6A6" w:themeColor="background1" w:themeShade="A6"/>
+                <w:sz w:val="20"/>
+                <w:szCs w:val="20"/>
+              </w:rPr>
+              <w:t>Remarks</w:t>
+            </w:r>
+          </w:p>
+        </w:tc>
+        <w:tc>
+          <w:tcPr>
+            <w:tcW w:w="1083" w:type="dxa"/>
+          </w:tcPr>
+          <w:p>
+            <w:pPr>
+              <w:rPr>
+                <w:sz w:val="20"/>
+                <w:szCs w:val="20"/>
+              </w:rPr>
+            </w:pPr>
+            <w:r>
+              <w:rPr>
+                <w:i/>
+                <w:iCs/>
+                <w:color w:val="A6A6A6" w:themeColor="background1" w:themeShade="A6"/>
+                <w:sz w:val="20"/>
+                <w:szCs w:val="20"/>
+              </w:rPr>
+              <w:t>Grade</w:t>
+            </w:r>
+          </w:p>
+        </w:tc>
+      </w:tr>
+      <w:tr>
+        <w:trPr>
+          <w:jc w:val="center"/>
+        </w:trPr>
+        <w:tc>
+          <w:tcPr>
+            <w:tcW w:w="7933" w:type="dxa"/>
+            <w:gridSpan w:val="2"/>
+          </w:tcPr>
+          <w:p>
+            <w:pPr>
+              <w:rPr>
+                <w:b/>
+                <w:bCs/>
+              </w:rPr>
+            </w:pPr>
+            <w:r>
+              <w:rPr>
+                <w:b/>
+                <w:bCs/>
+              </w:rPr>
+              <w:t>Score</w:t>
+            </w:r>
+          </w:p>
+          <w:p>
+            <w:pPr>
+              <w:rPr>
+                <w:sz w:val="20"/>
+                <w:szCs w:val="20"/>
+              </w:rPr>
+            </w:pPr>
+            <w:r>
+              <w:rPr>
+                <w:i/>
+                <w:iCs/>
+                <w:sz w:val="20"/>
+                <w:szCs w:val="20"/>
+              </w:rPr>
+              <w:t xml:space="preserve">Max: </w:t>
+            </w:r>
+            <w:r>
+              <w:rPr>
+                <w:i/>
+                <w:iCs/>
+                <w:sz w:val="20"/>
+                <w:szCs w:val="20"/>
+              </w:rPr>
+              <w:t>5</w:t>
+            </w:r>
+            <w:r>
+              <w:rPr>
+                <w:i/>
+                <w:iCs/>
+                <w:sz w:val="20"/>
+                <w:szCs w:val="20"/>
+              </w:rPr>
+              <w:t xml:space="preserve"> pts</w:t>
+            </w:r>
+          </w:p>
+        </w:tc>
+        <w:tc>
+          <w:tcPr>
+            <w:tcW w:w="1083" w:type="dxa"/>
+          </w:tcPr>
+          <w:p/>
+        </w:tc>
+      </w:tr>
+    </w:tbl>
+    <w:p>
+      <w:pPr>
+        <w:pStyle w:val="Heading2"/>
+      </w:pPr>
+      <w:r>
+        <w:t>PartC: exploratory bonus 30%</w:t>
+      </w:r>
+    </w:p>
+    <w:p>
+      <w:pPr>
+        <w:spacing w:before="60" w:after="0"/>
+        <w:rPr>
+          <w:b/>
+          <w:bCs/>
+        </w:rPr>
+      </w:pPr>
+      <w:r>
+        <w:rPr>
+          <w:b/>
+          <w:bCs/>
+        </w:rPr>
+        <w:t>(TOETS 01 Robot Demonstration)</w:t>
+      </w:r>
+    </w:p>
+    <w:tbl>
+      <w:tblPr>
+        <w:tblStyle w:val="TableGrid"/>
+        <w:tblW w:w="0" w:type="auto"/>
+        <w:jc w:val="center"/>
+        <w:tblLook w:val="04A0" w:firstRow="1" w:lastRow="0" w:firstColumn="1" w:lastColumn="0" w:noHBand="0" w:noVBand="1"/>
+      </w:tblPr>
+      <w:tblGrid>
+        <w:gridCol w:w="4248"/>
+        <w:gridCol w:w="3685"/>
+        <w:gridCol w:w="1083"/>
+      </w:tblGrid>
+      <w:tr>
+        <w:trPr>
+          <w:jc w:val="center"/>
+        </w:trPr>
+        <w:tc>
+          <w:tcPr>
+            <w:tcW w:w="4248" w:type="dxa"/>
+          </w:tcPr>
+          <w:p>
+            <w:pPr>
+              <w:rPr>
+                <w:b/>
+                <w:bCs/>
+                <w:sz w:val="22"/>
+                <w:szCs w:val="22"/>
+              </w:rPr>
+            </w:pPr>
+            <w:r>
+              <w:rPr>
+                <w:b/>
+                <w:bCs/>
+                <w:sz w:val="22"/>
+                <w:szCs w:val="22"/>
+              </w:rPr>
+              <w:t>Your robot can successfully localize itself</w:t>
+            </w:r>
+            <w:r>
+              <w:rPr>
+                <w:b/>
+                <w:bCs/>
+                <w:sz w:val="22"/>
+                <w:szCs w:val="22"/>
+              </w:rPr>
+              <w:t xml:space="preserve"> </w:t>
+            </w:r>
+            <w:r>
+              <w:rPr>
+                <w:b/>
+                <w:bCs/>
+                <w:sz w:val="22"/>
+                <w:szCs w:val="22"/>
+              </w:rPr>
+              <w:t>with limited move/time</w:t>
+            </w:r>
+            <w:r>
+              <w:rPr>
+                <w:b/>
+                <w:bCs/>
+                <w:sz w:val="22"/>
+                <w:szCs w:val="22"/>
+              </w:rPr>
+              <w:t>(</w:t>
+            </w:r>
+            <w:r>
+              <w:rPr>
+                <w:b/>
+                <w:bCs/>
+                <w:sz w:val="22"/>
+                <w:szCs w:val="22"/>
+              </w:rPr>
+              <w:t>2</w:t>
+            </w:r>
+            <w:r>
+              <w:rPr>
+                <w:b/>
+                <w:bCs/>
+                <w:sz w:val="22"/>
+                <w:szCs w:val="22"/>
+              </w:rPr>
+              <w:t>)</w:t>
+            </w:r>
+          </w:p>
+          <w:p>
+            <w:pPr>
+              <w:rPr>
+                <w:i/>
+                <w:iCs/>
+                <w:sz w:val="20"/>
+                <w:szCs w:val="20"/>
+              </w:rPr>
+            </w:pPr>
+            <w:r>
+              <w:rPr>
+                <w:i/>
+                <w:iCs/>
+                <w:sz w:val="20"/>
+                <w:szCs w:val="20"/>
+              </w:rPr>
+              <w:t>Sufficient (0.6): within 60 moves, or within 7 min</w:t>
+            </w:r>
+          </w:p>
+          <w:p>
+            <w:pPr>
+              <w:rPr>
+                <w:i/>
+                <w:iCs/>
+                <w:sz w:val="20"/>
+                <w:szCs w:val="20"/>
+              </w:rPr>
+            </w:pPr>
+            <w:r>
+              <w:rPr>
+                <w:i/>
+                <w:iCs/>
+                <w:sz w:val="20"/>
+                <w:szCs w:val="20"/>
+              </w:rPr>
+              <w:t xml:space="preserve">Good (1):  within 25 moves or within 3 min </w:t>
+            </w:r>
+          </w:p>
+          <w:p>
+            <w:pPr>
+              <w:rPr>
+                <w:i/>
+                <w:iCs/>
+                <w:sz w:val="20"/>
+                <w:szCs w:val="20"/>
+              </w:rPr>
+            </w:pPr>
+            <w:r>
+              <w:rPr>
+                <w:i/>
+                <w:iCs/>
+                <w:sz w:val="20"/>
+                <w:szCs w:val="20"/>
+              </w:rPr>
+              <w:t>Very good (2): within 20 moves or within 1.5 min</w:t>
+            </w:r>
+          </w:p>
+        </w:tc>
+        <w:tc>
+          <w:tcPr>
+            <w:tcW w:w="3685" w:type="dxa"/>
+          </w:tcPr>
+          <w:p>
+            <w:pPr>
+              <w:rPr>
+                <w:sz w:val="20"/>
+                <w:szCs w:val="20"/>
+              </w:rPr>
+            </w:pPr>
+            <w:r>
+              <w:rPr>
+                <w:i/>
+                <w:iCs/>
+                <w:color w:val="A6A6A6" w:themeColor="background1" w:themeShade="A6"/>
+                <w:sz w:val="20"/>
+                <w:szCs w:val="20"/>
+              </w:rPr>
+              <w:t>Remarks</w:t>
+            </w:r>
+          </w:p>
+        </w:tc>
+        <w:tc>
+          <w:tcPr>
+            <w:tcW w:w="1083" w:type="dxa"/>
+          </w:tcPr>
+          <w:p>
+            <w:pPr>
+              <w:rPr>
+                <w:sz w:val="20"/>
+                <w:szCs w:val="20"/>
+              </w:rPr>
+            </w:pPr>
+            <w:r>
+              <w:rPr>
+                <w:i/>
+                <w:iCs/>
+                <w:color w:val="A6A6A6" w:themeColor="background1" w:themeShade="A6"/>
+                <w:sz w:val="20"/>
+                <w:szCs w:val="20"/>
+              </w:rPr>
+              <w:t>Grade</w:t>
+            </w:r>
+          </w:p>
+        </w:tc>
+      </w:tr>
+      <w:tr>
+        <w:trPr>
+          <w:jc w:val="center"/>
+        </w:trPr>
+        <w:tc>
+          <w:tcPr>
+            <w:tcW w:w="4248" w:type="dxa"/>
+          </w:tcPr>
+          <w:p>
+            <w:pPr>
+              <w:rPr>
+                <w:b/>
+                <w:bCs/>
+                <w:sz w:val="22"/>
+                <w:szCs w:val="22"/>
+              </w:rPr>
+            </w:pPr>
+            <w:r>
+              <w:rPr>
+                <w:b/>
+                <w:bCs/>
+                <w:sz w:val="22"/>
+                <w:szCs w:val="22"/>
+              </w:rPr>
+              <w:t>Q&amp;A handling</w:t>
+            </w:r>
+            <w:r>
+              <w:rPr>
+                <w:b/>
+                <w:bCs/>
+                <w:sz w:val="22"/>
+                <w:szCs w:val="22"/>
+              </w:rPr>
+              <w:t>(</w:t>
+            </w:r>
+            <w:r>
+              <w:rPr>
+                <w:b/>
+                <w:bCs/>
+                <w:sz w:val="22"/>
+                <w:szCs w:val="22"/>
+              </w:rPr>
+              <w:t>1</w:t>
+            </w:r>
+            <w:r>
+              <w:rPr>
+                <w:b/>
+                <w:bCs/>
+                <w:sz w:val="22"/>
+                <w:szCs w:val="22"/>
+              </w:rPr>
+              <w:t>)</w:t>
+            </w:r>
+          </w:p>
+          <w:p>
+            <w:pPr>
+              <w:rPr>
+                <w:i/>
+                <w:iCs/>
+                <w:sz w:val="20"/>
+                <w:szCs w:val="20"/>
+              </w:rPr>
+            </w:pPr>
+            <w:r>
+              <w:rPr>
+                <w:i/>
+                <w:iCs/>
+                <w:sz w:val="20"/>
+                <w:szCs w:val="20"/>
+              </w:rPr>
+              <w:t>Your robot operates the same as what is presumed in your design. If not you can elaborate why</w:t>
+            </w:r>
+            <w:r>
+              <w:rPr>
+                <w:i/>
+                <w:iCs/>
+                <w:sz w:val="20"/>
+                <w:szCs w:val="20"/>
+              </w:rPr>
+              <w:t>. You can demonstrate that you have considered the practical issues thoroughly.</w:t>
+            </w:r>
+          </w:p>
+        </w:tc>
+        <w:tc>
+          <w:tcPr>
+            <w:tcW w:w="3685" w:type="dxa"/>
+          </w:tcPr>
+          <w:p>
+            <w:pPr>
+              <w:rPr>
+                <w:sz w:val="20"/>
+                <w:szCs w:val="20"/>
+              </w:rPr>
+            </w:pPr>
+            <w:r>
+              <w:rPr>
+                <w:i/>
+                <w:iCs/>
+                <w:color w:val="A6A6A6" w:themeColor="background1" w:themeShade="A6"/>
+                <w:sz w:val="20"/>
+                <w:szCs w:val="20"/>
+              </w:rPr>
+              <w:t>Remarks</w:t>
+            </w:r>
+          </w:p>
+        </w:tc>
+        <w:tc>
+          <w:tcPr>
+            <w:tcW w:w="1083" w:type="dxa"/>
+          </w:tcPr>
+          <w:p>
+            <w:pPr>
+              <w:rPr>
+                <w:sz w:val="20"/>
+                <w:szCs w:val="20"/>
+              </w:rPr>
+            </w:pPr>
+            <w:r>
+              <w:rPr>
+                <w:i/>
+                <w:iCs/>
+                <w:color w:val="A6A6A6" w:themeColor="background1" w:themeShade="A6"/>
+                <w:sz w:val="20"/>
+                <w:szCs w:val="20"/>
+              </w:rPr>
+              <w:t>Grade</w:t>
+            </w:r>
+          </w:p>
+        </w:tc>
+      </w:tr>
+      <w:tr>
+        <w:trPr>
+          <w:jc w:val="center"/>
+        </w:trPr>
+        <w:tc>
+          <w:tcPr>
+            <w:tcW w:w="7933" w:type="dxa"/>
+            <w:gridSpan w:val="2"/>
+          </w:tcPr>
+          <w:p>
+            <w:pPr>
+              <w:rPr>
+                <w:b/>
+                <w:bCs/>
+              </w:rPr>
+            </w:pPr>
+            <w:r>
+              <w:rPr>
+                <w:b/>
+                <w:bCs/>
+              </w:rPr>
+              <w:t>Score</w:t>
+            </w:r>
+          </w:p>
+          <w:p>
+            <w:pPr>
+              <w:rPr>
+                <w:sz w:val="20"/>
+                <w:szCs w:val="20"/>
+              </w:rPr>
+            </w:pPr>
+            <w:r>
+              <w:rPr>
+                <w:i/>
+                <w:iCs/>
+                <w:sz w:val="20"/>
+                <w:szCs w:val="20"/>
+              </w:rPr>
+              <w:t xml:space="preserve">Max: </w:t>
+            </w:r>
+            <w:r>
+              <w:rPr>
+                <w:i/>
+                <w:iCs/>
+                <w:sz w:val="20"/>
+                <w:szCs w:val="20"/>
+              </w:rPr>
+              <w:t>3</w:t>
+            </w:r>
+            <w:r>
+              <w:rPr>
+                <w:i/>
+                <w:iCs/>
+                <w:sz w:val="20"/>
+                <w:szCs w:val="20"/>
+              </w:rPr>
+              <w:t xml:space="preserve"> pts</w:t>
+            </w:r>
+          </w:p>
+        </w:tc>
+        <w:tc>
+          <w:tcPr>
+            <w:tcW w:w="1083" w:type="dxa"/>
+          </w:tcPr>
+          <w:p/>
+        </w:tc>
+      </w:tr>
+    </w:tbl>
+    <w:p>
+      <w:pPr>
+        <w:spacing w:before="60" w:after="0"/>
+        <w:rPr>
+          <w:b/>
+          <w:bCs/>
+        </w:rPr>
+      </w:pPr>
+      <w:r>
+        <w:rPr>
+          <w:b/>
+          <w:bCs/>
+        </w:rPr>
+        <w:t>(TOETS 02</w:t>
+      </w:r>
+      <w:r>
+        <w:rPr>
+          <w:b/>
+          <w:bCs/>
+        </w:rPr>
+        <w:t xml:space="preserve"> </w:t>
+      </w:r>
+      <w:r>
+        <w:rPr>
+          <w:b/>
+          <w:bCs/>
+        </w:rPr>
+        <w:t>Exploratory bonus</w:t>
+      </w:r>
+      <w:r>
+        <w:rPr>
+          <w:b/>
+          <w:bCs/>
+        </w:rPr>
+        <w:t>)</w:t>
+      </w:r>
+    </w:p>
+    <w:tbl>
+      <w:tblPr>
+        <w:tblStyle w:val="TableGrid"/>
+        <w:tblW w:w="0" w:type="auto"/>
+        <w:jc w:val="center"/>
+        <w:tblLook w:val="04A0" w:firstRow="1" w:lastRow="0" w:firstColumn="1" w:lastColumn="0" w:noHBand="0" w:noVBand="1"/>
+      </w:tblPr>
+      <w:tblGrid>
+        <w:gridCol w:w="4248"/>
+        <w:gridCol w:w="3685"/>
+        <w:gridCol w:w="1083"/>
+      </w:tblGrid>
+      <w:tr>
+        <w:trPr>
+          <w:jc w:val="center"/>
+        </w:trPr>
+        <w:tc>
+          <w:tcPr>
+            <w:tcW w:w="4248" w:type="dxa"/>
+          </w:tcPr>
+          <w:p>
+            <w:pPr>
+              <w:rPr>
+                <w:b/>
+                <w:bCs/>
+                <w:sz w:val="22"/>
+                <w:szCs w:val="22"/>
+              </w:rPr>
+            </w:pPr>
+            <w:r>
+              <w:rPr>
+                <w:b/>
+                <w:bCs/>
+                <w:sz w:val="22"/>
+                <w:szCs w:val="22"/>
+              </w:rPr>
+              <w:t>Dutch language Caesar Cipher</w:t>
+            </w:r>
+            <w:r>
+              <w:rPr>
+                <w:b/>
+                <w:bCs/>
+                <w:sz w:val="22"/>
+                <w:szCs w:val="22"/>
+              </w:rPr>
+              <w:t xml:space="preserve"> (</w:t>
+            </w:r>
+            <w:r>
+              <w:rPr>
+                <w:b/>
+                <w:bCs/>
+                <w:sz w:val="22"/>
+                <w:szCs w:val="22"/>
+              </w:rPr>
+              <w:t>0.75</w:t>
+            </w:r>
+            <w:r>
+              <w:rPr>
+                <w:b/>
+                <w:bCs/>
+                <w:sz w:val="22"/>
+                <w:szCs w:val="22"/>
+              </w:rPr>
+              <w:t>)</w:t>
+            </w:r>
+          </w:p>
+          <w:p>
+            <w:pPr>
+              <w:rPr>
+                <w:i/>
+                <w:iCs/>
+                <w:sz w:val="20"/>
+                <w:szCs w:val="20"/>
+              </w:rPr>
+            </w:pPr>
+            <w:r>
+              <w:rPr>
+                <w:i/>
+                <w:iCs/>
+                <w:sz w:val="20"/>
+                <w:szCs w:val="20"/>
+              </w:rPr>
+              <w:t xml:space="preserve">You can explain and justify your work, including report contents and code. </w:t>
+            </w:r>
+          </w:p>
+          <w:p>
+            <w:pPr>
+              <w:rPr>
+                <w:i/>
+                <w:iCs/>
+                <w:sz w:val="20"/>
+                <w:szCs w:val="20"/>
+              </w:rPr>
+            </w:pPr>
+            <w:r>
+              <w:rPr>
+                <w:i/>
+                <w:iCs/>
+                <w:sz w:val="20"/>
+                <w:szCs w:val="20"/>
+              </w:rPr>
+              <w:t xml:space="preserve">Usable: 0.25 </w:t>
+            </w:r>
+          </w:p>
+          <w:p>
+            <w:pPr>
+              <w:rPr>
+                <w:i/>
+                <w:iCs/>
+                <w:sz w:val="20"/>
+                <w:szCs w:val="20"/>
+              </w:rPr>
+            </w:pPr>
+            <w:r>
+              <w:rPr>
+                <w:i/>
+                <w:iCs/>
+                <w:sz w:val="20"/>
+                <w:szCs w:val="20"/>
+              </w:rPr>
+              <w:t>Explanation &amp; justification of method: 0.5</w:t>
+            </w:r>
+          </w:p>
+        </w:tc>
+        <w:tc>
+          <w:tcPr>
+            <w:tcW w:w="3685" w:type="dxa"/>
+          </w:tcPr>
+          <w:p>
+            <w:pPr>
+              <w:rPr>
+                <w:sz w:val="20"/>
+                <w:szCs w:val="20"/>
+              </w:rPr>
+            </w:pPr>
+            <w:r>
+              <w:rPr>
+                <w:i/>
+                <w:iCs/>
+                <w:color w:val="A6A6A6" w:themeColor="background1" w:themeShade="A6"/>
+                <w:sz w:val="20"/>
+                <w:szCs w:val="20"/>
+              </w:rPr>
+              <w:t>Remarks</w:t>
+            </w:r>
+          </w:p>
+        </w:tc>
+        <w:tc>
+          <w:tcPr>
+            <w:tcW w:w="1083" w:type="dxa"/>
+          </w:tcPr>
+          <w:p>
+            <w:pPr>
+              <w:rPr>
+                <w:sz w:val="20"/>
+                <w:szCs w:val="20"/>
+              </w:rPr>
+            </w:pPr>
+            <w:r>
+              <w:rPr>
+                <w:i/>
+                <w:iCs/>
+                <w:color w:val="A6A6A6" w:themeColor="background1" w:themeShade="A6"/>
+                <w:sz w:val="20"/>
+                <w:szCs w:val="20"/>
+              </w:rPr>
+              <w:t>Grade</w:t>
+            </w:r>
+          </w:p>
+        </w:tc>
+      </w:tr>
+      <w:tr>
+        <w:trPr>
+          <w:jc w:val="center"/>
+        </w:trPr>
+        <w:tc>
+          <w:tcPr>
+            <w:tcW w:w="4248" w:type="dxa"/>
+          </w:tcPr>
+          <w:p>
+            <w:pPr>
+              <w:rPr>
+                <w:b/>
+                <w:bCs/>
+                <w:sz w:val="22"/>
+                <w:szCs w:val="22"/>
+              </w:rPr>
+            </w:pPr>
+            <w:r>
+              <w:rPr>
+                <w:b/>
+                <w:bCs/>
+                <w:sz w:val="22"/>
+                <w:szCs w:val="22"/>
+              </w:rPr>
+              <w:lastRenderedPageBreak/>
+              <w:t>Free-elective exploratory bonus</w:t>
+            </w:r>
+            <w:r>
+              <w:rPr>
+                <w:b/>
+                <w:bCs/>
+                <w:sz w:val="22"/>
+                <w:szCs w:val="22"/>
+              </w:rPr>
+              <w:t xml:space="preserve"> (</w:t>
+            </w:r>
+            <w:r>
+              <w:rPr>
+                <w:b/>
+                <w:bCs/>
+                <w:sz w:val="22"/>
+                <w:szCs w:val="22"/>
+              </w:rPr>
+              <w:t>2.25</w:t>
+            </w:r>
+            <w:r>
+              <w:rPr>
+                <w:b/>
+                <w:bCs/>
+                <w:sz w:val="22"/>
+                <w:szCs w:val="22"/>
+              </w:rPr>
+              <w:t>)</w:t>
+            </w:r>
+          </w:p>
+          <w:p>
+            <w:pPr>
+              <w:rPr>
+                <w:i/>
+                <w:iCs/>
+                <w:sz w:val="20"/>
+                <w:szCs w:val="20"/>
+              </w:rPr>
+            </w:pPr>
+            <w:r>
+              <w:rPr>
+                <w:i/>
+                <w:iCs/>
+                <w:sz w:val="20"/>
+                <w:szCs w:val="20"/>
+              </w:rPr>
+              <w:t xml:space="preserve">You should know the basic necessaries about python programming, object-oriented methods, and fine coding conducts. </w:t>
+            </w:r>
+          </w:p>
+          <w:p>
+            <w:pPr>
+              <w:rPr>
+                <w:i/>
+                <w:iCs/>
+                <w:sz w:val="20"/>
+                <w:szCs w:val="20"/>
+              </w:rPr>
+            </w:pPr>
+            <w:r>
+              <w:rPr>
+                <w:i/>
+                <w:iCs/>
+                <w:sz w:val="20"/>
+                <w:szCs w:val="20"/>
+              </w:rPr>
+              <w:t xml:space="preserve">Usable: 0.75 </w:t>
+            </w:r>
+          </w:p>
+          <w:p>
+            <w:pPr>
+              <w:rPr>
+                <w:i/>
+                <w:iCs/>
+                <w:sz w:val="20"/>
+                <w:szCs w:val="20"/>
+              </w:rPr>
+            </w:pPr>
+            <w:r>
+              <w:rPr>
+                <w:i/>
+                <w:iCs/>
+                <w:sz w:val="20"/>
+                <w:szCs w:val="20"/>
+              </w:rPr>
+              <w:t>Explanation &amp; justification of method: 1.5</w:t>
+            </w:r>
+          </w:p>
+        </w:tc>
+        <w:tc>
+          <w:tcPr>
+            <w:tcW w:w="3685" w:type="dxa"/>
+          </w:tcPr>
+          <w:p>
+            <w:pPr>
+              <w:rPr>
+                <w:sz w:val="20"/>
+                <w:szCs w:val="20"/>
+              </w:rPr>
+            </w:pPr>
+            <w:r>
+              <w:rPr>
+                <w:i/>
+                <w:iCs/>
+                <w:color w:val="A6A6A6" w:themeColor="background1" w:themeShade="A6"/>
+                <w:sz w:val="20"/>
+                <w:szCs w:val="20"/>
+              </w:rPr>
+              <w:t>Remarks</w:t>
+            </w:r>
+          </w:p>
+        </w:tc>
+        <w:tc>
+          <w:tcPr>
+            <w:tcW w:w="1083" w:type="dxa"/>
+          </w:tcPr>
+          <w:p>
+            <w:pPr>
+              <w:rPr>
+                <w:sz w:val="20"/>
+                <w:szCs w:val="20"/>
+              </w:rPr>
+            </w:pPr>
+            <w:r>
+              <w:rPr>
+                <w:i/>
+                <w:iCs/>
+                <w:color w:val="A6A6A6" w:themeColor="background1" w:themeShade="A6"/>
+                <w:sz w:val="20"/>
+                <w:szCs w:val="20"/>
+              </w:rPr>
+              <w:t>Grade</w:t>
+            </w:r>
+          </w:p>
+        </w:tc>
+      </w:tr>
+      <w:tr>
+        <w:trPr>
+          <w:jc w:val="center"/>
+        </w:trPr>
+        <w:tc>
+          <w:tcPr>
+            <w:tcW w:w="7933" w:type="dxa"/>
+            <w:gridSpan w:val="2"/>
+          </w:tcPr>
+          <w:p>
+            <w:pPr>
+              <w:rPr>
+                <w:b/>
+                <w:bCs/>
+              </w:rPr>
+            </w:pPr>
+            <w:r>
+              <w:rPr>
+                <w:b/>
+                <w:bCs/>
+              </w:rPr>
+              <w:t>Score</w:t>
+            </w:r>
+          </w:p>
+          <w:p>
+            <w:pPr>
+              <w:rPr>
+                <w:sz w:val="20"/>
+                <w:szCs w:val="20"/>
+              </w:rPr>
+            </w:pPr>
+            <w:r>
+              <w:rPr>
+                <w:i/>
+                <w:iCs/>
+                <w:sz w:val="20"/>
+                <w:szCs w:val="20"/>
+              </w:rPr>
+              <w:t xml:space="preserve">Max: </w:t>
+            </w:r>
+            <w:r>
+              <w:rPr>
+                <w:i/>
+                <w:iCs/>
+                <w:sz w:val="20"/>
+                <w:szCs w:val="20"/>
+              </w:rPr>
+              <w:t>3</w:t>
+            </w:r>
+            <w:r>
+              <w:rPr>
+                <w:i/>
+                <w:iCs/>
+                <w:sz w:val="20"/>
+                <w:szCs w:val="20"/>
+              </w:rPr>
+              <w:t xml:space="preserve"> pts</w:t>
+            </w:r>
+          </w:p>
+        </w:tc>
+        <w:tc>
+          <w:tcPr>
+            <w:tcW w:w="1083" w:type="dxa"/>
+          </w:tcPr>
+          <w:p/>
+        </w:tc>
+      </w:tr>
+    </w:tbl>
+    <w:p>
+      <w:pPr>
+        <w:pStyle w:val="Heading2"/>
+      </w:pPr>
+      <w:r>
+        <w:t>PartB: i</w:t>
+      </w:r>
+      <w:r>
+        <w:t>nterview: 30%</w:t>
+      </w:r>
+      <w:r>
+        <w:t xml:space="preserve">  (TOETS 01 &amp; 02 same)</w:t>
+      </w:r>
+    </w:p>
+    <w:tbl>
+      <w:tblPr>
+        <w:tblStyle w:val="TableGrid"/>
+        <w:tblW w:w="0" w:type="auto"/>
+        <w:jc w:val="center"/>
+        <w:tblLook w:val="04A0" w:firstRow="1" w:lastRow="0" w:firstColumn="1" w:lastColumn="0" w:noHBand="0" w:noVBand="1"/>
+      </w:tblPr>
+      <w:tblGrid>
+        <w:gridCol w:w="4248"/>
+        <w:gridCol w:w="3685"/>
+        <w:gridCol w:w="1083"/>
+      </w:tblGrid>
+      <w:tr>
+        <w:trPr>
+          <w:jc w:val="center"/>
+        </w:trPr>
+        <w:tc>
+          <w:tcPr>
+            <w:tcW w:w="4248" w:type="dxa"/>
+          </w:tcPr>
+          <w:p>
+            <w:pPr>
+              <w:rPr>
+                <w:b/>
+                <w:bCs/>
+                <w:sz w:val="22"/>
+                <w:szCs w:val="22"/>
+              </w:rPr>
+            </w:pPr>
+            <w:r>
+              <w:rPr>
+                <w:b/>
+                <w:bCs/>
+                <w:sz w:val="22"/>
+                <w:szCs w:val="22"/>
+              </w:rPr>
+              <w:t>Justify your work (</w:t>
+            </w:r>
+            <w:r>
+              <w:rPr>
+                <w:b/>
+                <w:bCs/>
+                <w:sz w:val="22"/>
+                <w:szCs w:val="22"/>
+              </w:rPr>
+              <w:t>1.5</w:t>
+            </w:r>
+            <w:r>
+              <w:rPr>
+                <w:b/>
+                <w:bCs/>
+                <w:sz w:val="22"/>
+                <w:szCs w:val="22"/>
+              </w:rPr>
+              <w:t>)</w:t>
+            </w:r>
+          </w:p>
+          <w:p>
+            <w:pPr>
+              <w:rPr>
+                <w:sz w:val="20"/>
+                <w:szCs w:val="20"/>
+              </w:rPr>
+            </w:pPr>
+            <w:r>
+              <w:rPr>
+                <w:i/>
+                <w:iCs/>
+                <w:sz w:val="20"/>
+                <w:szCs w:val="20"/>
+              </w:rPr>
+              <w:t xml:space="preserve">You can explain and justify your work, including report contents and code. </w:t>
+            </w:r>
+          </w:p>
+        </w:tc>
+        <w:tc>
+          <w:tcPr>
+            <w:tcW w:w="3685" w:type="dxa"/>
+          </w:tcPr>
+          <w:p>
+            <w:pPr>
+              <w:rPr>
+                <w:sz w:val="20"/>
+                <w:szCs w:val="20"/>
+              </w:rPr>
+            </w:pPr>
+            <w:r>
+              <w:rPr>
+                <w:i/>
+                <w:iCs/>
+                <w:color w:val="A6A6A6" w:themeColor="background1" w:themeShade="A6"/>
+                <w:sz w:val="20"/>
+                <w:szCs w:val="20"/>
+              </w:rPr>
+              <w:t>Remarks</w:t>
+            </w:r>
+          </w:p>
+        </w:tc>
+        <w:tc>
+          <w:tcPr>
+            <w:tcW w:w="1083" w:type="dxa"/>
+          </w:tcPr>
+          <w:p>
+            <w:pPr>
+              <w:rPr>
+                <w:sz w:val="20"/>
+                <w:szCs w:val="20"/>
+              </w:rPr>
+            </w:pPr>
+            <w:r>
+              <w:rPr>
+                <w:i/>
+                <w:iCs/>
+                <w:color w:val="A6A6A6" w:themeColor="background1" w:themeShade="A6"/>
+                <w:sz w:val="20"/>
+                <w:szCs w:val="20"/>
+              </w:rPr>
+              <w:t>Grade</w:t>
+            </w:r>
+          </w:p>
+        </w:tc>
+      </w:tr>
+      <w:tr>
+        <w:trPr>
+          <w:jc w:val="center"/>
+        </w:trPr>
+        <w:tc>
+          <w:tcPr>
+            <w:tcW w:w="4248" w:type="dxa"/>
+            <w:tcBorders>
+              <w:bottom w:val="single" w:sz="4" w:space="0" w:color="auto"/>
+            </w:tcBorders>
+          </w:tcPr>
+          <w:p>
+            <w:pPr>
+              <w:rPr>
+                <w:b/>
+                <w:bCs/>
+                <w:sz w:val="22"/>
+                <w:szCs w:val="22"/>
+              </w:rPr>
+            </w:pPr>
+            <w:r>
+              <w:rPr>
+                <w:b/>
+                <w:bCs/>
+                <w:sz w:val="22"/>
+                <w:szCs w:val="22"/>
+              </w:rPr>
+              <w:t>Demonstrate your knowledge (1</w:t>
+            </w:r>
+            <w:r>
+              <w:rPr>
+                <w:b/>
+                <w:bCs/>
+                <w:sz w:val="22"/>
+                <w:szCs w:val="22"/>
+              </w:rPr>
+              <w:t>.5</w:t>
+            </w:r>
+            <w:r>
+              <w:rPr>
+                <w:b/>
+                <w:bCs/>
+                <w:sz w:val="22"/>
+                <w:szCs w:val="22"/>
+              </w:rPr>
+              <w:t>)</w:t>
+            </w:r>
+          </w:p>
+          <w:p>
+            <w:pPr>
+              <w:rPr>
+                <w:i/>
+                <w:iCs/>
+                <w:sz w:val="20"/>
+                <w:szCs w:val="20"/>
+              </w:rPr>
+            </w:pPr>
+            <w:r>
+              <w:rPr>
+                <w:i/>
+                <w:iCs/>
+                <w:sz w:val="20"/>
+                <w:szCs w:val="20"/>
+              </w:rPr>
+              <w:t xml:space="preserve">You should know the basic necessaries about python programming, object-oriented methods, and fine coding conducts. </w:t>
+            </w:r>
+          </w:p>
+        </w:tc>
+        <w:tc>
+          <w:tcPr>
+            <w:tcW w:w="3685" w:type="dxa"/>
+            <w:tcBorders>
+              <w:bottom w:val="single" w:sz="4" w:space="0" w:color="auto"/>
+            </w:tcBorders>
+          </w:tcPr>
+          <w:p>
+            <w:pPr>
+              <w:rPr>
+                <w:sz w:val="20"/>
+                <w:szCs w:val="20"/>
+              </w:rPr>
+            </w:pPr>
+            <w:r>
+              <w:rPr>
+                <w:i/>
+                <w:iCs/>
+                <w:color w:val="A6A6A6" w:themeColor="background1" w:themeShade="A6"/>
+                <w:sz w:val="20"/>
+                <w:szCs w:val="20"/>
+              </w:rPr>
+              <w:t>Remarks</w:t>
+            </w:r>
+          </w:p>
+        </w:tc>
+        <w:tc>
+          <w:tcPr>
+            <w:tcW w:w="1083" w:type="dxa"/>
+            <w:tcBorders>
+              <w:bottom w:val="single" w:sz="4" w:space="0" w:color="auto"/>
+            </w:tcBorders>
+          </w:tcPr>
+          <w:p>
+            <w:pPr>
+              <w:rPr>
+                <w:sz w:val="20"/>
+                <w:szCs w:val="20"/>
+              </w:rPr>
+            </w:pPr>
+            <w:r>
+              <w:rPr>
+                <w:i/>
+                <w:iCs/>
+                <w:color w:val="A6A6A6" w:themeColor="background1" w:themeShade="A6"/>
+                <w:sz w:val="20"/>
+                <w:szCs w:val="20"/>
+              </w:rPr>
+              <w:t>Grade</w:t>
+            </w:r>
+          </w:p>
+        </w:tc>
+      </w:tr>
+      <w:tr>
+        <w:trPr>
+          <w:jc w:val="center"/>
+        </w:trPr>
+        <w:tc>
+          <w:tcPr>
+            <w:tcW w:w="7933" w:type="dxa"/>
+            <w:gridSpan w:val="2"/>
+            <w:tcBorders>
+              <w:bottom w:val="single" w:sz="24" w:space="0" w:color="auto"/>
+            </w:tcBorders>
+          </w:tcPr>
+          <w:p>
+            <w:pPr>
+              <w:rPr>
+                <w:b/>
+                <w:bCs/>
+              </w:rPr>
+            </w:pPr>
+            <w:r>
+              <w:rPr>
+                <w:b/>
+                <w:bCs/>
+              </w:rPr>
+              <w:t xml:space="preserve">Score </w:t>
+            </w:r>
+          </w:p>
+          <w:p>
+            <w:pPr>
+              <w:rPr>
+                <w:sz w:val="20"/>
+                <w:szCs w:val="20"/>
+              </w:rPr>
+            </w:pPr>
+            <w:r>
+              <w:rPr>
+                <w:i/>
+                <w:iCs/>
+                <w:sz w:val="20"/>
+                <w:szCs w:val="20"/>
+              </w:rPr>
+              <w:t>Max: 3 pts</w:t>
+            </w:r>
+            <w:r>
+              <w:rPr>
+                <w:i/>
+                <w:iCs/>
+                <w:sz w:val="20"/>
+                <w:szCs w:val="20"/>
+              </w:rPr>
+              <w:t xml:space="preserve">                                  </w:t>
+            </w:r>
+            <w:r>
+              <w:rPr>
+                <w:i/>
+                <w:iCs/>
+                <w:sz w:val="20"/>
+                <w:szCs w:val="20"/>
+              </w:rPr>
+              <w:t>(student</w:t>
+            </w:r>
+            <w:r>
+              <w:rPr>
+                <w:i/>
+                <w:iCs/>
+                <w:sz w:val="20"/>
+                <w:szCs w:val="20"/>
+              </w:rPr>
+              <w:t xml:space="preserve"> name</w:t>
+            </w:r>
+            <w:r>
+              <w:rPr>
+                <w:i/>
+                <w:iCs/>
+                <w:sz w:val="20"/>
+                <w:szCs w:val="20"/>
+              </w:rPr>
+              <w:t>:__________________________</w:t>
+            </w:r>
+          </w:p>
+        </w:tc>
+        <w:tc>
+          <w:tcPr>
+            <w:tcW w:w="1083" w:type="dxa"/>
+            <w:tcBorders>
+              <w:bottom w:val="single" w:sz="24" w:space="0" w:color="auto"/>
+            </w:tcBorders>
+          </w:tcPr>
+          <w:p/>
+        </w:tc>
+      </w:tr>
+      <w:tr>
+        <w:trPr>
+          <w:jc w:val="center"/>
+        </w:trPr>
+        <w:tc>
+          <w:tcPr>
+            <w:tcW w:w="4248" w:type="dxa"/>
+            <w:tcBorders>
+              <w:top w:val="single" w:sz="24" w:space="0" w:color="auto"/>
+            </w:tcBorders>
+          </w:tcPr>
+          <w:p>
+            <w:pPr>
+              <w:rPr>
+                <w:b/>
+                <w:bCs/>
+                <w:sz w:val="22"/>
+                <w:szCs w:val="22"/>
+              </w:rPr>
+            </w:pPr>
+            <w:r>
+              <w:rPr>
+                <w:b/>
+                <w:bCs/>
+                <w:sz w:val="22"/>
+                <w:szCs w:val="22"/>
+              </w:rPr>
+              <w:t>Justify your work (</w:t>
+            </w:r>
+            <w:r>
+              <w:rPr>
+                <w:b/>
+                <w:bCs/>
+                <w:sz w:val="22"/>
+                <w:szCs w:val="22"/>
+              </w:rPr>
+              <w:t>1.5</w:t>
+            </w:r>
+            <w:r>
+              <w:rPr>
+                <w:b/>
+                <w:bCs/>
+                <w:sz w:val="22"/>
+                <w:szCs w:val="22"/>
+              </w:rPr>
+              <w:t>)</w:t>
+            </w:r>
+          </w:p>
+          <w:p>
+            <w:pPr>
+              <w:rPr>
+                <w:sz w:val="20"/>
+                <w:szCs w:val="20"/>
+              </w:rPr>
+            </w:pPr>
+            <w:r>
+              <w:rPr>
+                <w:i/>
+                <w:iCs/>
+                <w:sz w:val="20"/>
+                <w:szCs w:val="20"/>
+              </w:rPr>
+              <w:t xml:space="preserve">You can explain and justify your work, including report contents and code. </w:t>
+            </w:r>
+          </w:p>
+        </w:tc>
+        <w:tc>
+          <w:tcPr>
+            <w:tcW w:w="3685" w:type="dxa"/>
+            <w:tcBorders>
+              <w:top w:val="single" w:sz="24" w:space="0" w:color="auto"/>
+            </w:tcBorders>
+          </w:tcPr>
+          <w:p>
+            <w:pPr>
+              <w:rPr>
+                <w:sz w:val="20"/>
+                <w:szCs w:val="20"/>
+              </w:rPr>
+            </w:pPr>
+            <w:r>
+              <w:rPr>
+                <w:i/>
+                <w:iCs/>
+                <w:color w:val="A6A6A6" w:themeColor="background1" w:themeShade="A6"/>
+                <w:sz w:val="20"/>
+                <w:szCs w:val="20"/>
+              </w:rPr>
+              <w:t>Remarks</w:t>
+            </w:r>
+          </w:p>
+        </w:tc>
+        <w:tc>
+          <w:tcPr>
+            <w:tcW w:w="1083" w:type="dxa"/>
+            <w:tcBorders>
+              <w:top w:val="single" w:sz="24" w:space="0" w:color="auto"/>
+            </w:tcBorders>
+          </w:tcPr>
+          <w:p>
+            <w:pPr>
+              <w:rPr>
+                <w:sz w:val="20"/>
+                <w:szCs w:val="20"/>
+              </w:rPr>
+            </w:pPr>
+            <w:r>
+              <w:rPr>
+                <w:i/>
+                <w:iCs/>
+                <w:color w:val="A6A6A6" w:themeColor="background1" w:themeShade="A6"/>
+                <w:sz w:val="20"/>
+                <w:szCs w:val="20"/>
+              </w:rPr>
+              <w:t>Grade</w:t>
+            </w:r>
+          </w:p>
+        </w:tc>
+      </w:tr>
+      <w:tr>
+        <w:trPr>
+          <w:jc w:val="center"/>
+        </w:trPr>
+        <w:tc>
+          <w:tcPr>
+            <w:tcW w:w="4248" w:type="dxa"/>
+            <w:tcBorders>
+              <w:bottom w:val="single" w:sz="4" w:space="0" w:color="auto"/>
+            </w:tcBorders>
+          </w:tcPr>
+          <w:p>
+            <w:pPr>
+              <w:rPr>
+                <w:b/>
+                <w:bCs/>
+                <w:sz w:val="22"/>
+                <w:szCs w:val="22"/>
+              </w:rPr>
+            </w:pPr>
+            <w:r>
+              <w:rPr>
+                <w:b/>
+                <w:bCs/>
+                <w:sz w:val="22"/>
+                <w:szCs w:val="22"/>
+              </w:rPr>
+              <w:t>Demonstrate your knowledge (1</w:t>
+            </w:r>
+            <w:r>
+              <w:rPr>
+                <w:b/>
+                <w:bCs/>
+                <w:sz w:val="22"/>
+                <w:szCs w:val="22"/>
+              </w:rPr>
+              <w:t>.5</w:t>
+            </w:r>
+            <w:r>
+              <w:rPr>
+                <w:b/>
+                <w:bCs/>
+                <w:sz w:val="22"/>
+                <w:szCs w:val="22"/>
+              </w:rPr>
+              <w:t>)</w:t>
+            </w:r>
+          </w:p>
+          <w:p>
+            <w:pPr>
+              <w:rPr>
+                <w:i/>
+                <w:iCs/>
+                <w:sz w:val="20"/>
+                <w:szCs w:val="20"/>
+              </w:rPr>
+            </w:pPr>
+            <w:r>
+              <w:rPr>
+                <w:i/>
+                <w:iCs/>
+                <w:sz w:val="20"/>
+                <w:szCs w:val="20"/>
+              </w:rPr>
+              <w:t xml:space="preserve">You should know the basic necessaries about python programming, object-oriented methods, and fine coding conducts. </w:t>
+            </w:r>
+          </w:p>
+        </w:tc>
+        <w:tc>
+          <w:tcPr>
+            <w:tcW w:w="3685" w:type="dxa"/>
+            <w:tcBorders>
+              <w:bottom w:val="single" w:sz="4" w:space="0" w:color="auto"/>
+            </w:tcBorders>
+          </w:tcPr>
+          <w:p>
+            <w:pPr>
+              <w:rPr>
+                <w:sz w:val="20"/>
+                <w:szCs w:val="20"/>
+              </w:rPr>
+            </w:pPr>
+            <w:r>
+              <w:rPr>
+                <w:i/>
+                <w:iCs/>
+                <w:color w:val="A6A6A6" w:themeColor="background1" w:themeShade="A6"/>
+                <w:sz w:val="20"/>
+                <w:szCs w:val="20"/>
+              </w:rPr>
+              <w:t>Remarks</w:t>
+            </w:r>
+          </w:p>
+        </w:tc>
+        <w:tc>
+          <w:tcPr>
+            <w:tcW w:w="1083" w:type="dxa"/>
+            <w:tcBorders>
+              <w:bottom w:val="single" w:sz="4" w:space="0" w:color="auto"/>
+            </w:tcBorders>
+          </w:tcPr>
+          <w:p>
+            <w:pPr>
+              <w:rPr>
+                <w:sz w:val="20"/>
+                <w:szCs w:val="20"/>
+              </w:rPr>
+            </w:pPr>
+            <w:r>
+              <w:rPr>
+                <w:i/>
+                <w:iCs/>
+                <w:color w:val="A6A6A6" w:themeColor="background1" w:themeShade="A6"/>
+                <w:sz w:val="20"/>
+                <w:szCs w:val="20"/>
+              </w:rPr>
+              <w:t>Grade</w:t>
+            </w:r>
+          </w:p>
+        </w:tc>
+      </w:tr>
+      <w:tr>
+        <w:trPr>
+          <w:jc w:val="center"/>
+        </w:trPr>
+        <w:tc>
+          <w:tcPr>
+            <w:tcW w:w="7933" w:type="dxa"/>
+            <w:gridSpan w:val="2"/>
+            <w:tcBorders>
+              <w:bottom w:val="single" w:sz="24" w:space="0" w:color="auto"/>
+            </w:tcBorders>
+          </w:tcPr>
+          <w:p>
+            <w:pPr>
+              <w:rPr>
+                <w:b/>
+                <w:bCs/>
+              </w:rPr>
+            </w:pPr>
+            <w:r>
+              <w:rPr>
+                <w:b/>
+                <w:bCs/>
+              </w:rPr>
+              <w:t xml:space="preserve">Score </w:t>
+            </w:r>
+          </w:p>
+          <w:p>
+            <w:pPr>
+              <w:rPr>
+                <w:sz w:val="20"/>
+                <w:szCs w:val="20"/>
+              </w:rPr>
+            </w:pPr>
+            <w:r>
+              <w:rPr>
+                <w:i/>
+                <w:iCs/>
+                <w:sz w:val="20"/>
+                <w:szCs w:val="20"/>
+              </w:rPr>
+              <w:t>Max: 3 pts</w:t>
+            </w:r>
+            <w:r>
+              <w:rPr>
+                <w:i/>
+                <w:iCs/>
+                <w:sz w:val="20"/>
+                <w:szCs w:val="20"/>
+              </w:rPr>
+              <w:t xml:space="preserve">                                  </w:t>
+            </w:r>
+            <w:r>
+              <w:rPr>
+                <w:i/>
+                <w:iCs/>
+                <w:sz w:val="20"/>
+                <w:szCs w:val="20"/>
+              </w:rPr>
+              <w:t>(student</w:t>
+            </w:r>
+            <w:r>
+              <w:rPr>
+                <w:i/>
+                <w:iCs/>
+                <w:sz w:val="20"/>
+                <w:szCs w:val="20"/>
+              </w:rPr>
+              <w:t xml:space="preserve"> name</w:t>
+            </w:r>
+            <w:r>
+              <w:rPr>
+                <w:i/>
+                <w:iCs/>
+                <w:sz w:val="20"/>
+                <w:szCs w:val="20"/>
+              </w:rPr>
+              <w:t>:__________________________</w:t>
+            </w:r>
+          </w:p>
+        </w:tc>
+        <w:tc>
+          <w:tcPr>
+            <w:tcW w:w="1083" w:type="dxa"/>
+            <w:tcBorders>
+              <w:bottom w:val="single" w:sz="24" w:space="0" w:color="auto"/>
+            </w:tcBorders>
+          </w:tcPr>
+          <w:p/>
+        </w:tc>
+      </w:tr>
+      <w:tr>
+        <w:trPr>
+          <w:jc w:val="center"/>
+        </w:trPr>
+        <w:tc>
+          <w:tcPr>
+            <w:tcW w:w="4248" w:type="dxa"/>
+            <w:tcBorders>
+              <w:top w:val="single" w:sz="24" w:space="0" w:color="auto"/>
+            </w:tcBorders>
+          </w:tcPr>
+          <w:p>
+            <w:pPr>
+              <w:rPr>
+                <w:b/>
+                <w:bCs/>
+                <w:sz w:val="22"/>
+                <w:szCs w:val="22"/>
+              </w:rPr>
+            </w:pPr>
+            <w:r>
+              <w:rPr>
+                <w:b/>
+                <w:bCs/>
+                <w:sz w:val="22"/>
+                <w:szCs w:val="22"/>
+              </w:rPr>
+              <w:t>Justify your work (</w:t>
+            </w:r>
+            <w:r>
+              <w:rPr>
+                <w:b/>
+                <w:bCs/>
+                <w:sz w:val="22"/>
+                <w:szCs w:val="22"/>
+              </w:rPr>
+              <w:t>1.5</w:t>
+            </w:r>
+            <w:r>
+              <w:rPr>
+                <w:b/>
+                <w:bCs/>
+                <w:sz w:val="22"/>
+                <w:szCs w:val="22"/>
+              </w:rPr>
+              <w:t>)</w:t>
+            </w:r>
+          </w:p>
+          <w:p>
+            <w:pPr>
+              <w:rPr>
+                <w:sz w:val="20"/>
+                <w:szCs w:val="20"/>
+              </w:rPr>
+            </w:pPr>
+            <w:r>
+              <w:rPr>
+                <w:i/>
+                <w:iCs/>
+                <w:sz w:val="20"/>
+                <w:szCs w:val="20"/>
+              </w:rPr>
+              <w:t xml:space="preserve">You can explain and justify your work, including report contents and code. </w:t>
+            </w:r>
+          </w:p>
+        </w:tc>
+        <w:tc>
+          <w:tcPr>
+            <w:tcW w:w="3685" w:type="dxa"/>
+            <w:tcBorders>
+              <w:top w:val="single" w:sz="24" w:space="0" w:color="auto"/>
+            </w:tcBorders>
+          </w:tcPr>
+          <w:p>
+            <w:pPr>
+              <w:rPr>
+                <w:sz w:val="20"/>
+                <w:szCs w:val="20"/>
+              </w:rPr>
+            </w:pPr>
+            <w:r>
+              <w:rPr>
+                <w:i/>
+                <w:iCs/>
+                <w:color w:val="A6A6A6" w:themeColor="background1" w:themeShade="A6"/>
+                <w:sz w:val="20"/>
+                <w:szCs w:val="20"/>
+              </w:rPr>
+              <w:t>Remarks</w:t>
+            </w:r>
+          </w:p>
+        </w:tc>
+        <w:tc>
+          <w:tcPr>
+            <w:tcW w:w="1083" w:type="dxa"/>
+            <w:tcBorders>
+              <w:top w:val="single" w:sz="24" w:space="0" w:color="auto"/>
+            </w:tcBorders>
+          </w:tcPr>
+          <w:p>
+            <w:pPr>
+              <w:rPr>
+                <w:sz w:val="20"/>
+                <w:szCs w:val="20"/>
+              </w:rPr>
+            </w:pPr>
+            <w:r>
+              <w:rPr>
+                <w:i/>
+                <w:iCs/>
+                <w:color w:val="A6A6A6" w:themeColor="background1" w:themeShade="A6"/>
+                <w:sz w:val="20"/>
+                <w:szCs w:val="20"/>
+              </w:rPr>
+              <w:t>Grade</w:t>
+            </w:r>
+          </w:p>
+        </w:tc>
+      </w:tr>
+      <w:tr>
+        <w:trPr>
+          <w:jc w:val="center"/>
+        </w:trPr>
+        <w:tc>
+          <w:tcPr>
+            <w:tcW w:w="4248" w:type="dxa"/>
+            <w:tcBorders>
+              <w:bottom w:val="single" w:sz="4" w:space="0" w:color="auto"/>
+            </w:tcBorders>
+          </w:tcPr>
+          <w:p>
+            <w:pPr>
+              <w:rPr>
+                <w:b/>
+                <w:bCs/>
+                <w:sz w:val="22"/>
+                <w:szCs w:val="22"/>
+              </w:rPr>
+            </w:pPr>
+            <w:r>
+              <w:rPr>
+                <w:b/>
+                <w:bCs/>
+                <w:sz w:val="22"/>
+                <w:szCs w:val="22"/>
+              </w:rPr>
+              <w:t>Demonstrate your knowledge (1</w:t>
+            </w:r>
+            <w:r>
+              <w:rPr>
+                <w:b/>
+                <w:bCs/>
+                <w:sz w:val="22"/>
+                <w:szCs w:val="22"/>
+              </w:rPr>
+              <w:t>.5</w:t>
+            </w:r>
+            <w:r>
+              <w:rPr>
+                <w:b/>
+                <w:bCs/>
+                <w:sz w:val="22"/>
+                <w:szCs w:val="22"/>
+              </w:rPr>
+              <w:t>)</w:t>
+            </w:r>
+          </w:p>
+          <w:p>
+            <w:pPr>
+              <w:rPr>
+                <w:i/>
+                <w:iCs/>
+                <w:sz w:val="20"/>
+                <w:szCs w:val="20"/>
+              </w:rPr>
+            </w:pPr>
+            <w:r>
+              <w:rPr>
+                <w:i/>
+                <w:iCs/>
+                <w:sz w:val="20"/>
+                <w:szCs w:val="20"/>
+              </w:rPr>
+              <w:t xml:space="preserve">You should know the basic necessaries about python programming, object-oriented methods, and fine coding conducts. </w:t>
+            </w:r>
+          </w:p>
+        </w:tc>
+        <w:tc>
+          <w:tcPr>
+            <w:tcW w:w="3685" w:type="dxa"/>
+            <w:tcBorders>
+              <w:bottom w:val="single" w:sz="4" w:space="0" w:color="auto"/>
+            </w:tcBorders>
+          </w:tcPr>
+          <w:p>
+            <w:pPr>
+              <w:rPr>
+                <w:sz w:val="20"/>
+                <w:szCs w:val="20"/>
+              </w:rPr>
+            </w:pPr>
+            <w:r>
+              <w:rPr>
+                <w:i/>
+                <w:iCs/>
+                <w:color w:val="A6A6A6" w:themeColor="background1" w:themeShade="A6"/>
+                <w:sz w:val="20"/>
+                <w:szCs w:val="20"/>
+              </w:rPr>
+              <w:t>Remarks</w:t>
+            </w:r>
+          </w:p>
+        </w:tc>
+        <w:tc>
+          <w:tcPr>
+            <w:tcW w:w="1083" w:type="dxa"/>
+            <w:tcBorders>
+              <w:bottom w:val="single" w:sz="4" w:space="0" w:color="auto"/>
+            </w:tcBorders>
+          </w:tcPr>
+          <w:p>
+            <w:pPr>
+              <w:rPr>
+                <w:sz w:val="20"/>
+                <w:szCs w:val="20"/>
+              </w:rPr>
+            </w:pPr>
+            <w:r>
+              <w:rPr>
+                <w:i/>
+                <w:iCs/>
+                <w:color w:val="A6A6A6" w:themeColor="background1" w:themeShade="A6"/>
+                <w:sz w:val="20"/>
+                <w:szCs w:val="20"/>
+              </w:rPr>
+              <w:t>Grade</w:t>
+            </w:r>
+          </w:p>
+        </w:tc>
+      </w:tr>
+      <w:tr>
+        <w:trPr>
+          <w:jc w:val="center"/>
+        </w:trPr>
+        <w:tc>
+          <w:tcPr>
+            <w:tcW w:w="7933" w:type="dxa"/>
+            <w:gridSpan w:val="2"/>
+            <w:tcBorders>
+              <w:bottom w:val="single" w:sz="24" w:space="0" w:color="auto"/>
+            </w:tcBorders>
+          </w:tcPr>
+          <w:p>
+            <w:pPr>
+              <w:rPr>
+                <w:b/>
+                <w:bCs/>
+              </w:rPr>
+            </w:pPr>
+            <w:r>
+              <w:rPr>
+                <w:b/>
+                <w:bCs/>
+              </w:rPr>
+              <w:t xml:space="preserve">Score </w:t>
+            </w:r>
+          </w:p>
+          <w:p>
+            <w:pPr>
+              <w:rPr>
+                <w:sz w:val="20"/>
+                <w:szCs w:val="20"/>
+              </w:rPr>
+            </w:pPr>
+            <w:r>
+              <w:rPr>
+                <w:i/>
+                <w:iCs/>
+                <w:sz w:val="20"/>
+                <w:szCs w:val="20"/>
+              </w:rPr>
+              <w:t>Max: 3 pts</w:t>
+            </w:r>
+            <w:r>
+              <w:rPr>
+                <w:i/>
+                <w:iCs/>
+                <w:sz w:val="20"/>
+                <w:szCs w:val="20"/>
+              </w:rPr>
+              <w:t xml:space="preserve">                                  </w:t>
+            </w:r>
+            <w:r>
+              <w:rPr>
+                <w:i/>
+                <w:iCs/>
+                <w:sz w:val="20"/>
+                <w:szCs w:val="20"/>
+              </w:rPr>
+              <w:t>(student</w:t>
+            </w:r>
+            <w:r>
+              <w:rPr>
+                <w:i/>
+                <w:iCs/>
+                <w:sz w:val="20"/>
+                <w:szCs w:val="20"/>
+              </w:rPr>
+              <w:t xml:space="preserve"> name</w:t>
+            </w:r>
+            <w:r>
+              <w:rPr>
+                <w:i/>
+                <w:iCs/>
+                <w:sz w:val="20"/>
+                <w:szCs w:val="20"/>
+              </w:rPr>
+              <w:t>:__________________________</w:t>
+            </w:r>
+          </w:p>
+        </w:tc>
+        <w:tc>
+          <w:tcPr>
+            <w:tcW w:w="1083" w:type="dxa"/>
+            <w:tcBorders>
+              <w:bottom w:val="single" w:sz="24" w:space="0" w:color="auto"/>
+            </w:tcBorders>
+          </w:tcPr>
+          <w:p/>
+        </w:tc>
+      </w:tr>
+      <w:tr>
+        <w:trPr>
+          <w:jc w:val="center"/>
+        </w:trPr>
+        <w:tc>
+          <w:tcPr>
+            <w:tcW w:w="4248" w:type="dxa"/>
+            <w:tcBorders>
+              <w:top w:val="single" w:sz="24" w:space="0" w:color="auto"/>
+            </w:tcBorders>
+          </w:tcPr>
+          <w:p>
+            <w:pPr>
+              <w:rPr>
+                <w:b/>
+                <w:bCs/>
+                <w:sz w:val="22"/>
+                <w:szCs w:val="22"/>
+              </w:rPr>
+            </w:pPr>
+            <w:r>
+              <w:rPr>
+                <w:b/>
+                <w:bCs/>
+                <w:sz w:val="22"/>
+                <w:szCs w:val="22"/>
+              </w:rPr>
+              <w:t>Justify your work (</w:t>
+            </w:r>
+            <w:r>
+              <w:rPr>
+                <w:b/>
+                <w:bCs/>
+                <w:sz w:val="22"/>
+                <w:szCs w:val="22"/>
+              </w:rPr>
+              <w:t>1.5</w:t>
+            </w:r>
+            <w:r>
+              <w:rPr>
+                <w:b/>
+                <w:bCs/>
+                <w:sz w:val="22"/>
+                <w:szCs w:val="22"/>
+              </w:rPr>
+              <w:t>)</w:t>
+            </w:r>
+          </w:p>
+          <w:p>
+            <w:pPr>
+              <w:rPr>
+                <w:sz w:val="20"/>
+                <w:szCs w:val="20"/>
+              </w:rPr>
+            </w:pPr>
+            <w:r>
+              <w:rPr>
+                <w:i/>
+                <w:iCs/>
+                <w:sz w:val="20"/>
+                <w:szCs w:val="20"/>
+              </w:rPr>
+              <w:t xml:space="preserve">You can explain and justify your work, including report contents and code. </w:t>
+            </w:r>
+          </w:p>
+        </w:tc>
+        <w:tc>
+          <w:tcPr>
+            <w:tcW w:w="3685" w:type="dxa"/>
+            <w:tcBorders>
+              <w:top w:val="single" w:sz="24" w:space="0" w:color="auto"/>
+            </w:tcBorders>
+          </w:tcPr>
+          <w:p>
+            <w:pPr>
+              <w:rPr>
+                <w:sz w:val="20"/>
+                <w:szCs w:val="20"/>
+              </w:rPr>
+            </w:pPr>
+            <w:r>
+              <w:rPr>
+                <w:i/>
+                <w:iCs/>
+                <w:color w:val="A6A6A6" w:themeColor="background1" w:themeShade="A6"/>
+                <w:sz w:val="20"/>
+                <w:szCs w:val="20"/>
+              </w:rPr>
+              <w:t>Remarks</w:t>
+            </w:r>
+          </w:p>
+        </w:tc>
+        <w:tc>
+          <w:tcPr>
+            <w:tcW w:w="1083" w:type="dxa"/>
+            <w:tcBorders>
+              <w:top w:val="single" w:sz="24" w:space="0" w:color="auto"/>
+            </w:tcBorders>
+          </w:tcPr>
+          <w:p>
+            <w:pPr>
+              <w:rPr>
+                <w:sz w:val="20"/>
+                <w:szCs w:val="20"/>
+              </w:rPr>
+            </w:pPr>
+            <w:r>
+              <w:rPr>
+                <w:i/>
+                <w:iCs/>
+                <w:color w:val="A6A6A6" w:themeColor="background1" w:themeShade="A6"/>
+                <w:sz w:val="20"/>
+                <w:szCs w:val="20"/>
+              </w:rPr>
+              <w:t>Grade</w:t>
+            </w:r>
+          </w:p>
+        </w:tc>
+      </w:tr>
+      <w:tr>
+        <w:trPr>
+          <w:jc w:val="center"/>
+        </w:trPr>
+        <w:tc>
+          <w:tcPr>
+            <w:tcW w:w="4248" w:type="dxa"/>
+          </w:tcPr>
+          <w:p>
+            <w:pPr>
+              <w:rPr>
+                <w:b/>
+                <w:bCs/>
+                <w:sz w:val="22"/>
+                <w:szCs w:val="22"/>
+              </w:rPr>
+            </w:pPr>
+            <w:r>
+              <w:rPr>
+                <w:b/>
+                <w:bCs/>
+                <w:sz w:val="22"/>
+                <w:szCs w:val="22"/>
+              </w:rPr>
+              <w:t>Demonstrate your knowledge (1</w:t>
+            </w:r>
+            <w:r>
+              <w:rPr>
+                <w:b/>
+                <w:bCs/>
+                <w:sz w:val="22"/>
+                <w:szCs w:val="22"/>
+              </w:rPr>
+              <w:t>.5</w:t>
+            </w:r>
+            <w:r>
+              <w:rPr>
+                <w:b/>
+                <w:bCs/>
+                <w:sz w:val="22"/>
+                <w:szCs w:val="22"/>
+              </w:rPr>
+              <w:t>)</w:t>
+            </w:r>
+          </w:p>
+          <w:p>
+            <w:pPr>
+              <w:rPr>
+                <w:i/>
+                <w:iCs/>
+                <w:sz w:val="20"/>
+                <w:szCs w:val="20"/>
+              </w:rPr>
+            </w:pPr>
+            <w:r>
+              <w:rPr>
+                <w:i/>
+                <w:iCs/>
+                <w:sz w:val="20"/>
+                <w:szCs w:val="20"/>
+              </w:rPr>
+              <w:t xml:space="preserve">You should know the basic necessaries about python programming, object-oriented methods, and fine coding conducts. </w:t>
+            </w:r>
+          </w:p>
+        </w:tc>
+        <w:tc>
+          <w:tcPr>
+            <w:tcW w:w="3685" w:type="dxa"/>
+          </w:tcPr>
+          <w:p>
+            <w:pPr>
+              <w:rPr>
+                <w:sz w:val="20"/>
+                <w:szCs w:val="20"/>
+              </w:rPr>
+            </w:pPr>
+            <w:r>
+              <w:rPr>
+                <w:i/>
+                <w:iCs/>
+                <w:color w:val="A6A6A6" w:themeColor="background1" w:themeShade="A6"/>
+                <w:sz w:val="20"/>
+                <w:szCs w:val="20"/>
+              </w:rPr>
+              <w:t>Remarks</w:t>
+            </w:r>
+          </w:p>
+        </w:tc>
+        <w:tc>
+          <w:tcPr>
+            <w:tcW w:w="1083" w:type="dxa"/>
+          </w:tcPr>
+          <w:p>
+            <w:pPr>
+              <w:rPr>
+                <w:sz w:val="20"/>
+                <w:szCs w:val="20"/>
+              </w:rPr>
+            </w:pPr>
+            <w:r>
+              <w:rPr>
+                <w:i/>
+                <w:iCs/>
+                <w:color w:val="A6A6A6" w:themeColor="background1" w:themeShade="A6"/>
+                <w:sz w:val="20"/>
+                <w:szCs w:val="20"/>
+              </w:rPr>
+              <w:t>Grade</w:t>
+            </w:r>
+          </w:p>
+        </w:tc>
+      </w:tr>
+      <w:tr>
+        <w:trPr>
+          <w:jc w:val="center"/>
+        </w:trPr>
+        <w:tc>
+          <w:tcPr>
+            <w:tcW w:w="7933" w:type="dxa"/>
+            <w:gridSpan w:val="2"/>
+          </w:tcPr>
+          <w:p>
+            <w:pPr>
+              <w:rPr>
+                <w:b/>
+                <w:bCs/>
+              </w:rPr>
+            </w:pPr>
+            <w:r>
+              <w:rPr>
+                <w:b/>
+                <w:bCs/>
+              </w:rPr>
+              <w:t xml:space="preserve">Score </w:t>
+            </w:r>
+          </w:p>
+          <w:p>
+            <w:pPr>
+              <w:rPr>
+                <w:sz w:val="20"/>
+                <w:szCs w:val="20"/>
+              </w:rPr>
+            </w:pPr>
+            <w:r>
+              <w:rPr>
+                <w:i/>
+                <w:iCs/>
+                <w:sz w:val="20"/>
+                <w:szCs w:val="20"/>
+              </w:rPr>
+              <w:t>Max: 3 pts</w:t>
+            </w:r>
+            <w:r>
+              <w:rPr>
+                <w:i/>
+                <w:iCs/>
+                <w:sz w:val="20"/>
+                <w:szCs w:val="20"/>
+              </w:rPr>
+              <w:t xml:space="preserve">                                  </w:t>
+            </w:r>
+            <w:r>
+              <w:rPr>
+                <w:i/>
+                <w:iCs/>
+                <w:sz w:val="20"/>
+                <w:szCs w:val="20"/>
+              </w:rPr>
+              <w:t>(student</w:t>
+            </w:r>
+            <w:r>
+              <w:rPr>
+                <w:i/>
+                <w:iCs/>
+                <w:sz w:val="20"/>
+                <w:szCs w:val="20"/>
+              </w:rPr>
+              <w:t xml:space="preserve"> name</w:t>
+            </w:r>
+            <w:r>
+              <w:rPr>
+                <w:i/>
+                <w:iCs/>
+                <w:sz w:val="20"/>
+                <w:szCs w:val="20"/>
+              </w:rPr>
+              <w:t>:__________________________</w:t>
+            </w:r>
+          </w:p>
+        </w:tc>
+        <w:tc>
+          <w:tcPr>
+            <w:tcW w:w="1083" w:type="dxa"/>
+          </w:tcPr>
+          <w:p/>
+        </w:tc>
+      </w:tr>
+    </w:tbl>
+    <w:p>
+      <w:pPr>
+        <w:pStyle w:val="Heading2"/>
+      </w:pPr>
+    </w:p>
+    <w:p>
+      <w:pPr>
+        <w:pStyle w:val="Heading2"/>
+      </w:pPr>
+      <w:r>
+        <w:rPr>
+          <w:noProof/>
+        </w:rPr>
+        <mc:AlternateContent>
+          <mc:Choice Requires="wps">
+            <w:drawing>
+              <wp:anchor distT="0" distB="0" distL="114300" distR="114300" simplePos="0" relativeHeight="251677696" behindDoc="0" locked="0" layoutInCell="1" allowOverlap="1" wp14:anchorId="2FC8D624" wp14:editId="34E05594">
+                <wp:simplePos x="0" y="0"/>
+                <wp:positionH relativeFrom="column">
+                  <wp:posOffset>4467225</wp:posOffset>
+                </wp:positionH>
+                <wp:positionV relativeFrom="paragraph">
+                  <wp:posOffset>33655</wp:posOffset>
+                </wp:positionV>
+                <wp:extent cx="1752600" cy="295275"/>
+                <wp:effectExtent l="0" t="0" r="19050" b="28575"/>
+                <wp:wrapNone/>
+                <wp:docPr id="12" name="Rectangle 12"/>
+                <wp:cNvGraphicFramePr/>
+                <a:graphic xmlns:a="http://schemas.openxmlformats.org/drawingml/2006/main">
+                  <a:graphicData uri="http://schemas.microsoft.com/office/word/2010/wordprocessingShape">
+                    <wps:wsp>
+                      <wps:cNvSpPr/>
+                      <wps:spPr>
+                        <a:xfrm>
+                          <a:off x="0" y="0"/>
+                          <a:ext cx="1752600" cy="295275"/>
+                        </a:xfrm>
+                        <a:prstGeom prst="rect">
+                          <a:avLst/>
+                        </a:prstGeom>
+                        <a:noFill/>
+                        <a:ln w="19050">
+                          <a:solidFill>
+                            <a:schemeClr val="tx1"/>
+                          </a:solidFill>
+                        </a:ln>
+                      </wps:spPr>
+                      <wps:style>
+                        <a:lnRef idx="2">
+                          <a:schemeClr val="accent1">
+                            <a:shade val="50000"/>
+                          </a:schemeClr>
+                        </a:lnRef>
+                        <a:fillRef idx="1">
+                          <a:schemeClr val="accent1"/>
+                        </a:fillRef>
+                        <a:effectRef idx="0">
+                          <a:schemeClr val="accent1"/>
+                        </a:effectRef>
+                        <a:fontRef idx="minor">
+                          <a:schemeClr val="lt1"/>
+                        </a:fontRef>
+                      </wps:style>
+                      <wps:bodyPr rot="0" spcFirstLastPara="0" vertOverflow="overflow" horzOverflow="overflow" vert="horz" wrap="square" lIns="91440" tIns="45720" rIns="91440" bIns="45720" numCol="1" spcCol="0" rtlCol="0" fromWordArt="0" anchor="ctr" anchorCtr="0" forceAA="0" compatLnSpc="1">
+                        <a:prstTxWarp prst="textNoShape">
+                          <a:avLst/>
+                        </a:prstTxWarp>
+                        <a:noAutofit/>
+                      </wps:bodyPr>
+                    </wps:wsp>
+                  </a:graphicData>
+                </a:graphic>
+                <wp14:sizeRelH relativeFrom="margin">
+                  <wp14:pctWidth>0</wp14:pctWidth>
+                </wp14:sizeRelH>
+                <wp14:sizeRelV relativeFrom="margin">
+                  <wp14:pctHeight>0</wp14:pctHeight>
+                </wp14:sizeRelV>
+              </wp:anchor>
+            </w:drawing>
+          </mc:Choice>
+          <mc:Fallback>
+            <w:pict>
+              <v:rect w14:anchorId="58ABBDE8" id="Rectangle 12" o:spid="_x0000_s1026" style="position:absolute;margin-left:351.75pt;margin-top:2.65pt;width:138pt;height:23.25pt;z-index:251677696;visibility:visible;mso-wrap-style:square;mso-width-percent:0;mso-height-percent:0;mso-wrap-distance-left:9pt;mso-wrap-distance-top:0;mso-wrap-distance-right:9pt;mso-wrap-distance-bottom:0;mso-position-horizontal:absolute;mso-position-horizontal-relative:text;mso-position-vertical:absolute;mso-position-vertical-relative:text;mso-width-percent:0;mso-height-percent:0;mso-width-relative:margin;mso-height-relative:margin;v-text-anchor:middle" o:gfxdata="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" filled="f" strokecolor="black [3213]" strokeweight="1.5pt"/>
+            </w:pict>
+          </mc:Fallback>
+        </mc:AlternateContent>
+      </w:r>
+      <w:r>
+        <w:t>Final score calculation</w:t>
+      </w:r>
+    </w:p>
     <w:p>
       <w:pPr>
         <w:pStyle w:val="ListParagraph"/>
       </w:pPr>
+      <w:r>
+        <w:t>MIN{ PartA + PartB + PartC , 10}= Final score</w:t>
+      </w:r>
     </w:p>
     <w:sectPr>
       <w:pgSz w:w="11906" w:h="16838" w:code="9"/>
@@ -6330,6 +9317,92 @@
     </w:lvl>
   </w:abstractNum>
   <w:abstractNum w:abstractNumId="9" w15:restartNumberingAfterBreak="0">
+    <w:nsid w:val="43781E70"/>
+    <w:multiLevelType w:val="hybridMultilevel"/>
+    <w:tmpl w:val="AF60883E"/>
+    <w:lvl w:ilvl="0" w:tplc="0409000F">
+      <w:start w:val="1"/>
+      <w:numFmt w:val="decimal"/>
+      <w:lvlText w:val="%1."/>
+      <w:lvlJc w:val="left"/>
+      <w:pPr>
+        <w:ind w:left="720" w:hanging="360"/>
+      </w:pPr>
+    </w:lvl>
+    <w:lvl w:ilvl="1" w:tplc="04090019">
+      <w:start w:val="1"/>
+      <w:numFmt w:val="lowerLetter"/>
+      <w:lvlText w:val="%2."/>
+      <w:lvlJc w:val="left"/>
+      <w:pPr>
+        <w:ind w:left="1440" w:hanging="360"/>
+      </w:pPr>
+    </w:lvl>
+    <w:lvl w:ilvl="2" w:tplc="0409001B" w:tentative="1">
+      <w:start w:val="1"/>
+      <w:numFmt w:val="lowerRoman"/>
+      <w:lvlText w:val="%3."/>
+      <w:lvlJc w:val="right"/>
+      <w:pPr>
+        <w:ind w:left="2160" w:hanging="180"/>
+      </w:pPr>
+    </w:lvl>
+    <w:lvl w:ilvl="3" w:tplc="0409000F" w:tentative="1">
+      <w:start w:val="1"/>
+      <w:numFmt w:val="decimal"/>
+      <w:lvlText w:val="%4."/>
+      <w:lvlJc w:val="left"/>
+      <w:pPr>
+        <w:ind w:left="2880" w:hanging="360"/>
+      </w:pPr>
+    </w:lvl>
+    <w:lvl w:ilvl="4" w:tplc="04090019" w:tentative="1">
+      <w:start w:val="1"/>
+      <w:numFmt w:val="lowerLetter"/>
+      <w:lvlText w:val="%5."/>
+      <w:lvlJc w:val="left"/>
+      <w:pPr>
+        <w:ind w:left="3600" w:hanging="360"/>
+      </w:pPr>
+    </w:lvl>
+    <w:lvl w:ilvl="5" w:tplc="0409001B" w:tentative="1">
+      <w:start w:val="1"/>
+      <w:numFmt w:val="lowerRoman"/>
+      <w:lvlText w:val="%6."/>
+      <w:lvlJc w:val="right"/>
+      <w:pPr>
+        <w:ind w:left="4320" w:hanging="180"/>
+      </w:pPr>
+    </w:lvl>
+    <w:lvl w:ilvl="6" w:tplc="0409000F" w:tentative="1">
+      <w:start w:val="1"/>
+      <w:numFmt w:val="decimal"/>
+      <w:lvlText w:val="%7."/>
+      <w:lvlJc w:val="left"/>
+      <w:pPr>
+        <w:ind w:left="5040" w:hanging="360"/>
+      </w:pPr>
+    </w:lvl>
+    <w:lvl w:ilvl="7" w:tplc="04090019" w:tentative="1">
+      <w:start w:val="1"/>
+      <w:numFmt w:val="lowerLetter"/>
+      <w:lvlText w:val="%8."/>
+      <w:lvlJc w:val="left"/>
+      <w:pPr>
+        <w:ind w:left="5760" w:hanging="360"/>
+      </w:pPr>
+    </w:lvl>
+    <w:lvl w:ilvl="8" w:tplc="0409001B" w:tentative="1">
+      <w:start w:val="1"/>
+      <w:numFmt w:val="lowerRoman"/>
+      <w:lvlText w:val="%9."/>
+      <w:lvlJc w:val="right"/>
+      <w:pPr>
+        <w:ind w:left="6480" w:hanging="180"/>
+      </w:pPr>
+    </w:lvl>
+  </w:abstractNum>
+  <w:abstractNum w:abstractNumId="10" w15:restartNumberingAfterBreak="0">
     <w:nsid w:val="460564C0"/>
     <w:multiLevelType w:val="hybridMultilevel"/>
     <w:tmpl w:val="DD2A28FE"/>
@@ -6442,7 +9515,7 @@
       </w:rPr>
     </w:lvl>
   </w:abstractNum>
-  <w:abstractNum w:abstractNumId="10" w15:restartNumberingAfterBreak="0">
+  <w:abstractNum w:abstractNumId="11" w15:restartNumberingAfterBreak="0">
     <w:nsid w:val="4A321BBF"/>
     <w:multiLevelType w:val="multilevel"/>
     <w:tmpl w:val="3118E628"/>
@@ -6555,7 +9628,7 @@
       </w:rPr>
     </w:lvl>
   </w:abstractNum>
-  <w:abstractNum w:abstractNumId="11" w15:restartNumberingAfterBreak="0">
+  <w:abstractNum w:abstractNumId="12" w15:restartNumberingAfterBreak="0">
     <w:nsid w:val="4C5F2A80"/>
     <w:multiLevelType w:val="hybridMultilevel"/>
     <w:tmpl w:val="32F41446"/>
@@ -6668,7 +9741,7 @@
       </w:rPr>
     </w:lvl>
   </w:abstractNum>
-  <w:abstractNum w:abstractNumId="12" w15:restartNumberingAfterBreak="0">
+  <w:abstractNum w:abstractNumId="13" w15:restartNumberingAfterBreak="0">
     <w:nsid w:val="52AE187C"/>
     <w:multiLevelType w:val="hybridMultilevel"/>
     <w:tmpl w:val="881630B2"/>
@@ -6782,7 +9855,7 @@
       </w:rPr>
     </w:lvl>
   </w:abstractNum>
-  <w:abstractNum w:abstractNumId="13" w15:restartNumberingAfterBreak="0">
+  <w:abstractNum w:abstractNumId="14" w15:restartNumberingAfterBreak="0">
     <w:nsid w:val="603351BB"/>
     <w:multiLevelType w:val="hybridMultilevel"/>
     <w:tmpl w:val="50C651A0"/>
@@ -6895,7 +9968,7 @@
       </w:rPr>
     </w:lvl>
   </w:abstractNum>
-  <w:abstractNum w:abstractNumId="14" w15:restartNumberingAfterBreak="0">
+  <w:abstractNum w:abstractNumId="15" w15:restartNumberingAfterBreak="0">
     <w:nsid w:val="636D2330"/>
     <w:multiLevelType w:val="hybridMultilevel"/>
     <w:tmpl w:val="45288FEC"/>
@@ -6981,7 +10054,7 @@
       </w:pPr>
     </w:lvl>
   </w:abstractNum>
-  <w:abstractNum w:abstractNumId="15" w15:restartNumberingAfterBreak="0">
+  <w:abstractNum w:abstractNumId="16" w15:restartNumberingAfterBreak="0">
     <w:nsid w:val="69E82438"/>
     <w:multiLevelType w:val="multilevel"/>
     <w:tmpl w:val="41663632"/>
@@ -7094,7 +10167,7 @@
       </w:rPr>
     </w:lvl>
   </w:abstractNum>
-  <w:abstractNum w:abstractNumId="16" w15:restartNumberingAfterBreak="0">
+  <w:abstractNum w:abstractNumId="17" w15:restartNumberingAfterBreak="0">
     <w:nsid w:val="6AE22F45"/>
     <w:multiLevelType w:val="multilevel"/>
     <w:tmpl w:val="79B471AA"/>
@@ -7215,7 +10288,7 @@
       </w:rPr>
     </w:lvl>
   </w:abstractNum>
-  <w:abstractNum w:abstractNumId="17" w15:restartNumberingAfterBreak="0">
+  <w:abstractNum w:abstractNumId="18" w15:restartNumberingAfterBreak="0">
     <w:nsid w:val="742D4498"/>
     <w:multiLevelType w:val="multilevel"/>
     <w:tmpl w:val="79B471AA"/>
@@ -7335,7 +10408,7 @@
       </w:rPr>
     </w:lvl>
   </w:abstractNum>
-  <w:abstractNum w:abstractNumId="18" w15:restartNumberingAfterBreak="0">
+  <w:abstractNum w:abstractNumId="19" w15:restartNumberingAfterBreak="0">
     <w:nsid w:val="7BC57908"/>
     <w:multiLevelType w:val="hybridMultilevel"/>
     <w:tmpl w:val="FD7627D8"/>
@@ -7448,7 +10521,7 @@
       </w:rPr>
     </w:lvl>
   </w:abstractNum>
-  <w:abstractNum w:abstractNumId="19" w15:restartNumberingAfterBreak="0">
+  <w:abstractNum w:abstractNumId="20" w15:restartNumberingAfterBreak="0">
     <w:nsid w:val="7EDC14B5"/>
     <w:multiLevelType w:val="hybridMultilevel"/>
     <w:tmpl w:val="0B60BEF8"/>
@@ -7565,13 +10638,13 @@
     <w:abstractNumId w:val="2"/>
   </w:num>
   <w:num w:numId="2">
-    <w:abstractNumId w:val="9"/>
+    <w:abstractNumId w:val="10"/>
   </w:num>
   <w:num w:numId="3">
-    <w:abstractNumId w:val="13"/>
+    <w:abstractNumId w:val="14"/>
   </w:num>
   <w:num w:numId="4">
-    <w:abstractNumId w:val="16"/>
+    <w:abstractNumId w:val="17"/>
   </w:num>
   <w:num w:numId="5">
     <w:abstractNumId w:val="3"/>
@@ -7583,10 +10656,10 @@
     <w:abstractNumId w:val="7"/>
   </w:num>
   <w:num w:numId="8">
-    <w:abstractNumId w:val="10"/>
+    <w:abstractNumId w:val="11"/>
   </w:num>
   <w:num w:numId="9">
-    <w:abstractNumId w:val="15"/>
+    <w:abstractNumId w:val="16"/>
   </w:num>
   <w:num w:numId="10">
     <w:abstractNumId w:val="1"/>
@@ -7595,13 +10668,13 @@
     <w:abstractNumId w:val="8"/>
   </w:num>
   <w:num w:numId="12">
-    <w:abstractNumId w:val="19"/>
+    <w:abstractNumId w:val="20"/>
   </w:num>
   <w:num w:numId="13">
-    <w:abstractNumId w:val="12"/>
+    <w:abstractNumId w:val="13"/>
   </w:num>
   <w:num w:numId="14">
-    <w:abstractNumId w:val="18"/>
+    <w:abstractNumId w:val="19"/>
   </w:num>
   <w:num w:numId="15">
     <w:abstractNumId w:val="4"/>
@@ -7610,22 +10683,58 @@
     <w:abstractNumId w:val="6"/>
   </w:num>
   <w:num w:numId="17">
-    <w:abstractNumId w:val="16"/>
+    <w:abstractNumId w:val="17"/>
   </w:num>
   <w:num w:numId="18">
-    <w:abstractNumId w:val="11"/>
+    <w:abstractNumId w:val="12"/>
   </w:num>
   <w:num w:numId="19">
     <w:abstractNumId w:val="0"/>
   </w:num>
   <w:num w:numId="20">
-    <w:abstractNumId w:val="16"/>
+    <w:abstractNumId w:val="17"/>
   </w:num>
   <w:num w:numId="21">
-    <w:abstractNumId w:val="17"/>
+    <w:abstractNumId w:val="18"/>
   </w:num>
   <w:num w:numId="22">
-    <w:abstractNumId w:val="14"/>
+    <w:abstractNumId w:val="15"/>
+  </w:num>
+  <w:num w:numId="23">
+    <w:abstractNumId w:val="9"/>
+  </w:num>
+  <w:num w:numId="24">
+    <w:abstractNumId w:val="17"/>
+    <w:lvlOverride w:ilvl="0">
+      <w:startOverride w:val="1"/>
+    </w:lvlOverride>
+    <w:lvlOverride w:ilvl="1">
+      <w:startOverride w:val="1"/>
+    </w:lvlOverride>
+    <w:lvlOverride w:ilvl="2">
+      <w:startOverride w:val="1"/>
+    </w:lvlOverride>
+    <w:lvlOverride w:ilvl="3">
+      <w:startOverride w:val="1"/>
+    </w:lvlOverride>
+    <w:lvlOverride w:ilvl="4">
+      <w:startOverride w:val="1"/>
+    </w:lvlOverride>
+    <w:lvlOverride w:ilvl="5">
+      <w:startOverride w:val="1"/>
+    </w:lvlOverride>
+    <w:lvlOverride w:ilvl="6">
+      <w:startOverride w:val="1"/>
+    </w:lvlOverride>
+    <w:lvlOverride w:ilvl="7">
+      <w:startOverride w:val="1"/>
+    </w:lvlOverride>
+    <w:lvlOverride w:ilvl="8">
+      <w:startOverride w:val="1"/>
+    </w:lvlOverride>
+  </w:num>
+  <w:num w:numId="25">
+    <w:abstractNumId w:val="17"/>
   </w:num>
 </w:numbering>
 </file>
